--- a/03-项目课题/26.0618-数智化生产支撑系统(JBFG)/20-解决方案/模板体系/JBFG-应标版样张.docx
+++ b/03-项目课题/26.0618-数智化生产支撑系统(JBFG)/20-解决方案/模板体系/JBFG-应标版样张.docx
@@ -35,7 +35,7 @@
     </w:p>
     <w:p>
       <w:pPr>
-        <w:spacing w:before="480"/>
+        <w:spacing w:before="480" w:after="0"/>
       </w:pPr>
     </w:p>
     <w:p>
@@ -57,6 +57,7 @@
     </w:p>
     <w:p>
       <w:pPr>
+        <w:spacing w:before="480" w:after="240"/>
         <w:jc w:val="center"/>
       </w:pPr>
       <w:r>
@@ -68,12 +69,6 @@
         </w:rPr>
         <w:t>USDF 统一空间数据底座——新能源场站的空间对象操作系统</w:t>
       </w:r>
-    </w:p>
-    <w:p>
-      <w:pPr>
-        <w:spacing w:before="240" w:after="240"/>
-        <w:jc w:val="center"/>
-      </w:pPr>
     </w:p>
     <w:p>
       <w:pPr>
@@ -153,31 +148,13 @@
     </w:p>
     <w:p>
       <w:pPr>
-        <w:pStyle w:val="Heading1"/>
+        <w:sectPr>
+          <w:pgSz w:w="11906" w:h="16838"/>
+          <w:pgMar w:top="1440" w:right="1797" w:bottom="1440" w:left="1797" w:header="850" w:footer="850" w:gutter="0"/>
+          <w:cols w:space="720"/>
+          <w:docGrid w:linePitch="360"/>
+        </w:sectPr>
       </w:pPr>
-      <w:r>
-        <w:t>修订记录</w:t>
-      </w:r>
-    </w:p>
-    <w:p>
-      <w:r>
-        <w:t>| 版本 | 修订日期 | 修订内容 | 修订人 |</w:t>
-      </w:r>
-    </w:p>
-    <w:p>
-      <w:r>
-        <w:t>|------|----------|----------|--------|</w:t>
-      </w:r>
-    </w:p>
-    <w:p>
-      <w:r>
-        <w:t>| V1.0 | 2026-XX-XX | 初稿编制 |  |</w:t>
-      </w:r>
-    </w:p>
-    <w:p>
-      <w:r>
-        <w:br w:type="page"/>
-      </w:r>
     </w:p>
     <w:p>
       <w:pPr>
@@ -193,13 +170,10 @@
       </w:r>
     </w:p>
     <w:p>
-      <w:r>
-        <w:br w:type="page"/>
-      </w:r>
-    </w:p>
-    <w:p>
       <w:pPr>
         <w:sectPr>
+          <w:headerReference w:type="default" r:id="rId9"/>
+          <w:footerReference w:type="default" r:id="rId10"/>
           <w:pgSz w:w="11906" w:h="16838"/>
           <w:pgMar w:top="1440" w:right="1797" w:bottom="1440" w:left="1797" w:header="850" w:footer="850" w:gutter="0"/>
           <w:cols w:space="720"/>
@@ -212,32 +186,70 @@
         <w:pStyle w:val="Heading1"/>
       </w:pPr>
       <w:r>
-        <w:t>修订记录</w:t>
+        <w:t>第一章  项目概述</w:t>
       </w:r>
     </w:p>
+    <w:tbl>
+      <w:tblPr>
+        <w:tblW w:type="auto" w:w="0"/>
+        <w:jc w:val="center"/>
+        <w:tblLook w:firstColumn="1" w:firstRow="1" w:lastColumn="0" w:lastRow="0" w:noHBand="0" w:noVBand="1" w:val="04A0"/>
+        <w:tblBorders>
+          <w:top w:val="dashed" w:sz="6" w:space="0" w:color="999999"/>
+          <w:bottom w:val="dashed" w:sz="6" w:space="0" w:color="999999"/>
+          <w:left w:val="dashed" w:sz="6" w:space="0" w:color="999999"/>
+          <w:right w:val="dashed" w:sz="6" w:space="0" w:color="999999"/>
+        </w:tblBorders>
+      </w:tblPr>
+      <w:tblGrid>
+        <w:gridCol w:w="8312"/>
+      </w:tblGrid>
+      <w:tr>
+        <w:trPr>
+          <w:trHeight w:val="3402" w:hRule="atLeast"/>
+        </w:trPr>
+        <w:tc>
+          <w:tcPr>
+            <w:tcW w:type="dxa" w:w="8312"/>
+            <w:shd w:fill="F5F5F5" w:val="clear"/>
+          </w:tcPr>
+          <w:p>
+            <w:pPr>
+              <w:jc w:val="center"/>
+            </w:pPr>
+            <w:r/>
+            <w:r>
+              <w:rPr>
+                <w:rFonts w:ascii="Times New Roman" w:hAnsi="Times New Roman" w:eastAsia="宋体"/>
+                <w:b w:val="0"/>
+                <w:color w:val="666666"/>
+                <w:sz w:val="22"/>
+              </w:rPr>
+              <w:br/>
+              <w:br/>
+              <w:t>[ 此处插入图片：图 1-1  系统总体架构示意 ]</w:t>
+              <w:br/>
+              <w:t>建议尺寸：14cm × 6cm</w:t>
+              <w:br/>
+              <w:br/>
+            </w:r>
+          </w:p>
+        </w:tc>
+      </w:tr>
+    </w:tbl>
     <w:p>
       <w:pPr>
-        <w:pStyle w:val="Heading2"/>
+        <w:spacing w:before="60" w:after="120"/>
+        <w:jc w:val="center"/>
       </w:pPr>
       <w:r>
-        <w:t>版本记录表</w:t>
-      </w:r>
-    </w:p>
-    <w:p>
-      <w:r>
-        <w:t>| 版本 | 修订日期 | 修订内容 | 修订人 |</w:t>
-        <w:br/>
-        <w:t>|------|----------|----------|--------|</w:t>
-        <w:br/>
-        <w:t>| V1.0 | 2026-XX-XX | 初稿编制 |  |</w:t>
-      </w:r>
-    </w:p>
-    <w:p>
-      <w:pPr>
-        <w:pStyle w:val="Heading1"/>
-      </w:pPr>
-      <w:r>
-        <w:t>第一章  项目概述</w:t>
+        <w:rPr>
+          <w:rFonts w:ascii="Times New Roman" w:hAnsi="Times New Roman" w:eastAsia="宋体"/>
+          <w:b/>
+          <w:color w:val="333333"/>
+          <w:sz w:val="21"/>
+        </w:rPr>
+        <w:t>图 1-1  系统总体架构示意</w:t>
       </w:r>
     </w:p>
     <w:p>
@@ -250,7 +262,7 @@
     </w:p>
     <w:p>
       <w:r>
-        <w:t>冀北风光储基地概况、新型电力系统要求、数字化向数智化演进的行业趋势……</w:t>
+        <w:t>冀北风光储基地概况：场站规模、机组配置、并网情况……新型电力系统对场站运维的新要求……数字化向数智化演进的行业趋势……</w:t>
       </w:r>
     </w:p>
     <w:p>
@@ -263,7 +275,22 @@
     </w:p>
     <w:p>
       <w:r>
-        <w:t>S (现状) → C (挑战) → Q (核心问题) → A (方案概要)……</w:t>
+        <w:t>S (现状)：冀北基地多源异构设备、多系统并行、数据孤岛……</w:t>
+      </w:r>
+    </w:p>
+    <w:p>
+      <w:r>
+        <w:t>C (挑战)：数据挑战（百万测点实时接入）、实时性挑战（端到端 ≤1s）、可靠性挑战（MTBF ≥10000h）……</w:t>
+      </w:r>
+    </w:p>
+    <w:p>
+      <w:r>
+        <w:t>Q (核心问题)：如何在 4 个月内交付一个满足百万测点实时接入、毫秒级暂态控制、AI 就绪、且二期可无缝扩展至多场站的平台？</w:t>
+      </w:r>
+    </w:p>
+    <w:p>
+      <w:r>
+        <w:t>A (方案概要)：USDF 统一空间数据底座 + 三通道分流 + 低代码组态 + AI 即插即用。</w:t>
       </w:r>
     </w:p>
     <w:p>
@@ -271,26 +298,368 @@
         <w:pStyle w:val="Heading2"/>
       </w:pPr>
       <w:r>
-        <w:t>1.3  方案总纲</w:t>
-      </w:r>
-    </w:p>
-    <w:p>
-      <w:r>
-        <w:t>[插入一页纸架构图]</w:t>
+        <w:t>1.3  术语定义</w:t>
       </w:r>
     </w:p>
     <w:p>
       <w:pPr>
-        <w:pStyle w:val="Heading2"/>
+        <w:spacing w:before="120" w:after="60"/>
+        <w:jc w:val="center"/>
       </w:pPr>
       <w:r>
-        <w:t>1.4  术语定义</w:t>
+        <w:rPr>
+          <w:rFonts w:ascii="Times New Roman" w:hAnsi="Times New Roman" w:eastAsia="宋体"/>
+          <w:b/>
+          <w:color w:val="333333"/>
+          <w:sz w:val="21"/>
+        </w:rPr>
+        <w:t>表 1-1  术语定义</w:t>
       </w:r>
     </w:p>
+    <w:tbl>
+      <w:tblPr>
+        <w:tblW w:type="auto" w:w="0"/>
+        <w:jc w:val="center"/>
+        <w:tblLook w:firstColumn="1" w:firstRow="1" w:lastColumn="0" w:lastRow="0" w:noHBand="0" w:noVBand="1" w:val="04A0"/>
+        <w:tblBorders>
+          <w:top w:val="single" w:sz="12" w:space="0" w:color="1B3A5C"/>
+          <w:bottom w:val="single" w:sz="12" w:space="0" w:color="1B3A5C"/>
+          <w:left w:val="single" w:sz="12" w:space="0" w:color="1B3A5C"/>
+          <w:right w:val="single" w:sz="12" w:space="0" w:color="1B3A5C"/>
+          <w:insideH w:val="single" w:sz="4" w:space="0" w:color="CCCCCC"/>
+          <w:insideV w:val="single" w:sz="4" w:space="0" w:color="CCCCCC"/>
+        </w:tblBorders>
+      </w:tblPr>
+      <w:tblGrid>
+        <w:gridCol w:w="302400"/>
+        <w:gridCol w:w="302400"/>
+        <w:gridCol w:w="302400"/>
+      </w:tblGrid>
+      <w:tr>
+        <w:tc>
+          <w:tcPr>
+            <w:tcW w:type="dxa" w:w="2771"/>
+            <w:shd w:fill="1B3A5C" w:val="clear"/>
+          </w:tcPr>
+          <w:p>
+            <w:pPr>
+              <w:jc w:val="center"/>
+            </w:pPr>
+            <w:r/>
+            <w:r>
+              <w:rPr>
+                <w:rFonts w:ascii="Times New Roman" w:hAnsi="Times New Roman" w:eastAsia="宋体"/>
+                <w:b/>
+                <w:color w:val="FFFFFF"/>
+                <w:sz w:val="21"/>
+              </w:rPr>
+              <w:t>术语</w:t>
+            </w:r>
+          </w:p>
+        </w:tc>
+        <w:tc>
+          <w:tcPr>
+            <w:tcW w:type="dxa" w:w="2771"/>
+            <w:shd w:fill="1B3A5C" w:val="clear"/>
+          </w:tcPr>
+          <w:p>
+            <w:pPr>
+              <w:jc w:val="center"/>
+            </w:pPr>
+            <w:r/>
+            <w:r>
+              <w:rPr>
+                <w:rFonts w:ascii="Times New Roman" w:hAnsi="Times New Roman" w:eastAsia="宋体"/>
+                <w:b/>
+                <w:color w:val="FFFFFF"/>
+                <w:sz w:val="21"/>
+              </w:rPr>
+              <w:t>英文</w:t>
+            </w:r>
+          </w:p>
+        </w:tc>
+        <w:tc>
+          <w:tcPr>
+            <w:tcW w:type="dxa" w:w="2771"/>
+            <w:shd w:fill="1B3A5C" w:val="clear"/>
+          </w:tcPr>
+          <w:p>
+            <w:pPr>
+              <w:jc w:val="center"/>
+            </w:pPr>
+            <w:r/>
+            <w:r>
+              <w:rPr>
+                <w:rFonts w:ascii="Times New Roman" w:hAnsi="Times New Roman" w:eastAsia="宋体"/>
+                <w:b/>
+                <w:color w:val="FFFFFF"/>
+                <w:sz w:val="21"/>
+              </w:rPr>
+              <w:t>定义</w:t>
+            </w:r>
+          </w:p>
+        </w:tc>
+      </w:tr>
+      <w:tr>
+        <w:tc>
+          <w:tcPr>
+            <w:tcW w:type="dxa" w:w="2771"/>
+          </w:tcPr>
+          <w:p>
+            <w:pPr>
+              <w:jc w:val="center"/>
+            </w:pPr>
+            <w:r/>
+            <w:r>
+              <w:rPr>
+                <w:rFonts w:ascii="Times New Roman" w:hAnsi="Times New Roman" w:eastAsia="宋体"/>
+                <w:b w:val="0"/>
+                <w:color w:val="333333"/>
+                <w:sz w:val="21"/>
+              </w:rPr>
+              <w:t>数字孪生</w:t>
+            </w:r>
+          </w:p>
+        </w:tc>
+        <w:tc>
+          <w:tcPr>
+            <w:tcW w:type="dxa" w:w="2771"/>
+          </w:tcPr>
+          <w:p>
+            <w:pPr>
+              <w:jc w:val="center"/>
+            </w:pPr>
+            <w:r/>
+            <w:r>
+              <w:rPr>
+                <w:rFonts w:ascii="Times New Roman" w:hAnsi="Times New Roman" w:eastAsia="宋体"/>
+                <w:b w:val="0"/>
+                <w:color w:val="333333"/>
+                <w:sz w:val="21"/>
+              </w:rPr>
+              <w:t>Digital Twin</w:t>
+            </w:r>
+          </w:p>
+        </w:tc>
+        <w:tc>
+          <w:tcPr>
+            <w:tcW w:type="dxa" w:w="2771"/>
+          </w:tcPr>
+          <w:p>
+            <w:pPr>
+              <w:jc w:val="center"/>
+            </w:pPr>
+            <w:r/>
+            <w:r>
+              <w:rPr>
+                <w:rFonts w:ascii="Times New Roman" w:hAnsi="Times New Roman" w:eastAsia="宋体"/>
+                <w:b w:val="0"/>
+                <w:color w:val="333333"/>
+                <w:sz w:val="21"/>
+              </w:rPr>
+              <w:t>物理系统的实时数字镜像</w:t>
+            </w:r>
+          </w:p>
+        </w:tc>
+      </w:tr>
+      <w:tr>
+        <w:tc>
+          <w:tcPr>
+            <w:tcW w:type="dxa" w:w="2771"/>
+          </w:tcPr>
+          <w:p>
+            <w:pPr>
+              <w:jc w:val="center"/>
+            </w:pPr>
+            <w:r/>
+            <w:r>
+              <w:rPr>
+                <w:rFonts w:ascii="Times New Roman" w:hAnsi="Times New Roman" w:eastAsia="宋体"/>
+                <w:b w:val="0"/>
+                <w:color w:val="333333"/>
+                <w:sz w:val="21"/>
+              </w:rPr>
+              <w:t>透明场站</w:t>
+            </w:r>
+          </w:p>
+        </w:tc>
+        <w:tc>
+          <w:tcPr>
+            <w:tcW w:type="dxa" w:w="2771"/>
+          </w:tcPr>
+          <w:p>
+            <w:pPr>
+              <w:jc w:val="center"/>
+            </w:pPr>
+            <w:r/>
+            <w:r>
+              <w:rPr>
+                <w:rFonts w:ascii="Times New Roman" w:hAnsi="Times New Roman" w:eastAsia="宋体"/>
+                <w:b w:val="0"/>
+                <w:color w:val="333333"/>
+                <w:sz w:val="21"/>
+              </w:rPr>
+              <w:t>Transparent Station</w:t>
+            </w:r>
+          </w:p>
+        </w:tc>
+        <w:tc>
+          <w:tcPr>
+            <w:tcW w:type="dxa" w:w="2771"/>
+          </w:tcPr>
+          <w:p>
+            <w:pPr>
+              <w:jc w:val="center"/>
+            </w:pPr>
+            <w:r/>
+            <w:r>
+              <w:rPr>
+                <w:rFonts w:ascii="Times New Roman" w:hAnsi="Times New Roman" w:eastAsia="宋体"/>
+                <w:b w:val="0"/>
+                <w:color w:val="333333"/>
+                <w:sz w:val="21"/>
+              </w:rPr>
+              <w:t>全要素可视化的新能源场站</w:t>
+            </w:r>
+          </w:p>
+        </w:tc>
+      </w:tr>
+      <w:tr>
+        <w:tc>
+          <w:tcPr>
+            <w:tcW w:type="dxa" w:w="2771"/>
+          </w:tcPr>
+          <w:p>
+            <w:pPr>
+              <w:jc w:val="center"/>
+            </w:pPr>
+            <w:r/>
+            <w:r>
+              <w:rPr>
+                <w:rFonts w:ascii="Times New Roman" w:hAnsi="Times New Roman" w:eastAsia="宋体"/>
+                <w:b w:val="0"/>
+                <w:color w:val="333333"/>
+                <w:sz w:val="21"/>
+              </w:rPr>
+              <w:t>USDF</w:t>
+            </w:r>
+          </w:p>
+        </w:tc>
+        <w:tc>
+          <w:tcPr>
+            <w:tcW w:type="dxa" w:w="2771"/>
+          </w:tcPr>
+          <w:p>
+            <w:pPr>
+              <w:jc w:val="center"/>
+            </w:pPr>
+            <w:r/>
+            <w:r>
+              <w:rPr>
+                <w:rFonts w:ascii="Times New Roman" w:hAnsi="Times New Roman" w:eastAsia="宋体"/>
+                <w:b w:val="0"/>
+                <w:color w:val="333333"/>
+                <w:sz w:val="21"/>
+              </w:rPr>
+              <w:t>Unified Spatial Data Foundation</w:t>
+            </w:r>
+          </w:p>
+        </w:tc>
+        <w:tc>
+          <w:tcPr>
+            <w:tcW w:type="dxa" w:w="2771"/>
+          </w:tcPr>
+          <w:p>
+            <w:pPr>
+              <w:jc w:val="center"/>
+            </w:pPr>
+            <w:r/>
+            <w:r>
+              <w:rPr>
+                <w:rFonts w:ascii="Times New Roman" w:hAnsi="Times New Roman" w:eastAsia="宋体"/>
+                <w:b w:val="0"/>
+                <w:color w:val="333333"/>
+                <w:sz w:val="21"/>
+              </w:rPr>
+              <w:t>统一空间数据底座</w:t>
+            </w:r>
+          </w:p>
+        </w:tc>
+      </w:tr>
+      <w:tr>
+        <w:tc>
+          <w:tcPr>
+            <w:tcW w:type="dxa" w:w="2771"/>
+          </w:tcPr>
+          <w:p>
+            <w:pPr>
+              <w:jc w:val="center"/>
+            </w:pPr>
+            <w:r/>
+            <w:r>
+              <w:rPr>
+                <w:rFonts w:ascii="Times New Roman" w:hAnsi="Times New Roman" w:eastAsia="宋体"/>
+                <w:b w:val="0"/>
+                <w:color w:val="333333"/>
+                <w:sz w:val="21"/>
+              </w:rPr>
+              <w:t>GOOSE</w:t>
+            </w:r>
+          </w:p>
+        </w:tc>
+        <w:tc>
+          <w:tcPr>
+            <w:tcW w:type="dxa" w:w="2771"/>
+          </w:tcPr>
+          <w:p>
+            <w:pPr>
+              <w:jc w:val="center"/>
+            </w:pPr>
+            <w:r/>
+            <w:r>
+              <w:rPr>
+                <w:rFonts w:ascii="Times New Roman" w:hAnsi="Times New Roman" w:eastAsia="宋体"/>
+                <w:b w:val="0"/>
+                <w:color w:val="333333"/>
+                <w:sz w:val="21"/>
+              </w:rPr>
+              <w:t>GOOSE</w:t>
+            </w:r>
+          </w:p>
+        </w:tc>
+        <w:tc>
+          <w:tcPr>
+            <w:tcW w:type="dxa" w:w="2771"/>
+          </w:tcPr>
+          <w:p>
+            <w:pPr>
+              <w:jc w:val="center"/>
+            </w:pPr>
+            <w:r/>
+            <w:r>
+              <w:rPr>
+                <w:rFonts w:ascii="Times New Roman" w:hAnsi="Times New Roman" w:eastAsia="宋体"/>
+                <w:b w:val="0"/>
+                <w:color w:val="333333"/>
+                <w:sz w:val="21"/>
+              </w:rPr>
+              <w:t>IEC 61850 面向通用对象的变电站事件</w:t>
+            </w:r>
+          </w:p>
+        </w:tc>
+      </w:tr>
+    </w:tbl>
     <w:p>
-      <w:r>
-        <w:t>[术语表]</w:t>
-      </w:r>
+      <w:pPr>
+        <w:sectPr>
+          <w:headerReference w:type="default" r:id="rId11"/>
+          <w:footerReference w:type="default" r:id="rId12"/>
+          <w:pgSz w:w="11906" w:h="16838"/>
+          <w:pgMar w:top="1440" w:right="1797" w:bottom="1440" w:left="1797" w:header="850" w:footer="850" w:gutter="0"/>
+          <w:cols w:space="720"/>
+          <w:docGrid w:linePitch="360"/>
+        </w:sectPr>
+      </w:pPr>
     </w:p>
     <w:p>
       <w:pPr>
@@ -310,9 +679,419 @@
     </w:p>
     <w:p>
       <w:r>
-        <w:t>USDF——新能源场站的空间对象操作系统……</w:t>
+        <w:t>USDF 统一空间数据底座——新能源场站的空间对象操作系统。一台设备注册一次，所有业务按需消费。</w:t>
       </w:r>
     </w:p>
+    <w:p>
+      <w:pPr>
+        <w:spacing w:before="120" w:after="60"/>
+        <w:jc w:val="center"/>
+      </w:pPr>
+      <w:r>
+        <w:rPr>
+          <w:rFonts w:ascii="Times New Roman" w:hAnsi="Times New Roman" w:eastAsia="宋体"/>
+          <w:b/>
+          <w:color w:val="333333"/>
+          <w:sz w:val="21"/>
+        </w:rPr>
+        <w:t>表 2-1  空间对象操作系统类比</w:t>
+      </w:r>
+    </w:p>
+    <w:tbl>
+      <w:tblPr>
+        <w:tblW w:type="auto" w:w="0"/>
+        <w:jc w:val="center"/>
+        <w:tblLook w:firstColumn="1" w:firstRow="1" w:lastColumn="0" w:lastRow="0" w:noHBand="0" w:noVBand="1" w:val="04A0"/>
+        <w:tblBorders>
+          <w:top w:val="single" w:sz="12" w:space="0" w:color="1B3A5C"/>
+          <w:bottom w:val="single" w:sz="12" w:space="0" w:color="1B3A5C"/>
+          <w:left w:val="single" w:sz="12" w:space="0" w:color="1B3A5C"/>
+          <w:right w:val="single" w:sz="12" w:space="0" w:color="1B3A5C"/>
+          <w:insideH w:val="single" w:sz="4" w:space="0" w:color="CCCCCC"/>
+          <w:insideV w:val="single" w:sz="4" w:space="0" w:color="CCCCCC"/>
+        </w:tblBorders>
+      </w:tblPr>
+      <w:tblGrid>
+        <w:gridCol w:w="302400"/>
+        <w:gridCol w:w="302400"/>
+        <w:gridCol w:w="302400"/>
+      </w:tblGrid>
+      <w:tr>
+        <w:tc>
+          <w:tcPr>
+            <w:tcW w:type="dxa" w:w="2771"/>
+            <w:shd w:fill="1B3A5C" w:val="clear"/>
+          </w:tcPr>
+          <w:p>
+            <w:pPr>
+              <w:jc w:val="center"/>
+            </w:pPr>
+            <w:r/>
+            <w:r>
+              <w:rPr>
+                <w:rFonts w:ascii="Times New Roman" w:hAnsi="Times New Roman" w:eastAsia="宋体"/>
+                <w:b/>
+                <w:color w:val="FFFFFF"/>
+                <w:sz w:val="21"/>
+              </w:rPr>
+              <w:t>OS 概念</w:t>
+            </w:r>
+          </w:p>
+        </w:tc>
+        <w:tc>
+          <w:tcPr>
+            <w:tcW w:type="dxa" w:w="2771"/>
+            <w:shd w:fill="1B3A5C" w:val="clear"/>
+          </w:tcPr>
+          <w:p>
+            <w:pPr>
+              <w:jc w:val="center"/>
+            </w:pPr>
+            <w:r/>
+            <w:r>
+              <w:rPr>
+                <w:rFonts w:ascii="Times New Roman" w:hAnsi="Times New Roman" w:eastAsia="宋体"/>
+                <w:b/>
+                <w:color w:val="FFFFFF"/>
+                <w:sz w:val="21"/>
+              </w:rPr>
+              <w:t>USDF 对应</w:t>
+            </w:r>
+          </w:p>
+        </w:tc>
+        <w:tc>
+          <w:tcPr>
+            <w:tcW w:type="dxa" w:w="2771"/>
+            <w:shd w:fill="1B3A5C" w:val="clear"/>
+          </w:tcPr>
+          <w:p>
+            <w:pPr>
+              <w:jc w:val="center"/>
+            </w:pPr>
+            <w:r/>
+            <w:r>
+              <w:rPr>
+                <w:rFonts w:ascii="Times New Roman" w:hAnsi="Times New Roman" w:eastAsia="宋体"/>
+                <w:b/>
+                <w:color w:val="FFFFFF"/>
+                <w:sz w:val="21"/>
+              </w:rPr>
+              <w:t>工程含义</w:t>
+            </w:r>
+          </w:p>
+        </w:tc>
+      </w:tr>
+      <w:tr>
+        <w:tc>
+          <w:tcPr>
+            <w:tcW w:type="dxa" w:w="2771"/>
+          </w:tcPr>
+          <w:p>
+            <w:pPr>
+              <w:jc w:val="center"/>
+            </w:pPr>
+            <w:r/>
+            <w:r>
+              <w:rPr>
+                <w:rFonts w:ascii="Times New Roman" w:hAnsi="Times New Roman" w:eastAsia="宋体"/>
+                <w:b w:val="0"/>
+                <w:color w:val="333333"/>
+                <w:sz w:val="21"/>
+              </w:rPr>
+              <w:t>文件系统</w:t>
+            </w:r>
+          </w:p>
+        </w:tc>
+        <w:tc>
+          <w:tcPr>
+            <w:tcW w:type="dxa" w:w="2771"/>
+          </w:tcPr>
+          <w:p>
+            <w:pPr>
+              <w:jc w:val="center"/>
+            </w:pPr>
+            <w:r/>
+            <w:r>
+              <w:rPr>
+                <w:rFonts w:ascii="Times New Roman" w:hAnsi="Times New Roman" w:eastAsia="宋体"/>
+                <w:b w:val="0"/>
+                <w:color w:val="333333"/>
+                <w:sz w:val="21"/>
+              </w:rPr>
+              <w:t>空间对象注册</w:t>
+            </w:r>
+          </w:p>
+        </w:tc>
+        <w:tc>
+          <w:tcPr>
+            <w:tcW w:type="dxa" w:w="2771"/>
+          </w:tcPr>
+          <w:p>
+            <w:pPr>
+              <w:jc w:val="center"/>
+            </w:pPr>
+            <w:r/>
+            <w:r>
+              <w:rPr>
+                <w:rFonts w:ascii="Times New Roman" w:hAnsi="Times New Roman" w:eastAsia="宋体"/>
+                <w:b w:val="0"/>
+                <w:color w:val="333333"/>
+                <w:sz w:val="21"/>
+              </w:rPr>
+              <w:t>设备/设施获得全局唯一 ID + 空间坐标</w:t>
+            </w:r>
+          </w:p>
+        </w:tc>
+      </w:tr>
+      <w:tr>
+        <w:tc>
+          <w:tcPr>
+            <w:tcW w:type="dxa" w:w="2771"/>
+          </w:tcPr>
+          <w:p>
+            <w:pPr>
+              <w:jc w:val="center"/>
+            </w:pPr>
+            <w:r/>
+            <w:r>
+              <w:rPr>
+                <w:rFonts w:ascii="Times New Roman" w:hAnsi="Times New Roman" w:eastAsia="宋体"/>
+                <w:b w:val="0"/>
+                <w:color w:val="333333"/>
+                <w:sz w:val="21"/>
+              </w:rPr>
+              <w:t>设备驱动</w:t>
+            </w:r>
+          </w:p>
+        </w:tc>
+        <w:tc>
+          <w:tcPr>
+            <w:tcW w:type="dxa" w:w="2771"/>
+          </w:tcPr>
+          <w:p>
+            <w:pPr>
+              <w:jc w:val="center"/>
+            </w:pPr>
+            <w:r/>
+            <w:r>
+              <w:rPr>
+                <w:rFonts w:ascii="Times New Roman" w:hAnsi="Times New Roman" w:eastAsia="宋体"/>
+                <w:b w:val="0"/>
+                <w:color w:val="333333"/>
+                <w:sz w:val="21"/>
+              </w:rPr>
+              <w:t>统一采集适配器</w:t>
+            </w:r>
+          </w:p>
+        </w:tc>
+        <w:tc>
+          <w:tcPr>
+            <w:tcW w:type="dxa" w:w="2771"/>
+          </w:tcPr>
+          <w:p>
+            <w:pPr>
+              <w:jc w:val="center"/>
+            </w:pPr>
+            <w:r/>
+            <w:r>
+              <w:rPr>
+                <w:rFonts w:ascii="Times New Roman" w:hAnsi="Times New Roman" w:eastAsia="宋体"/>
+                <w:b w:val="0"/>
+                <w:color w:val="333333"/>
+                <w:sz w:val="21"/>
+              </w:rPr>
+              <w:t>IEC104/Modbus/GOOSE → 统一数据格式</w:t>
+            </w:r>
+          </w:p>
+        </w:tc>
+      </w:tr>
+      <w:tr>
+        <w:tc>
+          <w:tcPr>
+            <w:tcW w:type="dxa" w:w="2771"/>
+          </w:tcPr>
+          <w:p>
+            <w:pPr>
+              <w:jc w:val="center"/>
+            </w:pPr>
+            <w:r/>
+            <w:r>
+              <w:rPr>
+                <w:rFonts w:ascii="Times New Roman" w:hAnsi="Times New Roman" w:eastAsia="宋体"/>
+                <w:b w:val="0"/>
+                <w:color w:val="333333"/>
+                <w:sz w:val="21"/>
+              </w:rPr>
+              <w:t>系统调用</w:t>
+            </w:r>
+          </w:p>
+        </w:tc>
+        <w:tc>
+          <w:tcPr>
+            <w:tcW w:type="dxa" w:w="2771"/>
+          </w:tcPr>
+          <w:p>
+            <w:pPr>
+              <w:jc w:val="center"/>
+            </w:pPr>
+            <w:r/>
+            <w:r>
+              <w:rPr>
+                <w:rFonts w:ascii="Times New Roman" w:hAnsi="Times New Roman" w:eastAsia="宋体"/>
+                <w:b w:val="0"/>
+                <w:color w:val="333333"/>
+                <w:sz w:val="21"/>
+              </w:rPr>
+              <w:t>北向 API</w:t>
+            </w:r>
+          </w:p>
+        </w:tc>
+        <w:tc>
+          <w:tcPr>
+            <w:tcW w:type="dxa" w:w="2771"/>
+          </w:tcPr>
+          <w:p>
+            <w:pPr>
+              <w:jc w:val="center"/>
+            </w:pPr>
+            <w:r/>
+            <w:r>
+              <w:rPr>
+                <w:rFonts w:ascii="Times New Roman" w:hAnsi="Times New Roman" w:eastAsia="宋体"/>
+                <w:b w:val="0"/>
+                <w:color w:val="333333"/>
+                <w:sz w:val="21"/>
+              </w:rPr>
+              <w:t>/api/v1/objects/{id}/* 标准接口</w:t>
+            </w:r>
+          </w:p>
+        </w:tc>
+      </w:tr>
+      <w:tr>
+        <w:tc>
+          <w:tcPr>
+            <w:tcW w:type="dxa" w:w="2771"/>
+          </w:tcPr>
+          <w:p>
+            <w:pPr>
+              <w:jc w:val="center"/>
+            </w:pPr>
+            <w:r/>
+            <w:r>
+              <w:rPr>
+                <w:rFonts w:ascii="Times New Roman" w:hAnsi="Times New Roman" w:eastAsia="宋体"/>
+                <w:b w:val="0"/>
+                <w:color w:val="333333"/>
+                <w:sz w:val="21"/>
+              </w:rPr>
+              <w:t>进程调度</w:t>
+            </w:r>
+          </w:p>
+        </w:tc>
+        <w:tc>
+          <w:tcPr>
+            <w:tcW w:type="dxa" w:w="2771"/>
+          </w:tcPr>
+          <w:p>
+            <w:pPr>
+              <w:jc w:val="center"/>
+            </w:pPr>
+            <w:r/>
+            <w:r>
+              <w:rPr>
+                <w:rFonts w:ascii="Times New Roman" w:hAnsi="Times New Roman" w:eastAsia="宋体"/>
+                <w:b w:val="0"/>
+                <w:color w:val="333333"/>
+                <w:sz w:val="21"/>
+              </w:rPr>
+              <w:t>三通道分流</w:t>
+            </w:r>
+          </w:p>
+        </w:tc>
+        <w:tc>
+          <w:tcPr>
+            <w:tcW w:type="dxa" w:w="2771"/>
+          </w:tcPr>
+          <w:p>
+            <w:pPr>
+              <w:jc w:val="center"/>
+            </w:pPr>
+            <w:r/>
+            <w:r>
+              <w:rPr>
+                <w:rFonts w:ascii="Times New Roman" w:hAnsi="Times New Roman" w:eastAsia="宋体"/>
+                <w:b w:val="0"/>
+                <w:color w:val="333333"/>
+                <w:sz w:val="21"/>
+              </w:rPr>
+              <w:t>P1暂态/P2稳态/P3历史，按优先级调度</w:t>
+            </w:r>
+          </w:p>
+        </w:tc>
+      </w:tr>
+      <w:tr>
+        <w:tc>
+          <w:tcPr>
+            <w:tcW w:type="dxa" w:w="2771"/>
+          </w:tcPr>
+          <w:p>
+            <w:pPr>
+              <w:jc w:val="center"/>
+            </w:pPr>
+            <w:r/>
+            <w:r>
+              <w:rPr>
+                <w:rFonts w:ascii="Times New Roman" w:hAnsi="Times New Roman" w:eastAsia="宋体"/>
+                <w:b w:val="0"/>
+                <w:color w:val="333333"/>
+                <w:sz w:val="21"/>
+              </w:rPr>
+              <w:t>用户态/内核态</w:t>
+            </w:r>
+          </w:p>
+        </w:tc>
+        <w:tc>
+          <w:tcPr>
+            <w:tcW w:type="dxa" w:w="2771"/>
+          </w:tcPr>
+          <w:p>
+            <w:pPr>
+              <w:jc w:val="center"/>
+            </w:pPr>
+            <w:r/>
+            <w:r>
+              <w:rPr>
+                <w:rFonts w:ascii="Times New Roman" w:hAnsi="Times New Roman" w:eastAsia="宋体"/>
+                <w:b w:val="0"/>
+                <w:color w:val="333333"/>
+                <w:sz w:val="21"/>
+              </w:rPr>
+              <w:t>业务层/USDF底座</w:t>
+            </w:r>
+          </w:p>
+        </w:tc>
+        <w:tc>
+          <w:tcPr>
+            <w:tcW w:type="dxa" w:w="2771"/>
+          </w:tcPr>
+          <w:p>
+            <w:pPr>
+              <w:jc w:val="center"/>
+            </w:pPr>
+            <w:r/>
+            <w:r>
+              <w:rPr>
+                <w:rFonts w:ascii="Times New Roman" w:hAnsi="Times New Roman" w:eastAsia="宋体"/>
+                <w:b w:val="0"/>
+                <w:color w:val="333333"/>
+                <w:sz w:val="21"/>
+              </w:rPr>
+              <w:t>业务系统不碰数据管线</w:t>
+            </w:r>
+          </w:p>
+        </w:tc>
+      </w:tr>
+    </w:tbl>
     <w:p>
       <w:pPr>
         <w:pStyle w:val="Heading2"/>
@@ -322,8 +1101,476 @@
       </w:r>
     </w:p>
     <w:p>
+      <w:pPr>
+        <w:spacing w:before="120" w:after="60"/>
+        <w:jc w:val="center"/>
+      </w:pPr>
       <w:r>
-        <w:t>可靠 / 扩展 / AI 友好 / 实施效能……</w:t>
+        <w:rPr>
+          <w:rFonts w:ascii="Times New Roman" w:hAnsi="Times New Roman" w:eastAsia="宋体"/>
+          <w:b/>
+          <w:color w:val="333333"/>
+          <w:sz w:val="21"/>
+        </w:rPr>
+        <w:t>表 2-2  四大架构约束</w:t>
+      </w:r>
+    </w:p>
+    <w:tbl>
+      <w:tblPr>
+        <w:tblW w:type="auto" w:w="0"/>
+        <w:jc w:val="center"/>
+        <w:tblLook w:firstColumn="1" w:firstRow="1" w:lastColumn="0" w:lastRow="0" w:noHBand="0" w:noVBand="1" w:val="04A0"/>
+        <w:tblBorders>
+          <w:top w:val="single" w:sz="12" w:space="0" w:color="1B3A5C"/>
+          <w:bottom w:val="single" w:sz="12" w:space="0" w:color="1B3A5C"/>
+          <w:left w:val="single" w:sz="12" w:space="0" w:color="1B3A5C"/>
+          <w:right w:val="single" w:sz="12" w:space="0" w:color="1B3A5C"/>
+          <w:insideH w:val="single" w:sz="4" w:space="0" w:color="CCCCCC"/>
+          <w:insideV w:val="single" w:sz="4" w:space="0" w:color="CCCCCC"/>
+        </w:tblBorders>
+      </w:tblPr>
+      <w:tblGrid>
+        <w:gridCol w:w="226800"/>
+        <w:gridCol w:w="226800"/>
+        <w:gridCol w:w="226800"/>
+        <w:gridCol w:w="226800"/>
+      </w:tblGrid>
+      <w:tr>
+        <w:tc>
+          <w:tcPr>
+            <w:tcW w:type="dxa" w:w="2078"/>
+            <w:shd w:fill="1B3A5C" w:val="clear"/>
+          </w:tcPr>
+          <w:p>
+            <w:pPr>
+              <w:jc w:val="center"/>
+            </w:pPr>
+            <w:r/>
+            <w:r>
+              <w:rPr>
+                <w:rFonts w:ascii="Times New Roman" w:hAnsi="Times New Roman" w:eastAsia="宋体"/>
+                <w:b/>
+                <w:color w:val="FFFFFF"/>
+                <w:sz w:val="21"/>
+              </w:rPr>
+              <w:t>约束</w:t>
+            </w:r>
+          </w:p>
+        </w:tc>
+        <w:tc>
+          <w:tcPr>
+            <w:tcW w:type="dxa" w:w="2078"/>
+            <w:shd w:fill="1B3A5C" w:val="clear"/>
+          </w:tcPr>
+          <w:p>
+            <w:pPr>
+              <w:jc w:val="center"/>
+            </w:pPr>
+            <w:r/>
+            <w:r>
+              <w:rPr>
+                <w:rFonts w:ascii="Times New Roman" w:hAnsi="Times New Roman" w:eastAsia="宋体"/>
+                <w:b/>
+                <w:color w:val="FFFFFF"/>
+                <w:sz w:val="21"/>
+              </w:rPr>
+              <w:t>架构含义</w:t>
+            </w:r>
+          </w:p>
+        </w:tc>
+        <w:tc>
+          <w:tcPr>
+            <w:tcW w:type="dxa" w:w="2078"/>
+            <w:shd w:fill="1B3A5C" w:val="clear"/>
+          </w:tcPr>
+          <w:p>
+            <w:pPr>
+              <w:jc w:val="center"/>
+            </w:pPr>
+            <w:r/>
+            <w:r>
+              <w:rPr>
+                <w:rFonts w:ascii="Times New Roman" w:hAnsi="Times New Roman" w:eastAsia="宋体"/>
+                <w:b/>
+                <w:color w:val="FFFFFF"/>
+                <w:sz w:val="21"/>
+              </w:rPr>
+              <w:t>检验标准</w:t>
+            </w:r>
+          </w:p>
+        </w:tc>
+        <w:tc>
+          <w:tcPr>
+            <w:tcW w:type="dxa" w:w="2078"/>
+            <w:shd w:fill="1B3A5C" w:val="clear"/>
+          </w:tcPr>
+          <w:p>
+            <w:pPr>
+              <w:jc w:val="center"/>
+            </w:pPr>
+            <w:r/>
+            <w:r>
+              <w:rPr>
+                <w:rFonts w:ascii="Times New Roman" w:hAnsi="Times New Roman" w:eastAsia="宋体"/>
+                <w:b/>
+                <w:color w:val="FFFFFF"/>
+                <w:sz w:val="21"/>
+              </w:rPr>
+              <w:t>违反后果</w:t>
+            </w:r>
+          </w:p>
+        </w:tc>
+      </w:tr>
+      <w:tr>
+        <w:tc>
+          <w:tcPr>
+            <w:tcW w:type="dxa" w:w="2078"/>
+          </w:tcPr>
+          <w:p>
+            <w:pPr>
+              <w:jc w:val="center"/>
+            </w:pPr>
+            <w:r/>
+            <w:r>
+              <w:rPr>
+                <w:rFonts w:ascii="Times New Roman" w:hAnsi="Times New Roman" w:eastAsia="宋体"/>
+                <w:b w:val="0"/>
+                <w:color w:val="333333"/>
+                <w:sz w:val="21"/>
+              </w:rPr>
+              <w:t>可靠</w:t>
+            </w:r>
+          </w:p>
+        </w:tc>
+        <w:tc>
+          <w:tcPr>
+            <w:tcW w:type="dxa" w:w="2078"/>
+          </w:tcPr>
+          <w:p>
+            <w:pPr>
+              <w:jc w:val="center"/>
+            </w:pPr>
+            <w:r/>
+            <w:r>
+              <w:rPr>
+                <w:rFonts w:ascii="Times New Roman" w:hAnsi="Times New Roman" w:eastAsia="宋体"/>
+                <w:b w:val="0"/>
+                <w:color w:val="333333"/>
+                <w:sz w:val="21"/>
+              </w:rPr>
+              <w:t>暂态控制独立通道，安全分区隔离</w:t>
+            </w:r>
+          </w:p>
+        </w:tc>
+        <w:tc>
+          <w:tcPr>
+            <w:tcW w:type="dxa" w:w="2078"/>
+          </w:tcPr>
+          <w:p>
+            <w:pPr>
+              <w:jc w:val="center"/>
+            </w:pPr>
+            <w:r/>
+            <w:r>
+              <w:rPr>
+                <w:rFonts w:ascii="Times New Roman" w:hAnsi="Times New Roman" w:eastAsia="宋体"/>
+                <w:b w:val="0"/>
+                <w:color w:val="333333"/>
+                <w:sz w:val="21"/>
+              </w:rPr>
+              <w:t>GOOSE ≤100ms</w:t>
+            </w:r>
+          </w:p>
+        </w:tc>
+        <w:tc>
+          <w:tcPr>
+            <w:tcW w:type="dxa" w:w="2078"/>
+          </w:tcPr>
+          <w:p>
+            <w:pPr>
+              <w:jc w:val="center"/>
+            </w:pPr>
+            <w:r/>
+            <w:r>
+              <w:rPr>
+                <w:rFonts w:ascii="Times New Roman" w:hAnsi="Times New Roman" w:eastAsia="宋体"/>
+                <w:b w:val="0"/>
+                <w:color w:val="333333"/>
+                <w:sz w:val="21"/>
+              </w:rPr>
+              <w:t>设备损坏/电网事故</w:t>
+            </w:r>
+          </w:p>
+        </w:tc>
+      </w:tr>
+      <w:tr>
+        <w:tc>
+          <w:tcPr>
+            <w:tcW w:type="dxa" w:w="2078"/>
+          </w:tcPr>
+          <w:p>
+            <w:pPr>
+              <w:jc w:val="center"/>
+            </w:pPr>
+            <w:r/>
+            <w:r>
+              <w:rPr>
+                <w:rFonts w:ascii="Times New Roman" w:hAnsi="Times New Roman" w:eastAsia="宋体"/>
+                <w:b w:val="0"/>
+                <w:color w:val="333333"/>
+                <w:sz w:val="21"/>
+              </w:rPr>
+              <w:t>扩展</w:t>
+            </w:r>
+          </w:p>
+        </w:tc>
+        <w:tc>
+          <w:tcPr>
+            <w:tcW w:type="dxa" w:w="2078"/>
+          </w:tcPr>
+          <w:p>
+            <w:pPr>
+              <w:jc w:val="center"/>
+            </w:pPr>
+            <w:r/>
+            <w:r>
+              <w:rPr>
+                <w:rFonts w:ascii="Times New Roman" w:hAnsi="Times New Roman" w:eastAsia="宋体"/>
+                <w:b w:val="0"/>
+                <w:color w:val="333333"/>
+                <w:sz w:val="21"/>
+              </w:rPr>
+              <w:t>USDF 天然多场站，station_id 预留</w:t>
+            </w:r>
+          </w:p>
+        </w:tc>
+        <w:tc>
+          <w:tcPr>
+            <w:tcW w:type="dxa" w:w="2078"/>
+          </w:tcPr>
+          <w:p>
+            <w:pPr>
+              <w:jc w:val="center"/>
+            </w:pPr>
+            <w:r/>
+            <w:r>
+              <w:rPr>
+                <w:rFonts w:ascii="Times New Roman" w:hAnsi="Times New Roman" w:eastAsia="宋体"/>
+                <w:b w:val="0"/>
+                <w:color w:val="333333"/>
+                <w:sz w:val="21"/>
+              </w:rPr>
+              <w:t>二期不加字段不改 API</w:t>
+            </w:r>
+          </w:p>
+        </w:tc>
+        <w:tc>
+          <w:tcPr>
+            <w:tcW w:type="dxa" w:w="2078"/>
+          </w:tcPr>
+          <w:p>
+            <w:pPr>
+              <w:jc w:val="center"/>
+            </w:pPr>
+            <w:r/>
+            <w:r>
+              <w:rPr>
+                <w:rFonts w:ascii="Times New Roman" w:hAnsi="Times New Roman" w:eastAsia="宋体"/>
+                <w:b w:val="0"/>
+                <w:color w:val="333333"/>
+                <w:sz w:val="21"/>
+              </w:rPr>
+              <w:t>一期投资沉没</w:t>
+            </w:r>
+          </w:p>
+        </w:tc>
+      </w:tr>
+      <w:tr>
+        <w:tc>
+          <w:tcPr>
+            <w:tcW w:type="dxa" w:w="2078"/>
+          </w:tcPr>
+          <w:p>
+            <w:pPr>
+              <w:jc w:val="center"/>
+            </w:pPr>
+            <w:r/>
+            <w:r>
+              <w:rPr>
+                <w:rFonts w:ascii="Times New Roman" w:hAnsi="Times New Roman" w:eastAsia="宋体"/>
+                <w:b w:val="0"/>
+                <w:color w:val="333333"/>
+                <w:sz w:val="21"/>
+              </w:rPr>
+              <w:t>AI 友好</w:t>
+            </w:r>
+          </w:p>
+        </w:tc>
+        <w:tc>
+          <w:tcPr>
+            <w:tcW w:type="dxa" w:w="2078"/>
+          </w:tcPr>
+          <w:p>
+            <w:pPr>
+              <w:jc w:val="center"/>
+            </w:pPr>
+            <w:r/>
+            <w:r>
+              <w:rPr>
+                <w:rFonts w:ascii="Times New Roman" w:hAnsi="Times New Roman" w:eastAsia="宋体"/>
+                <w:b w:val="0"/>
+                <w:color w:val="333333"/>
+                <w:sz w:val="21"/>
+              </w:rPr>
+              <w:t>北向 API 输出标准化对象+时序数据</w:t>
+            </w:r>
+          </w:p>
+        </w:tc>
+        <w:tc>
+          <w:tcPr>
+            <w:tcW w:type="dxa" w:w="2078"/>
+          </w:tcPr>
+          <w:p>
+            <w:pPr>
+              <w:jc w:val="center"/>
+            </w:pPr>
+            <w:r/>
+            <w:r>
+              <w:rPr>
+                <w:rFonts w:ascii="Times New Roman" w:hAnsi="Times New Roman" w:eastAsia="宋体"/>
+                <w:b w:val="0"/>
+                <w:color w:val="333333"/>
+                <w:sz w:val="21"/>
+              </w:rPr>
+              <w:t>算法团队不碰采集层</w:t>
+            </w:r>
+          </w:p>
+        </w:tc>
+        <w:tc>
+          <w:tcPr>
+            <w:tcW w:type="dxa" w:w="2078"/>
+          </w:tcPr>
+          <w:p>
+            <w:pPr>
+              <w:jc w:val="center"/>
+            </w:pPr>
+            <w:r/>
+            <w:r>
+              <w:rPr>
+                <w:rFonts w:ascii="Times New Roman" w:hAnsi="Times New Roman" w:eastAsia="宋体"/>
+                <w:b w:val="0"/>
+                <w:color w:val="333333"/>
+                <w:sz w:val="21"/>
+              </w:rPr>
+              <w:t>AI 与管线紧耦合</w:t>
+            </w:r>
+          </w:p>
+        </w:tc>
+      </w:tr>
+      <w:tr>
+        <w:tc>
+          <w:tcPr>
+            <w:tcW w:type="dxa" w:w="2078"/>
+          </w:tcPr>
+          <w:p>
+            <w:pPr>
+              <w:jc w:val="center"/>
+            </w:pPr>
+            <w:r/>
+            <w:r>
+              <w:rPr>
+                <w:rFonts w:ascii="Times New Roman" w:hAnsi="Times New Roman" w:eastAsia="宋体"/>
+                <w:b w:val="0"/>
+                <w:color w:val="333333"/>
+                <w:sz w:val="21"/>
+              </w:rPr>
+              <w:t>实施效能</w:t>
+            </w:r>
+          </w:p>
+        </w:tc>
+        <w:tc>
+          <w:tcPr>
+            <w:tcW w:type="dxa" w:w="2078"/>
+          </w:tcPr>
+          <w:p>
+            <w:pPr>
+              <w:jc w:val="center"/>
+            </w:pPr>
+            <w:r/>
+            <w:r>
+              <w:rPr>
+                <w:rFonts w:ascii="Times New Roman" w:hAnsi="Times New Roman" w:eastAsia="宋体"/>
+                <w:b w:val="0"/>
+                <w:color w:val="333333"/>
+                <w:sz w:val="21"/>
+              </w:rPr>
+              <w:t>边云协同+断网自持+国产化直选</w:t>
+            </w:r>
+          </w:p>
+        </w:tc>
+        <w:tc>
+          <w:tcPr>
+            <w:tcW w:type="dxa" w:w="2078"/>
+          </w:tcPr>
+          <w:p>
+            <w:pPr>
+              <w:jc w:val="center"/>
+            </w:pPr>
+            <w:r/>
+            <w:r>
+              <w:rPr>
+                <w:rFonts w:ascii="Times New Roman" w:hAnsi="Times New Roman" w:eastAsia="宋体"/>
+                <w:b w:val="0"/>
+                <w:color w:val="333333"/>
+                <w:sz w:val="21"/>
+              </w:rPr>
+              <w:t>一期不依赖二期基础设施</w:t>
+            </w:r>
+          </w:p>
+        </w:tc>
+        <w:tc>
+          <w:tcPr>
+            <w:tcW w:type="dxa" w:w="2078"/>
+          </w:tcPr>
+          <w:p>
+            <w:pPr>
+              <w:jc w:val="center"/>
+            </w:pPr>
+            <w:r/>
+            <w:r>
+              <w:rPr>
+                <w:rFonts w:ascii="Times New Roman" w:hAnsi="Times New Roman" w:eastAsia="宋体"/>
+                <w:b w:val="0"/>
+                <w:color w:val="333333"/>
+                <w:sz w:val="21"/>
+              </w:rPr>
+              <w:t>项目延期</w:t>
+            </w:r>
+          </w:p>
+        </w:tc>
+      </w:tr>
+    </w:tbl>
+    <w:p>
+      <w:pPr>
+        <w:pStyle w:val="Heading2"/>
+      </w:pPr>
+      <w:r>
+        <w:t>2.3  三条顶层原理</w:t>
+      </w:r>
+    </w:p>
+    <w:p>
+      <w:r>
+        <w:t>原理一：三通道分流——P1 暂态控制 (GOOSE ≤100ms) / P2 稳态监控 (IEC104 ≤1s) / P3 历史分析 (RESTful ≤5s)。</w:t>
+      </w:r>
+    </w:p>
+    <w:p>
+      <w:r>
+        <w:t>原理二：不可越层规则——展示层不直连时序库、采集层不直写业务库、USDF 不存时序数据。</w:t>
+      </w:r>
+    </w:p>
+    <w:p>
+      <w:r>
+        <w:t>原理三：空间是统一维度——五种对象共享空间坐标，空间查询替代定制 JOIN。</w:t>
       </w:r>
     </w:p>
     <w:p>
@@ -331,12 +1578,12 @@
         <w:pStyle w:val="Heading2"/>
       </w:pPr>
       <w:r>
-        <w:t>2.3  顶层原理一：三通道分流</w:t>
+        <w:t>2.4  方法论：从指标反推架构</w:t>
       </w:r>
     </w:p>
     <w:p>
       <w:r>
-        <w:t>P1暂态 / P2稳态 / P3历史……</w:t>
+        <w:t>每一个架构决策都对应一个可检验的非功能指标。34 项非功能指标 → 架构选择链。</w:t>
       </w:r>
     </w:p>
     <w:p>
@@ -344,52 +1591,366 @@
         <w:pStyle w:val="Heading2"/>
       </w:pPr>
       <w:r>
-        <w:t>2.4  顶层原理二：不可越层规则</w:t>
-      </w:r>
-    </w:p>
-    <w:p>
-      <w:r>
-        <w:t>展示层不直连时序库、采集层不直写业务库……</w:t>
+        <w:t>2.5  平台能力的四个支柱</w:t>
       </w:r>
     </w:p>
     <w:p>
       <w:pPr>
-        <w:pStyle w:val="Heading2"/>
+        <w:spacing w:before="120" w:after="60"/>
+        <w:jc w:val="center"/>
       </w:pPr>
       <w:r>
-        <w:t>2.5  顶层原理三：空间是统一维度</w:t>
+        <w:rPr>
+          <w:rFonts w:ascii="Times New Roman" w:hAnsi="Times New Roman" w:eastAsia="宋体"/>
+          <w:b/>
+          <w:color w:val="333333"/>
+          <w:sz w:val="21"/>
+        </w:rPr>
+        <w:t>表 2-3  平台能力的四个支柱</w:t>
       </w:r>
     </w:p>
-    <w:p>
-      <w:r>
-        <w:t>空间坐标是唯一能将异构对象统一索引的维度……</w:t>
-      </w:r>
-    </w:p>
+    <w:tbl>
+      <w:tblPr>
+        <w:tblW w:type="auto" w:w="0"/>
+        <w:jc w:val="center"/>
+        <w:tblLook w:firstColumn="1" w:firstRow="1" w:lastColumn="0" w:lastRow="0" w:noHBand="0" w:noVBand="1" w:val="04A0"/>
+        <w:tblBorders>
+          <w:top w:val="single" w:sz="12" w:space="0" w:color="1B3A5C"/>
+          <w:bottom w:val="single" w:sz="12" w:space="0" w:color="1B3A5C"/>
+          <w:left w:val="single" w:sz="12" w:space="0" w:color="1B3A5C"/>
+          <w:right w:val="single" w:sz="12" w:space="0" w:color="1B3A5C"/>
+          <w:insideH w:val="single" w:sz="4" w:space="0" w:color="CCCCCC"/>
+          <w:insideV w:val="single" w:sz="4" w:space="0" w:color="CCCCCC"/>
+        </w:tblBorders>
+      </w:tblPr>
+      <w:tblGrid>
+        <w:gridCol w:w="302400"/>
+        <w:gridCol w:w="302400"/>
+        <w:gridCol w:w="302400"/>
+      </w:tblGrid>
+      <w:tr>
+        <w:tc>
+          <w:tcPr>
+            <w:tcW w:type="dxa" w:w="2771"/>
+            <w:shd w:fill="1B3A5C" w:val="clear"/>
+          </w:tcPr>
+          <w:p>
+            <w:pPr>
+              <w:jc w:val="center"/>
+            </w:pPr>
+            <w:r/>
+            <w:r>
+              <w:rPr>
+                <w:rFonts w:ascii="Times New Roman" w:hAnsi="Times New Roman" w:eastAsia="宋体"/>
+                <w:b/>
+                <w:color w:val="FFFFFF"/>
+                <w:sz w:val="21"/>
+              </w:rPr>
+              <w:t>#</w:t>
+            </w:r>
+          </w:p>
+        </w:tc>
+        <w:tc>
+          <w:tcPr>
+            <w:tcW w:type="dxa" w:w="2771"/>
+            <w:shd w:fill="1B3A5C" w:val="clear"/>
+          </w:tcPr>
+          <w:p>
+            <w:pPr>
+              <w:jc w:val="center"/>
+            </w:pPr>
+            <w:r/>
+            <w:r>
+              <w:rPr>
+                <w:rFonts w:ascii="Times New Roman" w:hAnsi="Times New Roman" w:eastAsia="宋体"/>
+                <w:b/>
+                <w:color w:val="FFFFFF"/>
+                <w:sz w:val="21"/>
+              </w:rPr>
+              <w:t>能力</w:t>
+            </w:r>
+          </w:p>
+        </w:tc>
+        <w:tc>
+          <w:tcPr>
+            <w:tcW w:type="dxa" w:w="2771"/>
+            <w:shd w:fill="1B3A5C" w:val="clear"/>
+          </w:tcPr>
+          <w:p>
+            <w:pPr>
+              <w:jc w:val="center"/>
+            </w:pPr>
+            <w:r/>
+            <w:r>
+              <w:rPr>
+                <w:rFonts w:ascii="Times New Roman" w:hAnsi="Times New Roman" w:eastAsia="宋体"/>
+                <w:b/>
+                <w:color w:val="FFFFFF"/>
+                <w:sz w:val="21"/>
+              </w:rPr>
+              <w:t>核心价值</w:t>
+            </w:r>
+          </w:p>
+        </w:tc>
+      </w:tr>
+      <w:tr>
+        <w:tc>
+          <w:tcPr>
+            <w:tcW w:type="dxa" w:w="2771"/>
+          </w:tcPr>
+          <w:p>
+            <w:pPr>
+              <w:jc w:val="center"/>
+            </w:pPr>
+            <w:r/>
+            <w:r>
+              <w:rPr>
+                <w:rFonts w:ascii="Times New Roman" w:hAnsi="Times New Roman" w:eastAsia="宋体"/>
+                <w:b w:val="0"/>
+                <w:color w:val="333333"/>
+                <w:sz w:val="21"/>
+              </w:rPr>
+              <w:t>1</w:t>
+            </w:r>
+          </w:p>
+        </w:tc>
+        <w:tc>
+          <w:tcPr>
+            <w:tcW w:type="dxa" w:w="2771"/>
+          </w:tcPr>
+          <w:p>
+            <w:pPr>
+              <w:jc w:val="center"/>
+            </w:pPr>
+            <w:r/>
+            <w:r>
+              <w:rPr>
+                <w:rFonts w:ascii="Times New Roman" w:hAnsi="Times New Roman" w:eastAsia="宋体"/>
+                <w:b w:val="0"/>
+                <w:color w:val="333333"/>
+                <w:sz w:val="21"/>
+              </w:rPr>
+              <w:t>门户集成与双模交互</w:t>
+            </w:r>
+          </w:p>
+        </w:tc>
+        <w:tc>
+          <w:tcPr>
+            <w:tcW w:type="dxa" w:w="2771"/>
+          </w:tcPr>
+          <w:p>
+            <w:pPr>
+              <w:jc w:val="center"/>
+            </w:pPr>
+            <w:r/>
+            <w:r>
+              <w:rPr>
+                <w:rFonts w:ascii="Times New Roman" w:hAnsi="Times New Roman" w:eastAsia="宋体"/>
+                <w:b w:val="0"/>
+                <w:color w:val="333333"/>
+                <w:sz w:val="21"/>
+              </w:rPr>
+              <w:t>子系统统一挂载+运营管理与监控看板</w:t>
+            </w:r>
+          </w:p>
+        </w:tc>
+      </w:tr>
+      <w:tr>
+        <w:tc>
+          <w:tcPr>
+            <w:tcW w:type="dxa" w:w="2771"/>
+          </w:tcPr>
+          <w:p>
+            <w:pPr>
+              <w:jc w:val="center"/>
+            </w:pPr>
+            <w:r/>
+            <w:r>
+              <w:rPr>
+                <w:rFonts w:ascii="Times New Roman" w:hAnsi="Times New Roman" w:eastAsia="宋体"/>
+                <w:b w:val="0"/>
+                <w:color w:val="333333"/>
+                <w:sz w:val="21"/>
+              </w:rPr>
+              <w:t>2</w:t>
+            </w:r>
+          </w:p>
+        </w:tc>
+        <w:tc>
+          <w:tcPr>
+            <w:tcW w:type="dxa" w:w="2771"/>
+          </w:tcPr>
+          <w:p>
+            <w:pPr>
+              <w:jc w:val="center"/>
+            </w:pPr>
+            <w:r/>
+            <w:r>
+              <w:rPr>
+                <w:rFonts w:ascii="Times New Roman" w:hAnsi="Times New Roman" w:eastAsia="宋体"/>
+                <w:b w:val="0"/>
+                <w:color w:val="333333"/>
+                <w:sz w:val="21"/>
+              </w:rPr>
+              <w:t>元数据驱动页面构建</w:t>
+            </w:r>
+          </w:p>
+        </w:tc>
+        <w:tc>
+          <w:tcPr>
+            <w:tcW w:type="dxa" w:w="2771"/>
+          </w:tcPr>
+          <w:p>
+            <w:pPr>
+              <w:jc w:val="center"/>
+            </w:pPr>
+            <w:r/>
+            <w:r>
+              <w:rPr>
+                <w:rFonts w:ascii="Times New Roman" w:hAnsi="Times New Roman" w:eastAsia="宋体"/>
+                <w:b w:val="0"/>
+                <w:color w:val="333333"/>
+                <w:sz w:val="21"/>
+              </w:rPr>
+              <w:t>自动生成 CRUD 页面，减少前端重复开发</w:t>
+            </w:r>
+          </w:p>
+        </w:tc>
+      </w:tr>
+      <w:tr>
+        <w:tc>
+          <w:tcPr>
+            <w:tcW w:type="dxa" w:w="2771"/>
+          </w:tcPr>
+          <w:p>
+            <w:pPr>
+              <w:jc w:val="center"/>
+            </w:pPr>
+            <w:r/>
+            <w:r>
+              <w:rPr>
+                <w:rFonts w:ascii="Times New Roman" w:hAnsi="Times New Roman" w:eastAsia="宋体"/>
+                <w:b w:val="0"/>
+                <w:color w:val="333333"/>
+                <w:sz w:val="21"/>
+              </w:rPr>
+              <w:t>3</w:t>
+            </w:r>
+          </w:p>
+        </w:tc>
+        <w:tc>
+          <w:tcPr>
+            <w:tcW w:type="dxa" w:w="2771"/>
+          </w:tcPr>
+          <w:p>
+            <w:pPr>
+              <w:jc w:val="center"/>
+            </w:pPr>
+            <w:r/>
+            <w:r>
+              <w:rPr>
+                <w:rFonts w:ascii="Times New Roman" w:hAnsi="Times New Roman" w:eastAsia="宋体"/>
+                <w:b w:val="0"/>
+                <w:color w:val="333333"/>
+                <w:sz w:val="21"/>
+              </w:rPr>
+              <w:t>2D/3D 场景双向联动</w:t>
+            </w:r>
+          </w:p>
+        </w:tc>
+        <w:tc>
+          <w:tcPr>
+            <w:tcW w:type="dxa" w:w="2771"/>
+          </w:tcPr>
+          <w:p>
+            <w:pPr>
+              <w:jc w:val="center"/>
+            </w:pPr>
+            <w:r/>
+            <w:r>
+              <w:rPr>
+                <w:rFonts w:ascii="Times New Roman" w:hAnsi="Times New Roman" w:eastAsia="宋体"/>
+                <w:b w:val="0"/>
+                <w:color w:val="333333"/>
+                <w:sz w:val="21"/>
+              </w:rPr>
+              <w:t>页面操作→3D高亮；3D点击→数据面板</w:t>
+            </w:r>
+          </w:p>
+        </w:tc>
+      </w:tr>
+      <w:tr>
+        <w:tc>
+          <w:tcPr>
+            <w:tcW w:type="dxa" w:w="2771"/>
+          </w:tcPr>
+          <w:p>
+            <w:pPr>
+              <w:jc w:val="center"/>
+            </w:pPr>
+            <w:r/>
+            <w:r>
+              <w:rPr>
+                <w:rFonts w:ascii="Times New Roman" w:hAnsi="Times New Roman" w:eastAsia="宋体"/>
+                <w:b w:val="0"/>
+                <w:color w:val="333333"/>
+                <w:sz w:val="21"/>
+              </w:rPr>
+              <w:t>4</w:t>
+            </w:r>
+          </w:p>
+        </w:tc>
+        <w:tc>
+          <w:tcPr>
+            <w:tcW w:type="dxa" w:w="2771"/>
+          </w:tcPr>
+          <w:p>
+            <w:pPr>
+              <w:jc w:val="center"/>
+            </w:pPr>
+            <w:r/>
+            <w:r>
+              <w:rPr>
+                <w:rFonts w:ascii="Times New Roman" w:hAnsi="Times New Roman" w:eastAsia="宋体"/>
+                <w:b w:val="0"/>
+                <w:color w:val="333333"/>
+                <w:sz w:val="21"/>
+              </w:rPr>
+              <w:t>样式与主题配置</w:t>
+            </w:r>
+          </w:p>
+        </w:tc>
+        <w:tc>
+          <w:tcPr>
+            <w:tcW w:type="dxa" w:w="2771"/>
+          </w:tcPr>
+          <w:p>
+            <w:pPr>
+              <w:jc w:val="center"/>
+            </w:pPr>
+            <w:r/>
+            <w:r>
+              <w:rPr>
+                <w:rFonts w:ascii="Times New Roman" w:hAnsi="Times New Roman" w:eastAsia="宋体"/>
+                <w:b w:val="0"/>
+                <w:color w:val="333333"/>
+                <w:sz w:val="21"/>
+              </w:rPr>
+              <w:t>全局品牌色/字体/暗色模式，统一视觉风格</w:t>
+            </w:r>
+          </w:p>
+        </w:tc>
+      </w:tr>
+    </w:tbl>
     <w:p>
       <w:pPr>
-        <w:pStyle w:val="Heading2"/>
+        <w:sectPr>
+          <w:pgSz w:w="11906" w:h="16838"/>
+          <w:pgMar w:top="1440" w:right="1797" w:bottom="1440" w:left="1797" w:header="850" w:footer="850" w:gutter="0"/>
+          <w:cols w:space="720"/>
+          <w:docGrid w:linePitch="360"/>
+        </w:sectPr>
       </w:pPr>
-      <w:r>
-        <w:t>2.6  方法论：从指标反推架构</w:t>
-      </w:r>
-    </w:p>
-    <w:p>
-      <w:r>
-        <w:t>每一个架构决策都对应一个可检验的非功能指标……</w:t>
-      </w:r>
-    </w:p>
-    <w:p>
-      <w:pPr>
-        <w:pStyle w:val="Heading2"/>
-      </w:pPr>
-      <w:r>
-        <w:t>2.7  平台能力的四个支柱</w:t>
-      </w:r>
-    </w:p>
-    <w:p>
-      <w:r>
-        <w:t>门户集成 / 元数据驱动 / 2D3D联动 / 样式主题……</w:t>
-      </w:r>
     </w:p>
     <w:p>
       <w:pPr>
@@ -409,7 +1970,70 @@
     </w:p>
     <w:p>
       <w:r>
-        <w:t>USDF 底座 + 五业务域……</w:t>
+        <w:t>USDF 底座 + 五业务域。底座先行 → 业务渐进 → 多场站可扩展。</w:t>
+      </w:r>
+    </w:p>
+    <w:tbl>
+      <w:tblPr>
+        <w:tblW w:type="auto" w:w="0"/>
+        <w:jc w:val="center"/>
+        <w:tblLook w:firstColumn="1" w:firstRow="1" w:lastColumn="0" w:lastRow="0" w:noHBand="0" w:noVBand="1" w:val="04A0"/>
+        <w:tblBorders>
+          <w:top w:val="dashed" w:sz="6" w:space="0" w:color="999999"/>
+          <w:bottom w:val="dashed" w:sz="6" w:space="0" w:color="999999"/>
+          <w:left w:val="dashed" w:sz="6" w:space="0" w:color="999999"/>
+          <w:right w:val="dashed" w:sz="6" w:space="0" w:color="999999"/>
+        </w:tblBorders>
+      </w:tblPr>
+      <w:tblGrid>
+        <w:gridCol w:w="8312"/>
+      </w:tblGrid>
+      <w:tr>
+        <w:trPr>
+          <w:trHeight w:val="4536" w:hRule="atLeast"/>
+        </w:trPr>
+        <w:tc>
+          <w:tcPr>
+            <w:tcW w:type="dxa" w:w="8312"/>
+            <w:shd w:fill="F5F5F5" w:val="clear"/>
+          </w:tcPr>
+          <w:p>
+            <w:pPr>
+              <w:jc w:val="center"/>
+            </w:pPr>
+            <w:r/>
+            <w:r>
+              <w:rPr>
+                <w:rFonts w:ascii="Times New Roman" w:hAnsi="Times New Roman" w:eastAsia="宋体"/>
+                <w:b w:val="0"/>
+                <w:color w:val="666666"/>
+                <w:sz w:val="22"/>
+              </w:rPr>
+              <w:br/>
+              <w:br/>
+              <w:t>[ 此处插入图片：图 3-1  系统逻辑架构（四层） ]</w:t>
+              <w:br/>
+              <w:t>建议尺寸：14cm × 8cm</w:t>
+              <w:br/>
+              <w:br/>
+            </w:r>
+          </w:p>
+        </w:tc>
+      </w:tr>
+    </w:tbl>
+    <w:p>
+      <w:pPr>
+        <w:spacing w:before="60" w:after="120"/>
+        <w:jc w:val="center"/>
+      </w:pPr>
+      <w:r>
+        <w:rPr>
+          <w:rFonts w:ascii="Times New Roman" w:hAnsi="Times New Roman" w:eastAsia="宋体"/>
+          <w:b/>
+          <w:color w:val="333333"/>
+          <w:sz w:val="21"/>
+        </w:rPr>
+        <w:t>图 3-1  系统逻辑架构（四层）</w:t>
       </w:r>
     </w:p>
     <w:p>
@@ -417,12 +2041,12 @@
         <w:pStyle w:val="Heading2"/>
       </w:pPr>
       <w:r>
-        <w:t>3.2  逻辑架构（四层）</w:t>
+        <w:t>3.2  部署拓扑（三级 + 安全分区）</w:t>
       </w:r>
     </w:p>
     <w:p>
       <w:r>
-        <w:t>展示层 → 业务层 → 平台层 → 采集层……</w:t>
+        <w:t>中心云（集团侧）↕ 场站边缘（I 区/II 区/III 区）↕ 设备层。</w:t>
       </w:r>
     </w:p>
     <w:p>
@@ -430,12 +2054,1114 @@
         <w:pStyle w:val="Heading2"/>
       </w:pPr>
       <w:r>
-        <w:t>3.3  部署拓扑（三级 + 安全分区）</w:t>
+        <w:t>3.3  数据分层与流向</w:t>
+      </w:r>
+    </w:p>
+    <w:p>
+      <w:pPr>
+        <w:spacing w:before="120" w:after="60"/>
+        <w:jc w:val="center"/>
+      </w:pPr>
+      <w:r>
+        <w:rPr>
+          <w:rFonts w:ascii="Times New Roman" w:hAnsi="Times New Roman" w:eastAsia="宋体"/>
+          <w:b/>
+          <w:color w:val="333333"/>
+          <w:sz w:val="21"/>
+        </w:rPr>
+        <w:t>表 3-1  数据分层与 SLA</w:t>
+      </w:r>
+    </w:p>
+    <w:tbl>
+      <w:tblPr>
+        <w:tblW w:type="auto" w:w="0"/>
+        <w:jc w:val="center"/>
+        <w:tblLook w:firstColumn="1" w:firstRow="1" w:lastColumn="0" w:lastRow="0" w:noHBand="0" w:noVBand="1" w:val="04A0"/>
+        <w:tblBorders>
+          <w:top w:val="single" w:sz="12" w:space="0" w:color="1B3A5C"/>
+          <w:bottom w:val="single" w:sz="12" w:space="0" w:color="1B3A5C"/>
+          <w:left w:val="single" w:sz="12" w:space="0" w:color="1B3A5C"/>
+          <w:right w:val="single" w:sz="12" w:space="0" w:color="1B3A5C"/>
+          <w:insideH w:val="single" w:sz="4" w:space="0" w:color="CCCCCC"/>
+          <w:insideV w:val="single" w:sz="4" w:space="0" w:color="CCCCCC"/>
+        </w:tblBorders>
+      </w:tblPr>
+      <w:tblGrid>
+        <w:gridCol w:w="302400"/>
+        <w:gridCol w:w="302400"/>
+        <w:gridCol w:w="302400"/>
+      </w:tblGrid>
+      <w:tr>
+        <w:tc>
+          <w:tcPr>
+            <w:tcW w:type="dxa" w:w="2771"/>
+            <w:shd w:fill="1B3A5C" w:val="clear"/>
+          </w:tcPr>
+          <w:p>
+            <w:pPr>
+              <w:jc w:val="center"/>
+            </w:pPr>
+            <w:r/>
+            <w:r>
+              <w:rPr>
+                <w:rFonts w:ascii="Times New Roman" w:hAnsi="Times New Roman" w:eastAsia="宋体"/>
+                <w:b/>
+                <w:color w:val="FFFFFF"/>
+                <w:sz w:val="21"/>
+              </w:rPr>
+              <w:t>层</w:t>
+            </w:r>
+          </w:p>
+        </w:tc>
+        <w:tc>
+          <w:tcPr>
+            <w:tcW w:type="dxa" w:w="2771"/>
+            <w:shd w:fill="1B3A5C" w:val="clear"/>
+          </w:tcPr>
+          <w:p>
+            <w:pPr>
+              <w:jc w:val="center"/>
+            </w:pPr>
+            <w:r/>
+            <w:r>
+              <w:rPr>
+                <w:rFonts w:ascii="Times New Roman" w:hAnsi="Times New Roman" w:eastAsia="宋体"/>
+                <w:b/>
+                <w:color w:val="FFFFFF"/>
+                <w:sz w:val="21"/>
+              </w:rPr>
+              <w:t>职责</w:t>
+            </w:r>
+          </w:p>
+        </w:tc>
+        <w:tc>
+          <w:tcPr>
+            <w:tcW w:type="dxa" w:w="2771"/>
+            <w:shd w:fill="1B3A5C" w:val="clear"/>
+          </w:tcPr>
+          <w:p>
+            <w:pPr>
+              <w:jc w:val="center"/>
+            </w:pPr>
+            <w:r/>
+            <w:r>
+              <w:rPr>
+                <w:rFonts w:ascii="Times New Roman" w:hAnsi="Times New Roman" w:eastAsia="宋体"/>
+                <w:b/>
+                <w:color w:val="FFFFFF"/>
+                <w:sz w:val="21"/>
+              </w:rPr>
+              <w:t>SLA</w:t>
+            </w:r>
+          </w:p>
+        </w:tc>
+      </w:tr>
+      <w:tr>
+        <w:tc>
+          <w:tcPr>
+            <w:tcW w:type="dxa" w:w="2771"/>
+          </w:tcPr>
+          <w:p>
+            <w:pPr>
+              <w:jc w:val="center"/>
+            </w:pPr>
+            <w:r/>
+            <w:r>
+              <w:rPr>
+                <w:rFonts w:ascii="Times New Roman" w:hAnsi="Times New Roman" w:eastAsia="宋体"/>
+                <w:b w:val="0"/>
+                <w:color w:val="333333"/>
+                <w:sz w:val="21"/>
+              </w:rPr>
+              <w:t>采集层</w:t>
+            </w:r>
+          </w:p>
+        </w:tc>
+        <w:tc>
+          <w:tcPr>
+            <w:tcW w:type="dxa" w:w="2771"/>
+          </w:tcPr>
+          <w:p>
+            <w:pPr>
+              <w:jc w:val="center"/>
+            </w:pPr>
+            <w:r/>
+            <w:r>
+              <w:rPr>
+                <w:rFonts w:ascii="Times New Roman" w:hAnsi="Times New Roman" w:eastAsia="宋体"/>
+                <w:b w:val="0"/>
+                <w:color w:val="333333"/>
+                <w:sz w:val="21"/>
+              </w:rPr>
+              <w:t>协议适配、数据归一化</w:t>
+            </w:r>
+          </w:p>
+        </w:tc>
+        <w:tc>
+          <w:tcPr>
+            <w:tcW w:type="dxa" w:w="2771"/>
+          </w:tcPr>
+          <w:p>
+            <w:pPr>
+              <w:jc w:val="center"/>
+            </w:pPr>
+            <w:r/>
+            <w:r>
+              <w:rPr>
+                <w:rFonts w:ascii="Times New Roman" w:hAnsi="Times New Roman" w:eastAsia="宋体"/>
+                <w:b w:val="0"/>
+                <w:color w:val="333333"/>
+                <w:sz w:val="21"/>
+              </w:rPr>
+              <w:t>按数据源频率</w:t>
+            </w:r>
+          </w:p>
+        </w:tc>
+      </w:tr>
+      <w:tr>
+        <w:tc>
+          <w:tcPr>
+            <w:tcW w:type="dxa" w:w="2771"/>
+          </w:tcPr>
+          <w:p>
+            <w:pPr>
+              <w:jc w:val="center"/>
+            </w:pPr>
+            <w:r/>
+            <w:r>
+              <w:rPr>
+                <w:rFonts w:ascii="Times New Roman" w:hAnsi="Times New Roman" w:eastAsia="宋体"/>
+                <w:b w:val="0"/>
+                <w:color w:val="333333"/>
+                <w:sz w:val="21"/>
+              </w:rPr>
+              <w:t>消息总线</w:t>
+            </w:r>
+          </w:p>
+        </w:tc>
+        <w:tc>
+          <w:tcPr>
+            <w:tcW w:type="dxa" w:w="2771"/>
+          </w:tcPr>
+          <w:p>
+            <w:pPr>
+              <w:jc w:val="center"/>
+            </w:pPr>
+            <w:r/>
+            <w:r>
+              <w:rPr>
+                <w:rFonts w:ascii="Times New Roman" w:hAnsi="Times New Roman" w:eastAsia="宋体"/>
+                <w:b w:val="0"/>
+                <w:color w:val="333333"/>
+                <w:sz w:val="21"/>
+              </w:rPr>
+              <w:t>多源汇聚、分区路由</w:t>
+            </w:r>
+          </w:p>
+        </w:tc>
+        <w:tc>
+          <w:tcPr>
+            <w:tcW w:type="dxa" w:w="2771"/>
+          </w:tcPr>
+          <w:p>
+            <w:pPr>
+              <w:jc w:val="center"/>
+            </w:pPr>
+            <w:r/>
+            <w:r>
+              <w:rPr>
+                <w:rFonts w:ascii="Times New Roman" w:hAnsi="Times New Roman" w:eastAsia="宋体"/>
+                <w:b w:val="0"/>
+                <w:color w:val="333333"/>
+                <w:sz w:val="21"/>
+              </w:rPr>
+              <w:t>≤50ms</w:t>
+            </w:r>
+          </w:p>
+        </w:tc>
+      </w:tr>
+      <w:tr>
+        <w:tc>
+          <w:tcPr>
+            <w:tcW w:type="dxa" w:w="2771"/>
+          </w:tcPr>
+          <w:p>
+            <w:pPr>
+              <w:jc w:val="center"/>
+            </w:pPr>
+            <w:r/>
+            <w:r>
+              <w:rPr>
+                <w:rFonts w:ascii="Times New Roman" w:hAnsi="Times New Roman" w:eastAsia="宋体"/>
+                <w:b w:val="0"/>
+                <w:color w:val="333333"/>
+                <w:sz w:val="21"/>
+              </w:rPr>
+              <w:t>时序库</w:t>
+            </w:r>
+          </w:p>
+        </w:tc>
+        <w:tc>
+          <w:tcPr>
+            <w:tcW w:type="dxa" w:w="2771"/>
+          </w:tcPr>
+          <w:p>
+            <w:pPr>
+              <w:jc w:val="center"/>
+            </w:pPr>
+            <w:r/>
+            <w:r>
+              <w:rPr>
+                <w:rFonts w:ascii="Times New Roman" w:hAnsi="Times New Roman" w:eastAsia="宋体"/>
+                <w:b w:val="0"/>
+                <w:color w:val="333333"/>
+                <w:sz w:val="21"/>
+              </w:rPr>
+              <w:t>测点历史、聚合查询</w:t>
+            </w:r>
+          </w:p>
+        </w:tc>
+        <w:tc>
+          <w:tcPr>
+            <w:tcW w:type="dxa" w:w="2771"/>
+          </w:tcPr>
+          <w:p>
+            <w:pPr>
+              <w:jc w:val="center"/>
+            </w:pPr>
+            <w:r/>
+            <w:r>
+              <w:rPr>
+                <w:rFonts w:ascii="Times New Roman" w:hAnsi="Times New Roman" w:eastAsia="宋体"/>
+                <w:b w:val="0"/>
+                <w:color w:val="333333"/>
+                <w:sz w:val="21"/>
+              </w:rPr>
+              <w:t>100万条/s 写入；≤5s 查询</w:t>
+            </w:r>
+          </w:p>
+        </w:tc>
+      </w:tr>
+      <w:tr>
+        <w:tc>
+          <w:tcPr>
+            <w:tcW w:type="dxa" w:w="2771"/>
+          </w:tcPr>
+          <w:p>
+            <w:pPr>
+              <w:jc w:val="center"/>
+            </w:pPr>
+            <w:r/>
+            <w:r>
+              <w:rPr>
+                <w:rFonts w:ascii="Times New Roman" w:hAnsi="Times New Roman" w:eastAsia="宋体"/>
+                <w:b w:val="0"/>
+                <w:color w:val="333333"/>
+                <w:sz w:val="21"/>
+              </w:rPr>
+              <w:t>业务库</w:t>
+            </w:r>
+          </w:p>
+        </w:tc>
+        <w:tc>
+          <w:tcPr>
+            <w:tcW w:type="dxa" w:w="2771"/>
+          </w:tcPr>
+          <w:p>
+            <w:pPr>
+              <w:jc w:val="center"/>
+            </w:pPr>
+            <w:r/>
+            <w:r>
+              <w:rPr>
+                <w:rFonts w:ascii="Times New Roman" w:hAnsi="Times New Roman" w:eastAsia="宋体"/>
+                <w:b w:val="0"/>
+                <w:color w:val="333333"/>
+                <w:sz w:val="21"/>
+              </w:rPr>
+              <w:t>主数据、告警、工单</w:t>
+            </w:r>
+          </w:p>
+        </w:tc>
+        <w:tc>
+          <w:tcPr>
+            <w:tcW w:type="dxa" w:w="2771"/>
+          </w:tcPr>
+          <w:p>
+            <w:pPr>
+              <w:jc w:val="center"/>
+            </w:pPr>
+            <w:r/>
+            <w:r>
+              <w:rPr>
+                <w:rFonts w:ascii="Times New Roman" w:hAnsi="Times New Roman" w:eastAsia="宋体"/>
+                <w:b w:val="0"/>
+                <w:color w:val="333333"/>
+                <w:sz w:val="21"/>
+              </w:rPr>
+              <w:t>事务一致性</w:t>
+            </w:r>
+          </w:p>
+        </w:tc>
+      </w:tr>
+      <w:tr>
+        <w:tc>
+          <w:tcPr>
+            <w:tcW w:type="dxa" w:w="2771"/>
+          </w:tcPr>
+          <w:p>
+            <w:pPr>
+              <w:jc w:val="center"/>
+            </w:pPr>
+            <w:r/>
+            <w:r>
+              <w:rPr>
+                <w:rFonts w:ascii="Times New Roman" w:hAnsi="Times New Roman" w:eastAsia="宋体"/>
+                <w:b w:val="0"/>
+                <w:color w:val="333333"/>
+                <w:sz w:val="21"/>
+              </w:rPr>
+              <w:t>缓存层</w:t>
+            </w:r>
+          </w:p>
+        </w:tc>
+        <w:tc>
+          <w:tcPr>
+            <w:tcW w:type="dxa" w:w="2771"/>
+          </w:tcPr>
+          <w:p>
+            <w:pPr>
+              <w:jc w:val="center"/>
+            </w:pPr>
+            <w:r/>
+            <w:r>
+              <w:rPr>
+                <w:rFonts w:ascii="Times New Roman" w:hAnsi="Times New Roman" w:eastAsia="宋体"/>
+                <w:b w:val="0"/>
+                <w:color w:val="333333"/>
+                <w:sz w:val="21"/>
+              </w:rPr>
+              <w:t>实时快照</w:t>
+            </w:r>
+          </w:p>
+        </w:tc>
+        <w:tc>
+          <w:tcPr>
+            <w:tcW w:type="dxa" w:w="2771"/>
+          </w:tcPr>
+          <w:p>
+            <w:pPr>
+              <w:jc w:val="center"/>
+            </w:pPr>
+            <w:r/>
+            <w:r>
+              <w:rPr>
+                <w:rFonts w:ascii="Times New Roman" w:hAnsi="Times New Roman" w:eastAsia="宋体"/>
+                <w:b w:val="0"/>
+                <w:color w:val="333333"/>
+                <w:sz w:val="21"/>
+              </w:rPr>
+              <w:t>≤1ms 命中</w:t>
+            </w:r>
+          </w:p>
+        </w:tc>
+      </w:tr>
+      <w:tr>
+        <w:tc>
+          <w:tcPr>
+            <w:tcW w:type="dxa" w:w="2771"/>
+          </w:tcPr>
+          <w:p>
+            <w:pPr>
+              <w:jc w:val="center"/>
+            </w:pPr>
+            <w:r/>
+            <w:r>
+              <w:rPr>
+                <w:rFonts w:ascii="Times New Roman" w:hAnsi="Times New Roman" w:eastAsia="宋体"/>
+                <w:b w:val="0"/>
+                <w:color w:val="333333"/>
+                <w:sz w:val="21"/>
+              </w:rPr>
+              <w:t>展示层</w:t>
+            </w:r>
+          </w:p>
+        </w:tc>
+        <w:tc>
+          <w:tcPr>
+            <w:tcW w:type="dxa" w:w="2771"/>
+          </w:tcPr>
+          <w:p>
+            <w:pPr>
+              <w:jc w:val="center"/>
+            </w:pPr>
+            <w:r/>
+            <w:r>
+              <w:rPr>
+                <w:rFonts w:ascii="Times New Roman" w:hAnsi="Times New Roman" w:eastAsia="宋体"/>
+                <w:b w:val="0"/>
+                <w:color w:val="333333"/>
+                <w:sz w:val="21"/>
+              </w:rPr>
+              <w:t>API 聚合、权限过滤</w:t>
+            </w:r>
+          </w:p>
+        </w:tc>
+        <w:tc>
+          <w:tcPr>
+            <w:tcW w:type="dxa" w:w="2771"/>
+          </w:tcPr>
+          <w:p>
+            <w:pPr>
+              <w:jc w:val="center"/>
+            </w:pPr>
+            <w:r/>
+            <w:r>
+              <w:rPr>
+                <w:rFonts w:ascii="Times New Roman" w:hAnsi="Times New Roman" w:eastAsia="宋体"/>
+                <w:b w:val="0"/>
+                <w:color w:val="333333"/>
+                <w:sz w:val="21"/>
+              </w:rPr>
+              <w:t>P95 ≤200ms</w:t>
+            </w:r>
+          </w:p>
+        </w:tc>
+      </w:tr>
+    </w:tbl>
+    <w:p>
+      <w:pPr>
+        <w:pStyle w:val="Heading2"/>
+      </w:pPr>
+      <w:r>
+        <w:t>3.4  关键技术选型</w:t>
+      </w:r>
+    </w:p>
+    <w:p>
+      <w:pPr>
+        <w:spacing w:before="120" w:after="60"/>
+        <w:jc w:val="center"/>
+      </w:pPr>
+      <w:r>
+        <w:rPr>
+          <w:rFonts w:ascii="Times New Roman" w:hAnsi="Times New Roman" w:eastAsia="宋体"/>
+          <w:b/>
+          <w:color w:val="333333"/>
+          <w:sz w:val="21"/>
+        </w:rPr>
+        <w:t>表 3-2  关键技术选型</w:t>
+      </w:r>
+    </w:p>
+    <w:tbl>
+      <w:tblPr>
+        <w:tblW w:type="auto" w:w="0"/>
+        <w:jc w:val="center"/>
+        <w:tblLook w:firstColumn="1" w:firstRow="1" w:lastColumn="0" w:lastRow="0" w:noHBand="0" w:noVBand="1" w:val="04A0"/>
+        <w:tblBorders>
+          <w:top w:val="single" w:sz="12" w:space="0" w:color="1B3A5C"/>
+          <w:bottom w:val="single" w:sz="12" w:space="0" w:color="1B3A5C"/>
+          <w:left w:val="single" w:sz="12" w:space="0" w:color="1B3A5C"/>
+          <w:right w:val="single" w:sz="12" w:space="0" w:color="1B3A5C"/>
+          <w:insideH w:val="single" w:sz="4" w:space="0" w:color="CCCCCC"/>
+          <w:insideV w:val="single" w:sz="4" w:space="0" w:color="CCCCCC"/>
+        </w:tblBorders>
+      </w:tblPr>
+      <w:tblGrid>
+        <w:gridCol w:w="226800"/>
+        <w:gridCol w:w="226800"/>
+        <w:gridCol w:w="226800"/>
+        <w:gridCol w:w="226800"/>
+      </w:tblGrid>
+      <w:tr>
+        <w:tc>
+          <w:tcPr>
+            <w:tcW w:type="dxa" w:w="2078"/>
+            <w:shd w:fill="1B3A5C" w:val="clear"/>
+          </w:tcPr>
+          <w:p>
+            <w:pPr>
+              <w:jc w:val="center"/>
+            </w:pPr>
+            <w:r/>
+            <w:r>
+              <w:rPr>
+                <w:rFonts w:ascii="Times New Roman" w:hAnsi="Times New Roman" w:eastAsia="宋体"/>
+                <w:b/>
+                <w:color w:val="FFFFFF"/>
+                <w:sz w:val="21"/>
+              </w:rPr>
+              <w:t>决策域</w:t>
+            </w:r>
+          </w:p>
+        </w:tc>
+        <w:tc>
+          <w:tcPr>
+            <w:tcW w:type="dxa" w:w="2078"/>
+            <w:shd w:fill="1B3A5C" w:val="clear"/>
+          </w:tcPr>
+          <w:p>
+            <w:pPr>
+              <w:jc w:val="center"/>
+            </w:pPr>
+            <w:r/>
+            <w:r>
+              <w:rPr>
+                <w:rFonts w:ascii="Times New Roman" w:hAnsi="Times New Roman" w:eastAsia="宋体"/>
+                <w:b/>
+                <w:color w:val="FFFFFF"/>
+                <w:sz w:val="21"/>
+              </w:rPr>
+              <w:t>推荐</w:t>
+            </w:r>
+          </w:p>
+        </w:tc>
+        <w:tc>
+          <w:tcPr>
+            <w:tcW w:type="dxa" w:w="2078"/>
+            <w:shd w:fill="1B3A5C" w:val="clear"/>
+          </w:tcPr>
+          <w:p>
+            <w:pPr>
+              <w:jc w:val="center"/>
+            </w:pPr>
+            <w:r/>
+            <w:r>
+              <w:rPr>
+                <w:rFonts w:ascii="Times New Roman" w:hAnsi="Times New Roman" w:eastAsia="宋体"/>
+                <w:b/>
+                <w:color w:val="FFFFFF"/>
+                <w:sz w:val="21"/>
+              </w:rPr>
+              <w:t>备选</w:t>
+            </w:r>
+          </w:p>
+        </w:tc>
+        <w:tc>
+          <w:tcPr>
+            <w:tcW w:type="dxa" w:w="2078"/>
+            <w:shd w:fill="1B3A5C" w:val="clear"/>
+          </w:tcPr>
+          <w:p>
+            <w:pPr>
+              <w:jc w:val="center"/>
+            </w:pPr>
+            <w:r/>
+            <w:r>
+              <w:rPr>
+                <w:rFonts w:ascii="Times New Roman" w:hAnsi="Times New Roman" w:eastAsia="宋体"/>
+                <w:b/>
+                <w:color w:val="FFFFFF"/>
+                <w:sz w:val="21"/>
+              </w:rPr>
+              <w:t>优先级</w:t>
+            </w:r>
+          </w:p>
+        </w:tc>
+      </w:tr>
+      <w:tr>
+        <w:tc>
+          <w:tcPr>
+            <w:tcW w:type="dxa" w:w="2078"/>
+          </w:tcPr>
+          <w:p>
+            <w:pPr>
+              <w:jc w:val="center"/>
+            </w:pPr>
+            <w:r/>
+            <w:r>
+              <w:rPr>
+                <w:rFonts w:ascii="Times New Roman" w:hAnsi="Times New Roman" w:eastAsia="宋体"/>
+                <w:b w:val="0"/>
+                <w:color w:val="333333"/>
+                <w:sz w:val="21"/>
+              </w:rPr>
+              <w:t>时序数据库</w:t>
+            </w:r>
+          </w:p>
+        </w:tc>
+        <w:tc>
+          <w:tcPr>
+            <w:tcW w:type="dxa" w:w="2078"/>
+          </w:tcPr>
+          <w:p>
+            <w:pPr>
+              <w:jc w:val="center"/>
+            </w:pPr>
+            <w:r/>
+            <w:r>
+              <w:rPr>
+                <w:rFonts w:ascii="Times New Roman" w:hAnsi="Times New Roman" w:eastAsia="宋体"/>
+                <w:b w:val="0"/>
+                <w:color w:val="333333"/>
+                <w:sz w:val="21"/>
+              </w:rPr>
+              <w:t>ClickHouse</w:t>
+            </w:r>
+          </w:p>
+        </w:tc>
+        <w:tc>
+          <w:tcPr>
+            <w:tcW w:type="dxa" w:w="2078"/>
+          </w:tcPr>
+          <w:p>
+            <w:pPr>
+              <w:jc w:val="center"/>
+            </w:pPr>
+            <w:r/>
+            <w:r>
+              <w:rPr>
+                <w:rFonts w:ascii="Times New Roman" w:hAnsi="Times New Roman" w:eastAsia="宋体"/>
+                <w:b w:val="0"/>
+                <w:color w:val="333333"/>
+                <w:sz w:val="21"/>
+              </w:rPr>
+              <w:t>TDengine/DolphinDB</w:t>
+            </w:r>
+          </w:p>
+        </w:tc>
+        <w:tc>
+          <w:tcPr>
+            <w:tcW w:type="dxa" w:w="2078"/>
+          </w:tcPr>
+          <w:p>
+            <w:pPr>
+              <w:jc w:val="center"/>
+            </w:pPr>
+            <w:r/>
+            <w:r>
+              <w:rPr>
+                <w:rFonts w:ascii="Times New Roman" w:hAnsi="Times New Roman" w:eastAsia="宋体"/>
+                <w:b w:val="0"/>
+                <w:color w:val="333333"/>
+                <w:sz w:val="21"/>
+              </w:rPr>
+              <w:t>P0</w:t>
+            </w:r>
+          </w:p>
+        </w:tc>
+      </w:tr>
+      <w:tr>
+        <w:tc>
+          <w:tcPr>
+            <w:tcW w:type="dxa" w:w="2078"/>
+          </w:tcPr>
+          <w:p>
+            <w:pPr>
+              <w:jc w:val="center"/>
+            </w:pPr>
+            <w:r/>
+            <w:r>
+              <w:rPr>
+                <w:rFonts w:ascii="Times New Roman" w:hAnsi="Times New Roman" w:eastAsia="宋体"/>
+                <w:b w:val="0"/>
+                <w:color w:val="333333"/>
+                <w:sz w:val="21"/>
+              </w:rPr>
+              <w:t>业务数据库</w:t>
+            </w:r>
+          </w:p>
+        </w:tc>
+        <w:tc>
+          <w:tcPr>
+            <w:tcW w:type="dxa" w:w="2078"/>
+          </w:tcPr>
+          <w:p>
+            <w:pPr>
+              <w:jc w:val="center"/>
+            </w:pPr>
+            <w:r/>
+            <w:r>
+              <w:rPr>
+                <w:rFonts w:ascii="Times New Roman" w:hAnsi="Times New Roman" w:eastAsia="宋体"/>
+                <w:b w:val="0"/>
+                <w:color w:val="333333"/>
+                <w:sz w:val="21"/>
+              </w:rPr>
+              <w:t>Postgres+PostGIS</w:t>
+            </w:r>
+          </w:p>
+        </w:tc>
+        <w:tc>
+          <w:tcPr>
+            <w:tcW w:type="dxa" w:w="2078"/>
+          </w:tcPr>
+          <w:p>
+            <w:pPr>
+              <w:jc w:val="center"/>
+            </w:pPr>
+            <w:r/>
+            <w:r>
+              <w:rPr>
+                <w:rFonts w:ascii="Times New Roman" w:hAnsi="Times New Roman" w:eastAsia="宋体"/>
+                <w:b w:val="0"/>
+                <w:color w:val="333333"/>
+                <w:sz w:val="21"/>
+              </w:rPr>
+              <w:t>达梦 DM8/人大金仓</w:t>
+            </w:r>
+          </w:p>
+        </w:tc>
+        <w:tc>
+          <w:tcPr>
+            <w:tcW w:type="dxa" w:w="2078"/>
+          </w:tcPr>
+          <w:p>
+            <w:pPr>
+              <w:jc w:val="center"/>
+            </w:pPr>
+            <w:r/>
+            <w:r>
+              <w:rPr>
+                <w:rFonts w:ascii="Times New Roman" w:hAnsi="Times New Roman" w:eastAsia="宋体"/>
+                <w:b w:val="0"/>
+                <w:color w:val="333333"/>
+                <w:sz w:val="21"/>
+              </w:rPr>
+              <w:t>P0</w:t>
+            </w:r>
+          </w:p>
+        </w:tc>
+      </w:tr>
+      <w:tr>
+        <w:tc>
+          <w:tcPr>
+            <w:tcW w:type="dxa" w:w="2078"/>
+          </w:tcPr>
+          <w:p>
+            <w:pPr>
+              <w:jc w:val="center"/>
+            </w:pPr>
+            <w:r/>
+            <w:r>
+              <w:rPr>
+                <w:rFonts w:ascii="Times New Roman" w:hAnsi="Times New Roman" w:eastAsia="宋体"/>
+                <w:b w:val="0"/>
+                <w:color w:val="333333"/>
+                <w:sz w:val="21"/>
+              </w:rPr>
+              <w:t>消息队列</w:t>
+            </w:r>
+          </w:p>
+        </w:tc>
+        <w:tc>
+          <w:tcPr>
+            <w:tcW w:type="dxa" w:w="2078"/>
+          </w:tcPr>
+          <w:p>
+            <w:pPr>
+              <w:jc w:val="center"/>
+            </w:pPr>
+            <w:r/>
+            <w:r>
+              <w:rPr>
+                <w:rFonts w:ascii="Times New Roman" w:hAnsi="Times New Roman" w:eastAsia="宋体"/>
+                <w:b w:val="0"/>
+                <w:color w:val="333333"/>
+                <w:sz w:val="21"/>
+              </w:rPr>
+              <w:t>Kafka</w:t>
+            </w:r>
+          </w:p>
+        </w:tc>
+        <w:tc>
+          <w:tcPr>
+            <w:tcW w:type="dxa" w:w="2078"/>
+          </w:tcPr>
+          <w:p>
+            <w:pPr>
+              <w:jc w:val="center"/>
+            </w:pPr>
+            <w:r/>
+            <w:r>
+              <w:rPr>
+                <w:rFonts w:ascii="Times New Roman" w:hAnsi="Times New Roman" w:eastAsia="宋体"/>
+                <w:b w:val="0"/>
+                <w:color w:val="333333"/>
+                <w:sz w:val="21"/>
+              </w:rPr>
+              <w:t>RocketMQ/Pulsar</w:t>
+            </w:r>
+          </w:p>
+        </w:tc>
+        <w:tc>
+          <w:tcPr>
+            <w:tcW w:type="dxa" w:w="2078"/>
+          </w:tcPr>
+          <w:p>
+            <w:pPr>
+              <w:jc w:val="center"/>
+            </w:pPr>
+            <w:r/>
+            <w:r>
+              <w:rPr>
+                <w:rFonts w:ascii="Times New Roman" w:hAnsi="Times New Roman" w:eastAsia="宋体"/>
+                <w:b w:val="0"/>
+                <w:color w:val="333333"/>
+                <w:sz w:val="21"/>
+              </w:rPr>
+              <w:t>P0</w:t>
+            </w:r>
+          </w:p>
+        </w:tc>
+      </w:tr>
+      <w:tr>
+        <w:tc>
+          <w:tcPr>
+            <w:tcW w:type="dxa" w:w="2078"/>
+          </w:tcPr>
+          <w:p>
+            <w:pPr>
+              <w:jc w:val="center"/>
+            </w:pPr>
+            <w:r/>
+            <w:r>
+              <w:rPr>
+                <w:rFonts w:ascii="Times New Roman" w:hAnsi="Times New Roman" w:eastAsia="宋体"/>
+                <w:b w:val="0"/>
+                <w:color w:val="333333"/>
+                <w:sz w:val="21"/>
+              </w:rPr>
+              <w:t>GIS 引擎</w:t>
+            </w:r>
+          </w:p>
+        </w:tc>
+        <w:tc>
+          <w:tcPr>
+            <w:tcW w:type="dxa" w:w="2078"/>
+          </w:tcPr>
+          <w:p>
+            <w:pPr>
+              <w:jc w:val="center"/>
+            </w:pPr>
+            <w:r/>
+            <w:r>
+              <w:rPr>
+                <w:rFonts w:ascii="Times New Roman" w:hAnsi="Times New Roman" w:eastAsia="宋体"/>
+                <w:b w:val="0"/>
+                <w:color w:val="333333"/>
+                <w:sz w:val="21"/>
+              </w:rPr>
+              <w:t>GeoServer</w:t>
+            </w:r>
+          </w:p>
+        </w:tc>
+        <w:tc>
+          <w:tcPr>
+            <w:tcW w:type="dxa" w:w="2078"/>
+          </w:tcPr>
+          <w:p>
+            <w:pPr>
+              <w:jc w:val="center"/>
+            </w:pPr>
+            <w:r/>
+            <w:r>
+              <w:rPr>
+                <w:rFonts w:ascii="Times New Roman" w:hAnsi="Times New Roman" w:eastAsia="宋体"/>
+                <w:b w:val="0"/>
+                <w:color w:val="333333"/>
+                <w:sz w:val="21"/>
+              </w:rPr>
+              <w:t>超图/中地</w:t>
+            </w:r>
+          </w:p>
+        </w:tc>
+        <w:tc>
+          <w:tcPr>
+            <w:tcW w:type="dxa" w:w="2078"/>
+          </w:tcPr>
+          <w:p>
+            <w:pPr>
+              <w:jc w:val="center"/>
+            </w:pPr>
+            <w:r/>
+            <w:r>
+              <w:rPr>
+                <w:rFonts w:ascii="Times New Roman" w:hAnsi="Times New Roman" w:eastAsia="宋体"/>
+                <w:b w:val="0"/>
+                <w:color w:val="333333"/>
+                <w:sz w:val="21"/>
+              </w:rPr>
+              <w:t>P0</w:t>
+            </w:r>
+          </w:p>
+        </w:tc>
+      </w:tr>
+      <w:tr>
+        <w:tc>
+          <w:tcPr>
+            <w:tcW w:type="dxa" w:w="2078"/>
+          </w:tcPr>
+          <w:p>
+            <w:pPr>
+              <w:jc w:val="center"/>
+            </w:pPr>
+            <w:r/>
+            <w:r>
+              <w:rPr>
+                <w:rFonts w:ascii="Times New Roman" w:hAnsi="Times New Roman" w:eastAsia="宋体"/>
+                <w:b w:val="0"/>
+                <w:color w:val="333333"/>
+                <w:sz w:val="21"/>
+              </w:rPr>
+              <w:t>三维引擎</w:t>
+            </w:r>
+          </w:p>
+        </w:tc>
+        <w:tc>
+          <w:tcPr>
+            <w:tcW w:type="dxa" w:w="2078"/>
+          </w:tcPr>
+          <w:p>
+            <w:pPr>
+              <w:jc w:val="center"/>
+            </w:pPr>
+            <w:r/>
+            <w:r>
+              <w:rPr>
+                <w:rFonts w:ascii="Times New Roman" w:hAnsi="Times New Roman" w:eastAsia="宋体"/>
+                <w:b w:val="0"/>
+                <w:color w:val="333333"/>
+                <w:sz w:val="21"/>
+              </w:rPr>
+              <w:t>Cesium+Three.js</w:t>
+            </w:r>
+          </w:p>
+        </w:tc>
+        <w:tc>
+          <w:tcPr>
+            <w:tcW w:type="dxa" w:w="2078"/>
+          </w:tcPr>
+          <w:p>
+            <w:pPr>
+              <w:jc w:val="center"/>
+            </w:pPr>
+            <w:r/>
+            <w:r>
+              <w:rPr>
+                <w:rFonts w:ascii="Times New Roman" w:hAnsi="Times New Roman" w:eastAsia="宋体"/>
+                <w:b w:val="0"/>
+                <w:color w:val="333333"/>
+                <w:sz w:val="21"/>
+              </w:rPr>
+              <w:t>—</w:t>
+            </w:r>
+          </w:p>
+        </w:tc>
+        <w:tc>
+          <w:tcPr>
+            <w:tcW w:type="dxa" w:w="2078"/>
+          </w:tcPr>
+          <w:p>
+            <w:pPr>
+              <w:jc w:val="center"/>
+            </w:pPr>
+            <w:r/>
+            <w:r>
+              <w:rPr>
+                <w:rFonts w:ascii="Times New Roman" w:hAnsi="Times New Roman" w:eastAsia="宋体"/>
+                <w:b w:val="0"/>
+                <w:color w:val="333333"/>
+                <w:sz w:val="21"/>
+              </w:rPr>
+              <w:t>待定</w:t>
+            </w:r>
+          </w:p>
+        </w:tc>
+      </w:tr>
+      <w:tr>
+        <w:tc>
+          <w:tcPr>
+            <w:tcW w:type="dxa" w:w="2078"/>
+          </w:tcPr>
+          <w:p>
+            <w:pPr>
+              <w:jc w:val="center"/>
+            </w:pPr>
+            <w:r/>
+            <w:r>
+              <w:rPr>
+                <w:rFonts w:ascii="Times New Roman" w:hAnsi="Times New Roman" w:eastAsia="宋体"/>
+                <w:b w:val="0"/>
+                <w:color w:val="333333"/>
+                <w:sz w:val="21"/>
+              </w:rPr>
+              <w:t>API 网关</w:t>
+            </w:r>
+          </w:p>
+        </w:tc>
+        <w:tc>
+          <w:tcPr>
+            <w:tcW w:type="dxa" w:w="2078"/>
+          </w:tcPr>
+          <w:p>
+            <w:pPr>
+              <w:jc w:val="center"/>
+            </w:pPr>
+            <w:r/>
+            <w:r>
+              <w:rPr>
+                <w:rFonts w:ascii="Times New Roman" w:hAnsi="Times New Roman" w:eastAsia="宋体"/>
+                <w:b w:val="0"/>
+                <w:color w:val="333333"/>
+                <w:sz w:val="21"/>
+              </w:rPr>
+              <w:t>APISIX</w:t>
+            </w:r>
+          </w:p>
+        </w:tc>
+        <w:tc>
+          <w:tcPr>
+            <w:tcW w:type="dxa" w:w="2078"/>
+          </w:tcPr>
+          <w:p>
+            <w:pPr>
+              <w:jc w:val="center"/>
+            </w:pPr>
+            <w:r/>
+            <w:r>
+              <w:rPr>
+                <w:rFonts w:ascii="Times New Roman" w:hAnsi="Times New Roman" w:eastAsia="宋体"/>
+                <w:b w:val="0"/>
+                <w:color w:val="333333"/>
+                <w:sz w:val="21"/>
+              </w:rPr>
+              <w:t>—</w:t>
+            </w:r>
+          </w:p>
+        </w:tc>
+        <w:tc>
+          <w:tcPr>
+            <w:tcW w:type="dxa" w:w="2078"/>
+          </w:tcPr>
+          <w:p>
+            <w:pPr>
+              <w:jc w:val="center"/>
+            </w:pPr>
+            <w:r/>
+            <w:r>
+              <w:rPr>
+                <w:rFonts w:ascii="Times New Roman" w:hAnsi="Times New Roman" w:eastAsia="宋体"/>
+                <w:b w:val="0"/>
+                <w:color w:val="333333"/>
+                <w:sz w:val="21"/>
+              </w:rPr>
+              <w:t>P1</w:t>
+            </w:r>
+          </w:p>
+        </w:tc>
+      </w:tr>
+    </w:tbl>
+    <w:p>
+      <w:pPr>
+        <w:pStyle w:val="Heading2"/>
+      </w:pPr>
+      <w:r>
+        <w:t>3.5  AI 引擎架构</w:t>
       </w:r>
     </w:p>
     <w:p>
       <w:r>
-        <w:t>中心云 → 场站边缘（I区/II区/III区）→ 设备层……</w:t>
+        <w:t>边缘推理（场站 II 区 GPU）+ 云端训练（中心云 GPU 集群）+ 人机协同闭环。</w:t>
       </w:r>
     </w:p>
     <w:p>
@@ -443,12 +3169,12 @@
         <w:pStyle w:val="Heading2"/>
       </w:pPr>
       <w:r>
-        <w:t>3.4  数据分层与流向</w:t>
+        <w:t>3.6  数据治理体系</w:t>
       </w:r>
     </w:p>
     <w:p>
       <w:r>
-        <w:t>采集 → Kafka → 存储/缓存 → API……</w:t>
+        <w:t>四层治理：主数据管理 → 元数据目录 → 数据血缘 → 数据质量。</w:t>
       </w:r>
     </w:p>
     <w:p>
@@ -456,12 +3182,12 @@
         <w:pStyle w:val="Heading2"/>
       </w:pPr>
       <w:r>
-        <w:t>3.5  关键技术选型与对比</w:t>
+        <w:t>3.7  统一 API 与开发者生态</w:t>
       </w:r>
     </w:p>
     <w:p>
       <w:r>
-        <w:t>[技术选型对比表]……</w:t>
+        <w:t>北向标准 API (/api/v1/objects/{id}/*) + gRPC（同步）+ Kafka（异步）+ Python/Matlab/C++ SDK。</w:t>
       </w:r>
     </w:p>
     <w:p>
@@ -469,52 +3195,550 @@
         <w:pStyle w:val="Heading2"/>
       </w:pPr>
       <w:r>
-        <w:t>3.6  AI 引擎架构</w:t>
-      </w:r>
-    </w:p>
-    <w:p>
-      <w:r>
-        <w:t>边缘推理 + 云端训练 + 人机协同……</w:t>
+        <w:t>3.8  国产化适配</w:t>
       </w:r>
     </w:p>
     <w:p>
       <w:pPr>
-        <w:pStyle w:val="Heading2"/>
+        <w:spacing w:before="120" w:after="60"/>
+        <w:jc w:val="center"/>
       </w:pPr>
       <w:r>
-        <w:t>3.7  数据治理体系</w:t>
+        <w:rPr>
+          <w:rFonts w:ascii="Times New Roman" w:hAnsi="Times New Roman" w:eastAsia="宋体"/>
+          <w:b/>
+          <w:color w:val="333333"/>
+          <w:sz w:val="21"/>
+        </w:rPr>
+        <w:t>表 3-3  国产化适配清单</w:t>
       </w:r>
     </w:p>
-    <w:p>
-      <w:r>
-        <w:t>主数据 → 元数据 → 血缘 → 质量……</w:t>
-      </w:r>
-    </w:p>
+    <w:tbl>
+      <w:tblPr>
+        <w:tblW w:type="auto" w:w="0"/>
+        <w:jc w:val="center"/>
+        <w:tblLook w:firstColumn="1" w:firstRow="1" w:lastColumn="0" w:lastRow="0" w:noHBand="0" w:noVBand="1" w:val="04A0"/>
+        <w:tblBorders>
+          <w:top w:val="single" w:sz="12" w:space="0" w:color="1B3A5C"/>
+          <w:bottom w:val="single" w:sz="12" w:space="0" w:color="1B3A5C"/>
+          <w:left w:val="single" w:sz="12" w:space="0" w:color="1B3A5C"/>
+          <w:right w:val="single" w:sz="12" w:space="0" w:color="1B3A5C"/>
+          <w:insideH w:val="single" w:sz="4" w:space="0" w:color="CCCCCC"/>
+          <w:insideV w:val="single" w:sz="4" w:space="0" w:color="CCCCCC"/>
+        </w:tblBorders>
+      </w:tblPr>
+      <w:tblGrid>
+        <w:gridCol w:w="226800"/>
+        <w:gridCol w:w="226800"/>
+        <w:gridCol w:w="226800"/>
+        <w:gridCol w:w="226800"/>
+      </w:tblGrid>
+      <w:tr>
+        <w:tc>
+          <w:tcPr>
+            <w:tcW w:type="dxa" w:w="2078"/>
+            <w:shd w:fill="1B3A5C" w:val="clear"/>
+          </w:tcPr>
+          <w:p>
+            <w:pPr>
+              <w:jc w:val="center"/>
+            </w:pPr>
+            <w:r/>
+            <w:r>
+              <w:rPr>
+                <w:rFonts w:ascii="Times New Roman" w:hAnsi="Times New Roman" w:eastAsia="宋体"/>
+                <w:b/>
+                <w:color w:val="FFFFFF"/>
+                <w:sz w:val="21"/>
+              </w:rPr>
+              <w:t>层次</w:t>
+            </w:r>
+          </w:p>
+        </w:tc>
+        <w:tc>
+          <w:tcPr>
+            <w:tcW w:type="dxa" w:w="2078"/>
+            <w:shd w:fill="1B3A5C" w:val="clear"/>
+          </w:tcPr>
+          <w:p>
+            <w:pPr>
+              <w:jc w:val="center"/>
+            </w:pPr>
+            <w:r/>
+            <w:r>
+              <w:rPr>
+                <w:rFonts w:ascii="Times New Roman" w:hAnsi="Times New Roman" w:eastAsia="宋体"/>
+                <w:b/>
+                <w:color w:val="FFFFFF"/>
+                <w:sz w:val="21"/>
+              </w:rPr>
+              <w:t>推荐</w:t>
+            </w:r>
+          </w:p>
+        </w:tc>
+        <w:tc>
+          <w:tcPr>
+            <w:tcW w:type="dxa" w:w="2078"/>
+            <w:shd w:fill="1B3A5C" w:val="clear"/>
+          </w:tcPr>
+          <w:p>
+            <w:pPr>
+              <w:jc w:val="center"/>
+            </w:pPr>
+            <w:r/>
+            <w:r>
+              <w:rPr>
+                <w:rFonts w:ascii="Times New Roman" w:hAnsi="Times New Roman" w:eastAsia="宋体"/>
+                <w:b/>
+                <w:color w:val="FFFFFF"/>
+                <w:sz w:val="21"/>
+              </w:rPr>
+              <w:t>国产备选</w:t>
+            </w:r>
+          </w:p>
+        </w:tc>
+        <w:tc>
+          <w:tcPr>
+            <w:tcW w:type="dxa" w:w="2078"/>
+            <w:shd w:fill="1B3A5C" w:val="clear"/>
+          </w:tcPr>
+          <w:p>
+            <w:pPr>
+              <w:jc w:val="center"/>
+            </w:pPr>
+            <w:r/>
+            <w:r>
+              <w:rPr>
+                <w:rFonts w:ascii="Times New Roman" w:hAnsi="Times New Roman" w:eastAsia="宋体"/>
+                <w:b/>
+                <w:color w:val="FFFFFF"/>
+                <w:sz w:val="21"/>
+              </w:rPr>
+              <w:t>优先级</w:t>
+            </w:r>
+          </w:p>
+        </w:tc>
+      </w:tr>
+      <w:tr>
+        <w:tc>
+          <w:tcPr>
+            <w:tcW w:type="dxa" w:w="2078"/>
+          </w:tcPr>
+          <w:p>
+            <w:pPr>
+              <w:jc w:val="center"/>
+            </w:pPr>
+            <w:r/>
+            <w:r>
+              <w:rPr>
+                <w:rFonts w:ascii="Times New Roman" w:hAnsi="Times New Roman" w:eastAsia="宋体"/>
+                <w:b w:val="0"/>
+                <w:color w:val="333333"/>
+                <w:sz w:val="21"/>
+              </w:rPr>
+              <w:t>时序库</w:t>
+            </w:r>
+          </w:p>
+        </w:tc>
+        <w:tc>
+          <w:tcPr>
+            <w:tcW w:type="dxa" w:w="2078"/>
+          </w:tcPr>
+          <w:p>
+            <w:pPr>
+              <w:jc w:val="center"/>
+            </w:pPr>
+            <w:r/>
+            <w:r>
+              <w:rPr>
+                <w:rFonts w:ascii="Times New Roman" w:hAnsi="Times New Roman" w:eastAsia="宋体"/>
+                <w:b w:val="0"/>
+                <w:color w:val="333333"/>
+                <w:sz w:val="21"/>
+              </w:rPr>
+              <w:t>ClickHouse</w:t>
+            </w:r>
+          </w:p>
+        </w:tc>
+        <w:tc>
+          <w:tcPr>
+            <w:tcW w:type="dxa" w:w="2078"/>
+          </w:tcPr>
+          <w:p>
+            <w:pPr>
+              <w:jc w:val="center"/>
+            </w:pPr>
+            <w:r/>
+            <w:r>
+              <w:rPr>
+                <w:rFonts w:ascii="Times New Roman" w:hAnsi="Times New Roman" w:eastAsia="宋体"/>
+                <w:b w:val="0"/>
+                <w:color w:val="333333"/>
+                <w:sz w:val="21"/>
+              </w:rPr>
+              <w:t>TDengine/DolphinDB</w:t>
+            </w:r>
+          </w:p>
+        </w:tc>
+        <w:tc>
+          <w:tcPr>
+            <w:tcW w:type="dxa" w:w="2078"/>
+          </w:tcPr>
+          <w:p>
+            <w:pPr>
+              <w:jc w:val="center"/>
+            </w:pPr>
+            <w:r/>
+            <w:r>
+              <w:rPr>
+                <w:rFonts w:ascii="Times New Roman" w:hAnsi="Times New Roman" w:eastAsia="宋体"/>
+                <w:b w:val="0"/>
+                <w:color w:val="333333"/>
+                <w:sz w:val="21"/>
+              </w:rPr>
+              <w:t>P0</w:t>
+            </w:r>
+          </w:p>
+        </w:tc>
+      </w:tr>
+      <w:tr>
+        <w:tc>
+          <w:tcPr>
+            <w:tcW w:type="dxa" w:w="2078"/>
+          </w:tcPr>
+          <w:p>
+            <w:pPr>
+              <w:jc w:val="center"/>
+            </w:pPr>
+            <w:r/>
+            <w:r>
+              <w:rPr>
+                <w:rFonts w:ascii="Times New Roman" w:hAnsi="Times New Roman" w:eastAsia="宋体"/>
+                <w:b w:val="0"/>
+                <w:color w:val="333333"/>
+                <w:sz w:val="21"/>
+              </w:rPr>
+              <w:t>业务库</w:t>
+            </w:r>
+          </w:p>
+        </w:tc>
+        <w:tc>
+          <w:tcPr>
+            <w:tcW w:type="dxa" w:w="2078"/>
+          </w:tcPr>
+          <w:p>
+            <w:pPr>
+              <w:jc w:val="center"/>
+            </w:pPr>
+            <w:r/>
+            <w:r>
+              <w:rPr>
+                <w:rFonts w:ascii="Times New Roman" w:hAnsi="Times New Roman" w:eastAsia="宋体"/>
+                <w:b w:val="0"/>
+                <w:color w:val="333333"/>
+                <w:sz w:val="21"/>
+              </w:rPr>
+              <w:t>Postgres+PostGIS</w:t>
+            </w:r>
+          </w:p>
+        </w:tc>
+        <w:tc>
+          <w:tcPr>
+            <w:tcW w:type="dxa" w:w="2078"/>
+          </w:tcPr>
+          <w:p>
+            <w:pPr>
+              <w:jc w:val="center"/>
+            </w:pPr>
+            <w:r/>
+            <w:r>
+              <w:rPr>
+                <w:rFonts w:ascii="Times New Roman" w:hAnsi="Times New Roman" w:eastAsia="宋体"/>
+                <w:b w:val="0"/>
+                <w:color w:val="333333"/>
+                <w:sz w:val="21"/>
+              </w:rPr>
+              <w:t>达梦 DM8/人大金仓</w:t>
+            </w:r>
+          </w:p>
+        </w:tc>
+        <w:tc>
+          <w:tcPr>
+            <w:tcW w:type="dxa" w:w="2078"/>
+          </w:tcPr>
+          <w:p>
+            <w:pPr>
+              <w:jc w:val="center"/>
+            </w:pPr>
+            <w:r/>
+            <w:r>
+              <w:rPr>
+                <w:rFonts w:ascii="Times New Roman" w:hAnsi="Times New Roman" w:eastAsia="宋体"/>
+                <w:b w:val="0"/>
+                <w:color w:val="333333"/>
+                <w:sz w:val="21"/>
+              </w:rPr>
+              <w:t>P0</w:t>
+            </w:r>
+          </w:p>
+        </w:tc>
+      </w:tr>
+      <w:tr>
+        <w:tc>
+          <w:tcPr>
+            <w:tcW w:type="dxa" w:w="2078"/>
+          </w:tcPr>
+          <w:p>
+            <w:pPr>
+              <w:jc w:val="center"/>
+            </w:pPr>
+            <w:r/>
+            <w:r>
+              <w:rPr>
+                <w:rFonts w:ascii="Times New Roman" w:hAnsi="Times New Roman" w:eastAsia="宋体"/>
+                <w:b w:val="0"/>
+                <w:color w:val="333333"/>
+                <w:sz w:val="21"/>
+              </w:rPr>
+              <w:t>OS</w:t>
+            </w:r>
+          </w:p>
+        </w:tc>
+        <w:tc>
+          <w:tcPr>
+            <w:tcW w:type="dxa" w:w="2078"/>
+          </w:tcPr>
+          <w:p>
+            <w:pPr>
+              <w:jc w:val="center"/>
+            </w:pPr>
+            <w:r/>
+            <w:r>
+              <w:rPr>
+                <w:rFonts w:ascii="Times New Roman" w:hAnsi="Times New Roman" w:eastAsia="宋体"/>
+                <w:b w:val="0"/>
+                <w:color w:val="333333"/>
+                <w:sz w:val="21"/>
+              </w:rPr>
+              <w:t>Linux</w:t>
+            </w:r>
+          </w:p>
+        </w:tc>
+        <w:tc>
+          <w:tcPr>
+            <w:tcW w:type="dxa" w:w="2078"/>
+          </w:tcPr>
+          <w:p>
+            <w:pPr>
+              <w:jc w:val="center"/>
+            </w:pPr>
+            <w:r/>
+            <w:r>
+              <w:rPr>
+                <w:rFonts w:ascii="Times New Roman" w:hAnsi="Times New Roman" w:eastAsia="宋体"/>
+                <w:b w:val="0"/>
+                <w:color w:val="333333"/>
+                <w:sz w:val="21"/>
+              </w:rPr>
+              <w:t>麒麟/统信</w:t>
+            </w:r>
+          </w:p>
+        </w:tc>
+        <w:tc>
+          <w:tcPr>
+            <w:tcW w:type="dxa" w:w="2078"/>
+          </w:tcPr>
+          <w:p>
+            <w:pPr>
+              <w:jc w:val="center"/>
+            </w:pPr>
+            <w:r/>
+            <w:r>
+              <w:rPr>
+                <w:rFonts w:ascii="Times New Roman" w:hAnsi="Times New Roman" w:eastAsia="宋体"/>
+                <w:b w:val="0"/>
+                <w:color w:val="333333"/>
+                <w:sz w:val="21"/>
+              </w:rPr>
+              <w:t>P1</w:t>
+            </w:r>
+          </w:p>
+        </w:tc>
+      </w:tr>
+      <w:tr>
+        <w:tc>
+          <w:tcPr>
+            <w:tcW w:type="dxa" w:w="2078"/>
+          </w:tcPr>
+          <w:p>
+            <w:pPr>
+              <w:jc w:val="center"/>
+            </w:pPr>
+            <w:r/>
+            <w:r>
+              <w:rPr>
+                <w:rFonts w:ascii="Times New Roman" w:hAnsi="Times New Roman" w:eastAsia="宋体"/>
+                <w:b w:val="0"/>
+                <w:color w:val="333333"/>
+                <w:sz w:val="21"/>
+              </w:rPr>
+              <w:t>三维引擎</w:t>
+            </w:r>
+          </w:p>
+        </w:tc>
+        <w:tc>
+          <w:tcPr>
+            <w:tcW w:type="dxa" w:w="2078"/>
+          </w:tcPr>
+          <w:p>
+            <w:pPr>
+              <w:jc w:val="center"/>
+            </w:pPr>
+            <w:r/>
+            <w:r>
+              <w:rPr>
+                <w:rFonts w:ascii="Times New Roman" w:hAnsi="Times New Roman" w:eastAsia="宋体"/>
+                <w:b w:val="0"/>
+                <w:color w:val="333333"/>
+                <w:sz w:val="21"/>
+              </w:rPr>
+              <w:t>Cesium+Three.js（开源）</w:t>
+            </w:r>
+          </w:p>
+        </w:tc>
+        <w:tc>
+          <w:tcPr>
+            <w:tcW w:type="dxa" w:w="2078"/>
+          </w:tcPr>
+          <w:p>
+            <w:pPr>
+              <w:jc w:val="center"/>
+            </w:pPr>
+            <w:r/>
+            <w:r>
+              <w:rPr>
+                <w:rFonts w:ascii="Times New Roman" w:hAnsi="Times New Roman" w:eastAsia="宋体"/>
+                <w:b w:val="0"/>
+                <w:color w:val="333333"/>
+                <w:sz w:val="21"/>
+              </w:rPr>
+              <w:t>—</w:t>
+            </w:r>
+          </w:p>
+        </w:tc>
+        <w:tc>
+          <w:tcPr>
+            <w:tcW w:type="dxa" w:w="2078"/>
+          </w:tcPr>
+          <w:p>
+            <w:pPr>
+              <w:jc w:val="center"/>
+            </w:pPr>
+            <w:r/>
+            <w:r>
+              <w:rPr>
+                <w:rFonts w:ascii="Times New Roman" w:hAnsi="Times New Roman" w:eastAsia="宋体"/>
+                <w:b w:val="0"/>
+                <w:color w:val="333333"/>
+                <w:sz w:val="21"/>
+              </w:rPr>
+              <w:t>✅</w:t>
+            </w:r>
+          </w:p>
+        </w:tc>
+      </w:tr>
+      <w:tr>
+        <w:tc>
+          <w:tcPr>
+            <w:tcW w:type="dxa" w:w="2078"/>
+          </w:tcPr>
+          <w:p>
+            <w:pPr>
+              <w:jc w:val="center"/>
+            </w:pPr>
+            <w:r/>
+            <w:r>
+              <w:rPr>
+                <w:rFonts w:ascii="Times New Roman" w:hAnsi="Times New Roman" w:eastAsia="宋体"/>
+                <w:b w:val="0"/>
+                <w:color w:val="333333"/>
+                <w:sz w:val="21"/>
+              </w:rPr>
+              <w:t>AI 推理</w:t>
+            </w:r>
+          </w:p>
+        </w:tc>
+        <w:tc>
+          <w:tcPr>
+            <w:tcW w:type="dxa" w:w="2078"/>
+          </w:tcPr>
+          <w:p>
+            <w:pPr>
+              <w:jc w:val="center"/>
+            </w:pPr>
+            <w:r/>
+            <w:r>
+              <w:rPr>
+                <w:rFonts w:ascii="Times New Roman" w:hAnsi="Times New Roman" w:eastAsia="宋体"/>
+                <w:b w:val="0"/>
+                <w:color w:val="333333"/>
+                <w:sz w:val="21"/>
+              </w:rPr>
+              <w:t>PyTorch/ONNX</w:t>
+            </w:r>
+          </w:p>
+        </w:tc>
+        <w:tc>
+          <w:tcPr>
+            <w:tcW w:type="dxa" w:w="2078"/>
+          </w:tcPr>
+          <w:p>
+            <w:pPr>
+              <w:jc w:val="center"/>
+            </w:pPr>
+            <w:r/>
+            <w:r>
+              <w:rPr>
+                <w:rFonts w:ascii="Times New Roman" w:hAnsi="Times New Roman" w:eastAsia="宋体"/>
+                <w:b w:val="0"/>
+                <w:color w:val="333333"/>
+                <w:sz w:val="21"/>
+              </w:rPr>
+              <w:t>昇思/PaddlePaddle</w:t>
+            </w:r>
+          </w:p>
+        </w:tc>
+        <w:tc>
+          <w:tcPr>
+            <w:tcW w:type="dxa" w:w="2078"/>
+          </w:tcPr>
+          <w:p>
+            <w:pPr>
+              <w:jc w:val="center"/>
+            </w:pPr>
+            <w:r/>
+            <w:r>
+              <w:rPr>
+                <w:rFonts w:ascii="Times New Roman" w:hAnsi="Times New Roman" w:eastAsia="宋体"/>
+                <w:b w:val="0"/>
+                <w:color w:val="333333"/>
+                <w:sz w:val="21"/>
+              </w:rPr>
+              <w:t>P2</w:t>
+            </w:r>
+          </w:p>
+        </w:tc>
+      </w:tr>
+    </w:tbl>
     <w:p>
       <w:pPr>
-        <w:pStyle w:val="Heading2"/>
+        <w:sectPr>
+          <w:pgSz w:w="11906" w:h="16838"/>
+          <w:pgMar w:top="1440" w:right="1797" w:bottom="1440" w:left="1797" w:header="850" w:footer="850" w:gutter="0"/>
+          <w:cols w:space="720"/>
+          <w:docGrid w:linePitch="360"/>
+        </w:sectPr>
       </w:pPr>
-      <w:r>
-        <w:t>3.8  统一 API 与开发者生态</w:t>
-      </w:r>
-    </w:p>
-    <w:p>
-      <w:r>
-        <w:t>北向 API + gRPC + Kafka + 多语言 SDK……</w:t>
-      </w:r>
-    </w:p>
-    <w:p>
-      <w:pPr>
-        <w:pStyle w:val="Heading2"/>
-      </w:pPr>
-      <w:r>
-        <w:t>3.9  国产化适配</w:t>
-      </w:r>
-    </w:p>
-    <w:p>
-      <w:r>
-        <w:t>[国产化清单]……</w:t>
-      </w:r>
     </w:p>
     <w:p>
       <w:pPr>
@@ -534,7 +3758,7 @@
     </w:p>
     <w:p>
       <w:r>
-        <w:t>全要素数据建模 / 三维可视化 / 高频数据接入……</w:t>
+        <w:t>全要素数据建模 / 多类型数据处理 / 低代码组态 / 三维可视化 / 高频数据接入……</w:t>
       </w:r>
     </w:p>
     <w:p>
@@ -560,7 +3784,7 @@
     </w:p>
     <w:p>
       <w:r>
-        <w:t>并网性能评价 / 发电性能评价……</w:t>
+        <w:t>机组并网性能评价 / 场站并网性能评价 / 发电性能评价……</w:t>
       </w:r>
     </w:p>
     <w:p>
@@ -573,7 +3797,7 @@
     </w:p>
     <w:p>
       <w:r>
-        <w:t>升压站巡视 / 光伏运维 / 输电线路 / 储能安全……</w:t>
+        <w:t>升压站巡视 / 光伏运维 / 输电线路 / 储能安全 / 运维任务管理……</w:t>
       </w:r>
     </w:p>
     <w:p>
@@ -586,8 +3810,18 @@
     </w:p>
     <w:p>
       <w:r>
-        <w:t>360°监控 / AI诊断 / 运维门户 / 生产运营……</w:t>
+        <w:t>360° 实时监控 / 智能 AI 诊断 / 智慧运维门户 / 生产运营管理……</w:t>
       </w:r>
+    </w:p>
+    <w:p>
+      <w:pPr>
+        <w:sectPr>
+          <w:pgSz w:w="11906" w:h="16838"/>
+          <w:pgMar w:top="1440" w:right="1797" w:bottom="1440" w:left="1797" w:header="850" w:footer="850" w:gutter="0"/>
+          <w:cols w:space="720"/>
+          <w:docGrid w:linePitch="360"/>
+        </w:sectPr>
+      </w:pPr>
     </w:p>
     <w:p>
       <w:pPr>
@@ -607,7 +3841,7 @@
     </w:p>
     <w:p>
       <w:r>
-        <w:t>34 项指标逐项承诺值 + 分层 SLA……</w:t>
+        <w:t>34 项指标逐项承诺值 + 分层 SLA。量化价值：运维人效 ↑40%+ / 暂态人工介入 ↓80% / 发电损失 ↓15-20%。</w:t>
       </w:r>
     </w:p>
     <w:p>
@@ -620,7 +3854,7 @@
     </w:p>
     <w:p>
       <w:r>
-        <w:t>MTBF ≥10000h 的架构保障……</w:t>
+        <w:t>MTBF ≥10000h 的架构保障：N+1 冗余 / 故障自动切换 / 数据多副本。</w:t>
       </w:r>
     </w:p>
     <w:p>
@@ -633,7 +3867,7 @@
     </w:p>
     <w:p>
       <w:r>
-        <w:t>等保二级 + 电力二次安防……</w:t>
+        <w:t>等保二级：身份认证 / 访问控制 / 安全审计 / 数据加密 / 入侵检测。电力二次安防：安全 I/II/III 区隔离。</w:t>
       </w:r>
     </w:p>
     <w:p>
@@ -646,7 +3880,7 @@
     </w:p>
     <w:p>
       <w:r>
-        <w:t>多场站统一调度 / 功能模块可插拔 / 低代码建模……</w:t>
+        <w:t>多场站统一调度（station_id 隔离）/ 功能模块可插拔 / 低代码建模。</w:t>
       </w:r>
     </w:p>
     <w:p>
@@ -659,8 +3893,18 @@
     </w:p>
     <w:p>
       <w:r>
-        <w:t>北向 API + SDK……</w:t>
+        <w:t>北向 API + gRPC + Kafka + Python/Matlab/C++ 多语言 SDK。</w:t>
       </w:r>
+    </w:p>
+    <w:p>
+      <w:pPr>
+        <w:sectPr>
+          <w:pgSz w:w="11906" w:h="16838"/>
+          <w:pgMar w:top="1440" w:right="1797" w:bottom="1440" w:left="1797" w:header="850" w:footer="850" w:gutter="0"/>
+          <w:cols w:space="720"/>
+          <w:docGrid w:linePitch="360"/>
+        </w:sectPr>
+      </w:pPr>
     </w:p>
     <w:p>
       <w:pPr>
@@ -679,10 +3923,291 @@
       </w:r>
     </w:p>
     <w:p>
+      <w:pPr>
+        <w:spacing w:before="120" w:after="60"/>
+        <w:jc w:val="center"/>
+      </w:pPr>
       <w:r>
-        <w:t>4 个月三阶段……</w:t>
+        <w:rPr>
+          <w:rFonts w:ascii="Times New Roman" w:hAnsi="Times New Roman" w:eastAsia="宋体"/>
+          <w:b/>
+          <w:color w:val="333333"/>
+          <w:sz w:val="21"/>
+        </w:rPr>
+        <w:t>表 6-1  分阶段交付计划</w:t>
       </w:r>
     </w:p>
+    <w:tbl>
+      <w:tblPr>
+        <w:tblW w:type="auto" w:w="0"/>
+        <w:jc w:val="center"/>
+        <w:tblLook w:firstColumn="1" w:firstRow="1" w:lastColumn="0" w:lastRow="0" w:noHBand="0" w:noVBand="1" w:val="04A0"/>
+        <w:tblBorders>
+          <w:top w:val="single" w:sz="12" w:space="0" w:color="1B3A5C"/>
+          <w:bottom w:val="single" w:sz="12" w:space="0" w:color="1B3A5C"/>
+          <w:left w:val="single" w:sz="12" w:space="0" w:color="1B3A5C"/>
+          <w:right w:val="single" w:sz="12" w:space="0" w:color="1B3A5C"/>
+          <w:insideH w:val="single" w:sz="4" w:space="0" w:color="CCCCCC"/>
+          <w:insideV w:val="single" w:sz="4" w:space="0" w:color="CCCCCC"/>
+        </w:tblBorders>
+      </w:tblPr>
+      <w:tblGrid>
+        <w:gridCol w:w="302400"/>
+        <w:gridCol w:w="302400"/>
+        <w:gridCol w:w="302400"/>
+      </w:tblGrid>
+      <w:tr>
+        <w:tc>
+          <w:tcPr>
+            <w:tcW w:type="dxa" w:w="2771"/>
+            <w:shd w:fill="1B3A5C" w:val="clear"/>
+          </w:tcPr>
+          <w:p>
+            <w:pPr>
+              <w:jc w:val="center"/>
+            </w:pPr>
+            <w:r/>
+            <w:r>
+              <w:rPr>
+                <w:rFonts w:ascii="Times New Roman" w:hAnsi="Times New Roman" w:eastAsia="宋体"/>
+                <w:b/>
+                <w:color w:val="FFFFFF"/>
+                <w:sz w:val="21"/>
+              </w:rPr>
+              <w:t>阶段</w:t>
+            </w:r>
+          </w:p>
+        </w:tc>
+        <w:tc>
+          <w:tcPr>
+            <w:tcW w:type="dxa" w:w="2771"/>
+            <w:shd w:fill="1B3A5C" w:val="clear"/>
+          </w:tcPr>
+          <w:p>
+            <w:pPr>
+              <w:jc w:val="center"/>
+            </w:pPr>
+            <w:r/>
+            <w:r>
+              <w:rPr>
+                <w:rFonts w:ascii="Times New Roman" w:hAnsi="Times New Roman" w:eastAsia="宋体"/>
+                <w:b/>
+                <w:color w:val="FFFFFF"/>
+                <w:sz w:val="21"/>
+              </w:rPr>
+              <w:t>周期</w:t>
+            </w:r>
+          </w:p>
+        </w:tc>
+        <w:tc>
+          <w:tcPr>
+            <w:tcW w:type="dxa" w:w="2771"/>
+            <w:shd w:fill="1B3A5C" w:val="clear"/>
+          </w:tcPr>
+          <w:p>
+            <w:pPr>
+              <w:jc w:val="center"/>
+            </w:pPr>
+            <w:r/>
+            <w:r>
+              <w:rPr>
+                <w:rFonts w:ascii="Times New Roman" w:hAnsi="Times New Roman" w:eastAsia="宋体"/>
+                <w:b/>
+                <w:color w:val="FFFFFF"/>
+                <w:sz w:val="21"/>
+              </w:rPr>
+              <w:t>交付内容</w:t>
+            </w:r>
+          </w:p>
+        </w:tc>
+      </w:tr>
+      <w:tr>
+        <w:tc>
+          <w:tcPr>
+            <w:tcW w:type="dxa" w:w="2771"/>
+          </w:tcPr>
+          <w:p>
+            <w:pPr>
+              <w:jc w:val="center"/>
+            </w:pPr>
+            <w:r/>
+            <w:r>
+              <w:rPr>
+                <w:rFonts w:ascii="Times New Roman" w:hAnsi="Times New Roman" w:eastAsia="宋体"/>
+                <w:b w:val="0"/>
+                <w:color w:val="333333"/>
+                <w:sz w:val="21"/>
+              </w:rPr>
+              <w:t>一阶段</w:t>
+            </w:r>
+          </w:p>
+        </w:tc>
+        <w:tc>
+          <w:tcPr>
+            <w:tcW w:type="dxa" w:w="2771"/>
+          </w:tcPr>
+          <w:p>
+            <w:pPr>
+              <w:jc w:val="center"/>
+            </w:pPr>
+            <w:r/>
+            <w:r>
+              <w:rPr>
+                <w:rFonts w:ascii="Times New Roman" w:hAnsi="Times New Roman" w:eastAsia="宋体"/>
+                <w:b w:val="0"/>
+                <w:color w:val="333333"/>
+                <w:sz w:val="21"/>
+              </w:rPr>
+              <w:t>第 1-2 月</w:t>
+            </w:r>
+          </w:p>
+        </w:tc>
+        <w:tc>
+          <w:tcPr>
+            <w:tcW w:type="dxa" w:w="2771"/>
+          </w:tcPr>
+          <w:p>
+            <w:pPr>
+              <w:jc w:val="center"/>
+            </w:pPr>
+            <w:r/>
+            <w:r>
+              <w:rPr>
+                <w:rFonts w:ascii="Times New Roman" w:hAnsi="Times New Roman" w:eastAsia="宋体"/>
+                <w:b w:val="0"/>
+                <w:color w:val="333333"/>
+                <w:sz w:val="21"/>
+              </w:rPr>
+              <w:t>平台底座（F1）+ 实时监控（F5.1）——跑通数据全链路</w:t>
+            </w:r>
+          </w:p>
+        </w:tc>
+      </w:tr>
+      <w:tr>
+        <w:tc>
+          <w:tcPr>
+            <w:tcW w:type="dxa" w:w="2771"/>
+          </w:tcPr>
+          <w:p>
+            <w:pPr>
+              <w:jc w:val="center"/>
+            </w:pPr>
+            <w:r/>
+            <w:r>
+              <w:rPr>
+                <w:rFonts w:ascii="Times New Roman" w:hAnsi="Times New Roman" w:eastAsia="宋体"/>
+                <w:b w:val="0"/>
+                <w:color w:val="333333"/>
+                <w:sz w:val="21"/>
+              </w:rPr>
+              <w:t>二阶段</w:t>
+            </w:r>
+          </w:p>
+        </w:tc>
+        <w:tc>
+          <w:tcPr>
+            <w:tcW w:type="dxa" w:w="2771"/>
+          </w:tcPr>
+          <w:p>
+            <w:pPr>
+              <w:jc w:val="center"/>
+            </w:pPr>
+            <w:r/>
+            <w:r>
+              <w:rPr>
+                <w:rFonts w:ascii="Times New Roman" w:hAnsi="Times New Roman" w:eastAsia="宋体"/>
+                <w:b w:val="0"/>
+                <w:color w:val="333333"/>
+                <w:sz w:val="21"/>
+              </w:rPr>
+              <w:t>第 2-3 月</w:t>
+            </w:r>
+          </w:p>
+        </w:tc>
+        <w:tc>
+          <w:tcPr>
+            <w:tcW w:type="dxa" w:w="2771"/>
+          </w:tcPr>
+          <w:p>
+            <w:pPr>
+              <w:jc w:val="center"/>
+            </w:pPr>
+            <w:r/>
+            <w:r>
+              <w:rPr>
+                <w:rFonts w:ascii="Times New Roman" w:hAnsi="Times New Roman" w:eastAsia="宋体"/>
+                <w:b w:val="0"/>
+                <w:color w:val="333333"/>
+                <w:sz w:val="21"/>
+              </w:rPr>
+              <w:t>核心业务（F2/F3/F4 核心模块）——业务功能上线</w:t>
+            </w:r>
+          </w:p>
+        </w:tc>
+      </w:tr>
+      <w:tr>
+        <w:tc>
+          <w:tcPr>
+            <w:tcW w:type="dxa" w:w="2771"/>
+          </w:tcPr>
+          <w:p>
+            <w:pPr>
+              <w:jc w:val="center"/>
+            </w:pPr>
+            <w:r/>
+            <w:r>
+              <w:rPr>
+                <w:rFonts w:ascii="Times New Roman" w:hAnsi="Times New Roman" w:eastAsia="宋体"/>
+                <w:b w:val="0"/>
+                <w:color w:val="333333"/>
+                <w:sz w:val="21"/>
+              </w:rPr>
+              <w:t>三阶段</w:t>
+            </w:r>
+          </w:p>
+        </w:tc>
+        <w:tc>
+          <w:tcPr>
+            <w:tcW w:type="dxa" w:w="2771"/>
+          </w:tcPr>
+          <w:p>
+            <w:pPr>
+              <w:jc w:val="center"/>
+            </w:pPr>
+            <w:r/>
+            <w:r>
+              <w:rPr>
+                <w:rFonts w:ascii="Times New Roman" w:hAnsi="Times New Roman" w:eastAsia="宋体"/>
+                <w:b w:val="0"/>
+                <w:color w:val="333333"/>
+                <w:sz w:val="21"/>
+              </w:rPr>
+              <w:t>第 3-4 月</w:t>
+            </w:r>
+          </w:p>
+        </w:tc>
+        <w:tc>
+          <w:tcPr>
+            <w:tcW w:type="dxa" w:w="2771"/>
+          </w:tcPr>
+          <w:p>
+            <w:pPr>
+              <w:jc w:val="center"/>
+            </w:pPr>
+            <w:r/>
+            <w:r>
+              <w:rPr>
+                <w:rFonts w:ascii="Times New Roman" w:hAnsi="Times New Roman" w:eastAsia="宋体"/>
+                <w:b w:val="0"/>
+                <w:color w:val="333333"/>
+                <w:sz w:val="21"/>
+              </w:rPr>
+              <w:t>增强功能（P2 项）+ 联调测试 + 上线验收</w:t>
+            </w:r>
+          </w:p>
+        </w:tc>
+      </w:tr>
+    </w:tbl>
     <w:p>
       <w:pPr>
         <w:pStyle w:val="Heading2"/>
@@ -692,10 +4217,353 @@
       </w:r>
     </w:p>
     <w:p>
+      <w:pPr>
+        <w:spacing w:before="120" w:after="60"/>
+        <w:jc w:val="center"/>
+      </w:pPr>
       <w:r>
-        <w:t>M1-M4……</w:t>
+        <w:rPr>
+          <w:rFonts w:ascii="Times New Roman" w:hAnsi="Times New Roman" w:eastAsia="宋体"/>
+          <w:b/>
+          <w:color w:val="333333"/>
+          <w:sz w:val="21"/>
+        </w:rPr>
+        <w:t>表 6-2  里程碑计划</w:t>
       </w:r>
     </w:p>
+    <w:tbl>
+      <w:tblPr>
+        <w:tblW w:type="auto" w:w="0"/>
+        <w:jc w:val="center"/>
+        <w:tblLook w:firstColumn="1" w:firstRow="1" w:lastColumn="0" w:lastRow="0" w:noHBand="0" w:noVBand="1" w:val="04A0"/>
+        <w:tblBorders>
+          <w:top w:val="single" w:sz="12" w:space="0" w:color="1B3A5C"/>
+          <w:bottom w:val="single" w:sz="12" w:space="0" w:color="1B3A5C"/>
+          <w:left w:val="single" w:sz="12" w:space="0" w:color="1B3A5C"/>
+          <w:right w:val="single" w:sz="12" w:space="0" w:color="1B3A5C"/>
+          <w:insideH w:val="single" w:sz="4" w:space="0" w:color="CCCCCC"/>
+          <w:insideV w:val="single" w:sz="4" w:space="0" w:color="CCCCCC"/>
+        </w:tblBorders>
+      </w:tblPr>
+      <w:tblGrid>
+        <w:gridCol w:w="302400"/>
+        <w:gridCol w:w="302400"/>
+        <w:gridCol w:w="302400"/>
+      </w:tblGrid>
+      <w:tr>
+        <w:tc>
+          <w:tcPr>
+            <w:tcW w:type="dxa" w:w="2771"/>
+            <w:shd w:fill="1B3A5C" w:val="clear"/>
+          </w:tcPr>
+          <w:p>
+            <w:pPr>
+              <w:jc w:val="center"/>
+            </w:pPr>
+            <w:r/>
+            <w:r>
+              <w:rPr>
+                <w:rFonts w:ascii="Times New Roman" w:hAnsi="Times New Roman" w:eastAsia="宋体"/>
+                <w:b/>
+                <w:color w:val="FFFFFF"/>
+                <w:sz w:val="21"/>
+              </w:rPr>
+              <w:t>里程碑</w:t>
+            </w:r>
+          </w:p>
+        </w:tc>
+        <w:tc>
+          <w:tcPr>
+            <w:tcW w:type="dxa" w:w="2771"/>
+            <w:shd w:fill="1B3A5C" w:val="clear"/>
+          </w:tcPr>
+          <w:p>
+            <w:pPr>
+              <w:jc w:val="center"/>
+            </w:pPr>
+            <w:r/>
+            <w:r>
+              <w:rPr>
+                <w:rFonts w:ascii="Times New Roman" w:hAnsi="Times New Roman" w:eastAsia="宋体"/>
+                <w:b/>
+                <w:color w:val="FFFFFF"/>
+                <w:sz w:val="21"/>
+              </w:rPr>
+              <w:t>时间</w:t>
+            </w:r>
+          </w:p>
+        </w:tc>
+        <w:tc>
+          <w:tcPr>
+            <w:tcW w:type="dxa" w:w="2771"/>
+            <w:shd w:fill="1B3A5C" w:val="clear"/>
+          </w:tcPr>
+          <w:p>
+            <w:pPr>
+              <w:jc w:val="center"/>
+            </w:pPr>
+            <w:r/>
+            <w:r>
+              <w:rPr>
+                <w:rFonts w:ascii="Times New Roman" w:hAnsi="Times New Roman" w:eastAsia="宋体"/>
+                <w:b/>
+                <w:color w:val="FFFFFF"/>
+                <w:sz w:val="21"/>
+              </w:rPr>
+              <w:t>交付物</w:t>
+            </w:r>
+          </w:p>
+        </w:tc>
+      </w:tr>
+      <w:tr>
+        <w:tc>
+          <w:tcPr>
+            <w:tcW w:type="dxa" w:w="2771"/>
+          </w:tcPr>
+          <w:p>
+            <w:pPr>
+              <w:jc w:val="center"/>
+            </w:pPr>
+            <w:r/>
+            <w:r>
+              <w:rPr>
+                <w:rFonts w:ascii="Times New Roman" w:hAnsi="Times New Roman" w:eastAsia="宋体"/>
+                <w:b w:val="0"/>
+                <w:color w:val="333333"/>
+                <w:sz w:val="21"/>
+              </w:rPr>
+              <w:t>M1</w:t>
+            </w:r>
+          </w:p>
+        </w:tc>
+        <w:tc>
+          <w:tcPr>
+            <w:tcW w:type="dxa" w:w="2771"/>
+          </w:tcPr>
+          <w:p>
+            <w:pPr>
+              <w:jc w:val="center"/>
+            </w:pPr>
+            <w:r/>
+            <w:r>
+              <w:rPr>
+                <w:rFonts w:ascii="Times New Roman" w:hAnsi="Times New Roman" w:eastAsia="宋体"/>
+                <w:b w:val="0"/>
+                <w:color w:val="333333"/>
+                <w:sz w:val="21"/>
+              </w:rPr>
+              <w:t>月末 1</w:t>
+            </w:r>
+          </w:p>
+        </w:tc>
+        <w:tc>
+          <w:tcPr>
+            <w:tcW w:type="dxa" w:w="2771"/>
+          </w:tcPr>
+          <w:p>
+            <w:pPr>
+              <w:jc w:val="center"/>
+            </w:pPr>
+            <w:r/>
+            <w:r>
+              <w:rPr>
+                <w:rFonts w:ascii="Times New Roman" w:hAnsi="Times New Roman" w:eastAsia="宋体"/>
+                <w:b w:val="0"/>
+                <w:color w:val="333333"/>
+                <w:sz w:val="21"/>
+              </w:rPr>
+              <w:t>平台底座可用，实时数据链路打通</w:t>
+            </w:r>
+          </w:p>
+        </w:tc>
+      </w:tr>
+      <w:tr>
+        <w:tc>
+          <w:tcPr>
+            <w:tcW w:type="dxa" w:w="2771"/>
+          </w:tcPr>
+          <w:p>
+            <w:pPr>
+              <w:jc w:val="center"/>
+            </w:pPr>
+            <w:r/>
+            <w:r>
+              <w:rPr>
+                <w:rFonts w:ascii="Times New Roman" w:hAnsi="Times New Roman" w:eastAsia="宋体"/>
+                <w:b w:val="0"/>
+                <w:color w:val="333333"/>
+                <w:sz w:val="21"/>
+              </w:rPr>
+              <w:t>M2</w:t>
+            </w:r>
+          </w:p>
+        </w:tc>
+        <w:tc>
+          <w:tcPr>
+            <w:tcW w:type="dxa" w:w="2771"/>
+          </w:tcPr>
+          <w:p>
+            <w:pPr>
+              <w:jc w:val="center"/>
+            </w:pPr>
+            <w:r/>
+            <w:r>
+              <w:rPr>
+                <w:rFonts w:ascii="Times New Roman" w:hAnsi="Times New Roman" w:eastAsia="宋体"/>
+                <w:b w:val="0"/>
+                <w:color w:val="333333"/>
+                <w:sz w:val="21"/>
+              </w:rPr>
+              <w:t>月末 2</w:t>
+            </w:r>
+          </w:p>
+        </w:tc>
+        <w:tc>
+          <w:tcPr>
+            <w:tcW w:type="dxa" w:w="2771"/>
+          </w:tcPr>
+          <w:p>
+            <w:pPr>
+              <w:jc w:val="center"/>
+            </w:pPr>
+            <w:r/>
+            <w:r>
+              <w:rPr>
+                <w:rFonts w:ascii="Times New Roman" w:hAnsi="Times New Roman" w:eastAsia="宋体"/>
+                <w:b w:val="0"/>
+                <w:color w:val="333333"/>
+                <w:sz w:val="21"/>
+              </w:rPr>
+              <w:t>核心业务模块上线，三维可视化可用</w:t>
+            </w:r>
+          </w:p>
+        </w:tc>
+      </w:tr>
+      <w:tr>
+        <w:tc>
+          <w:tcPr>
+            <w:tcW w:type="dxa" w:w="2771"/>
+          </w:tcPr>
+          <w:p>
+            <w:pPr>
+              <w:jc w:val="center"/>
+            </w:pPr>
+            <w:r/>
+            <w:r>
+              <w:rPr>
+                <w:rFonts w:ascii="Times New Roman" w:hAnsi="Times New Roman" w:eastAsia="宋体"/>
+                <w:b w:val="0"/>
+                <w:color w:val="333333"/>
+                <w:sz w:val="21"/>
+              </w:rPr>
+              <w:t>M3</w:t>
+            </w:r>
+          </w:p>
+        </w:tc>
+        <w:tc>
+          <w:tcPr>
+            <w:tcW w:type="dxa" w:w="2771"/>
+          </w:tcPr>
+          <w:p>
+            <w:pPr>
+              <w:jc w:val="center"/>
+            </w:pPr>
+            <w:r/>
+            <w:r>
+              <w:rPr>
+                <w:rFonts w:ascii="Times New Roman" w:hAnsi="Times New Roman" w:eastAsia="宋体"/>
+                <w:b w:val="0"/>
+                <w:color w:val="333333"/>
+                <w:sz w:val="21"/>
+              </w:rPr>
+              <w:t>月末 3</w:t>
+            </w:r>
+          </w:p>
+        </w:tc>
+        <w:tc>
+          <w:tcPr>
+            <w:tcW w:type="dxa" w:w="2771"/>
+          </w:tcPr>
+          <w:p>
+            <w:pPr>
+              <w:jc w:val="center"/>
+            </w:pPr>
+            <w:r/>
+            <w:r>
+              <w:rPr>
+                <w:rFonts w:ascii="Times New Roman" w:hAnsi="Times New Roman" w:eastAsia="宋体"/>
+                <w:b w:val="0"/>
+                <w:color w:val="333333"/>
+                <w:sz w:val="21"/>
+              </w:rPr>
+              <w:t>全功能联调完成，UAT 测试</w:t>
+            </w:r>
+          </w:p>
+        </w:tc>
+      </w:tr>
+      <w:tr>
+        <w:tc>
+          <w:tcPr>
+            <w:tcW w:type="dxa" w:w="2771"/>
+          </w:tcPr>
+          <w:p>
+            <w:pPr>
+              <w:jc w:val="center"/>
+            </w:pPr>
+            <w:r/>
+            <w:r>
+              <w:rPr>
+                <w:rFonts w:ascii="Times New Roman" w:hAnsi="Times New Roman" w:eastAsia="宋体"/>
+                <w:b w:val="0"/>
+                <w:color w:val="333333"/>
+                <w:sz w:val="21"/>
+              </w:rPr>
+              <w:t>M4</w:t>
+            </w:r>
+          </w:p>
+        </w:tc>
+        <w:tc>
+          <w:tcPr>
+            <w:tcW w:type="dxa" w:w="2771"/>
+          </w:tcPr>
+          <w:p>
+            <w:pPr>
+              <w:jc w:val="center"/>
+            </w:pPr>
+            <w:r/>
+            <w:r>
+              <w:rPr>
+                <w:rFonts w:ascii="Times New Roman" w:hAnsi="Times New Roman" w:eastAsia="宋体"/>
+                <w:b w:val="0"/>
+                <w:color w:val="333333"/>
+                <w:sz w:val="21"/>
+              </w:rPr>
+              <w:t>月末 4</w:t>
+            </w:r>
+          </w:p>
+        </w:tc>
+        <w:tc>
+          <w:tcPr>
+            <w:tcW w:type="dxa" w:w="2771"/>
+          </w:tcPr>
+          <w:p>
+            <w:pPr>
+              <w:jc w:val="center"/>
+            </w:pPr>
+            <w:r/>
+            <w:r>
+              <w:rPr>
+                <w:rFonts w:ascii="Times New Roman" w:hAnsi="Times New Roman" w:eastAsia="宋体"/>
+                <w:b w:val="0"/>
+                <w:color w:val="333333"/>
+                <w:sz w:val="21"/>
+              </w:rPr>
+              <w:t>正式上线 + 验收文档交付</w:t>
+            </w:r>
+          </w:p>
+        </w:tc>
+      </w:tr>
+    </w:tbl>
     <w:p>
       <w:pPr>
         <w:pStyle w:val="Heading2"/>
@@ -705,9 +4573,548 @@
       </w:r>
     </w:p>
     <w:p>
+      <w:pPr>
+        <w:spacing w:before="120" w:after="60"/>
+        <w:jc w:val="center"/>
+      </w:pPr>
       <w:r>
-        <w:t>[团队配置表]……</w:t>
+        <w:rPr>
+          <w:rFonts w:ascii="Times New Roman" w:hAnsi="Times New Roman" w:eastAsia="宋体"/>
+          <w:b/>
+          <w:color w:val="333333"/>
+          <w:sz w:val="21"/>
+        </w:rPr>
+        <w:t>表 6-3  团队配置</w:t>
       </w:r>
+    </w:p>
+    <w:tbl>
+      <w:tblPr>
+        <w:tblW w:type="auto" w:w="0"/>
+        <w:jc w:val="center"/>
+        <w:tblLook w:firstColumn="1" w:firstRow="1" w:lastColumn="0" w:lastRow="0" w:noHBand="0" w:noVBand="1" w:val="04A0"/>
+        <w:tblBorders>
+          <w:top w:val="single" w:sz="12" w:space="0" w:color="1B3A5C"/>
+          <w:bottom w:val="single" w:sz="12" w:space="0" w:color="1B3A5C"/>
+          <w:left w:val="single" w:sz="12" w:space="0" w:color="1B3A5C"/>
+          <w:right w:val="single" w:sz="12" w:space="0" w:color="1B3A5C"/>
+          <w:insideH w:val="single" w:sz="4" w:space="0" w:color="CCCCCC"/>
+          <w:insideV w:val="single" w:sz="4" w:space="0" w:color="CCCCCC"/>
+        </w:tblBorders>
+      </w:tblPr>
+      <w:tblGrid>
+        <w:gridCol w:w="302400"/>
+        <w:gridCol w:w="302400"/>
+        <w:gridCol w:w="302400"/>
+      </w:tblGrid>
+      <w:tr>
+        <w:tc>
+          <w:tcPr>
+            <w:tcW w:type="dxa" w:w="2771"/>
+            <w:shd w:fill="1B3A5C" w:val="clear"/>
+          </w:tcPr>
+          <w:p>
+            <w:pPr>
+              <w:jc w:val="center"/>
+            </w:pPr>
+            <w:r/>
+            <w:r>
+              <w:rPr>
+                <w:rFonts w:ascii="Times New Roman" w:hAnsi="Times New Roman" w:eastAsia="宋体"/>
+                <w:b/>
+                <w:color w:val="FFFFFF"/>
+                <w:sz w:val="21"/>
+              </w:rPr>
+              <w:t>角色</w:t>
+            </w:r>
+          </w:p>
+        </w:tc>
+        <w:tc>
+          <w:tcPr>
+            <w:tcW w:type="dxa" w:w="2771"/>
+            <w:shd w:fill="1B3A5C" w:val="clear"/>
+          </w:tcPr>
+          <w:p>
+            <w:pPr>
+              <w:jc w:val="center"/>
+            </w:pPr>
+            <w:r/>
+            <w:r>
+              <w:rPr>
+                <w:rFonts w:ascii="Times New Roman" w:hAnsi="Times New Roman" w:eastAsia="宋体"/>
+                <w:b/>
+                <w:color w:val="FFFFFF"/>
+                <w:sz w:val="21"/>
+              </w:rPr>
+              <w:t>人数</w:t>
+            </w:r>
+          </w:p>
+        </w:tc>
+        <w:tc>
+          <w:tcPr>
+            <w:tcW w:type="dxa" w:w="2771"/>
+            <w:shd w:fill="1B3A5C" w:val="clear"/>
+          </w:tcPr>
+          <w:p>
+            <w:pPr>
+              <w:jc w:val="center"/>
+            </w:pPr>
+            <w:r/>
+            <w:r>
+              <w:rPr>
+                <w:rFonts w:ascii="Times New Roman" w:hAnsi="Times New Roman" w:eastAsia="宋体"/>
+                <w:b/>
+                <w:color w:val="FFFFFF"/>
+                <w:sz w:val="21"/>
+              </w:rPr>
+              <w:t>职责</w:t>
+            </w:r>
+          </w:p>
+        </w:tc>
+      </w:tr>
+      <w:tr>
+        <w:tc>
+          <w:tcPr>
+            <w:tcW w:type="dxa" w:w="2771"/>
+          </w:tcPr>
+          <w:p>
+            <w:pPr>
+              <w:jc w:val="center"/>
+            </w:pPr>
+            <w:r/>
+            <w:r>
+              <w:rPr>
+                <w:rFonts w:ascii="Times New Roman" w:hAnsi="Times New Roman" w:eastAsia="宋体"/>
+                <w:b w:val="0"/>
+                <w:color w:val="333333"/>
+                <w:sz w:val="21"/>
+              </w:rPr>
+              <w:t>架构师</w:t>
+            </w:r>
+          </w:p>
+        </w:tc>
+        <w:tc>
+          <w:tcPr>
+            <w:tcW w:type="dxa" w:w="2771"/>
+          </w:tcPr>
+          <w:p>
+            <w:pPr>
+              <w:jc w:val="center"/>
+            </w:pPr>
+            <w:r/>
+            <w:r>
+              <w:rPr>
+                <w:rFonts w:ascii="Times New Roman" w:hAnsi="Times New Roman" w:eastAsia="宋体"/>
+                <w:b w:val="0"/>
+                <w:color w:val="333333"/>
+                <w:sz w:val="21"/>
+              </w:rPr>
+              <w:t>1</w:t>
+            </w:r>
+          </w:p>
+        </w:tc>
+        <w:tc>
+          <w:tcPr>
+            <w:tcW w:type="dxa" w:w="2771"/>
+          </w:tcPr>
+          <w:p>
+            <w:pPr>
+              <w:jc w:val="center"/>
+            </w:pPr>
+            <w:r/>
+            <w:r>
+              <w:rPr>
+                <w:rFonts w:ascii="Times New Roman" w:hAnsi="Times New Roman" w:eastAsia="宋体"/>
+                <w:b w:val="0"/>
+                <w:color w:val="333333"/>
+                <w:sz w:val="21"/>
+              </w:rPr>
+              <w:t>总体架构设计、技术决策</w:t>
+            </w:r>
+          </w:p>
+        </w:tc>
+      </w:tr>
+      <w:tr>
+        <w:tc>
+          <w:tcPr>
+            <w:tcW w:type="dxa" w:w="2771"/>
+          </w:tcPr>
+          <w:p>
+            <w:pPr>
+              <w:jc w:val="center"/>
+            </w:pPr>
+            <w:r/>
+            <w:r>
+              <w:rPr>
+                <w:rFonts w:ascii="Times New Roman" w:hAnsi="Times New Roman" w:eastAsia="宋体"/>
+                <w:b w:val="0"/>
+                <w:color w:val="333333"/>
+                <w:sz w:val="21"/>
+              </w:rPr>
+              <w:t>前端（三维）</w:t>
+            </w:r>
+          </w:p>
+        </w:tc>
+        <w:tc>
+          <w:tcPr>
+            <w:tcW w:type="dxa" w:w="2771"/>
+          </w:tcPr>
+          <w:p>
+            <w:pPr>
+              <w:jc w:val="center"/>
+            </w:pPr>
+            <w:r/>
+            <w:r>
+              <w:rPr>
+                <w:rFonts w:ascii="Times New Roman" w:hAnsi="Times New Roman" w:eastAsia="宋体"/>
+                <w:b w:val="0"/>
+                <w:color w:val="333333"/>
+                <w:sz w:val="21"/>
+              </w:rPr>
+              <w:t>2</w:t>
+            </w:r>
+          </w:p>
+        </w:tc>
+        <w:tc>
+          <w:tcPr>
+            <w:tcW w:type="dxa" w:w="2771"/>
+          </w:tcPr>
+          <w:p>
+            <w:pPr>
+              <w:jc w:val="center"/>
+            </w:pPr>
+            <w:r/>
+            <w:r>
+              <w:rPr>
+                <w:rFonts w:ascii="Times New Roman" w:hAnsi="Times New Roman" w:eastAsia="宋体"/>
+                <w:b w:val="0"/>
+                <w:color w:val="333333"/>
+                <w:sz w:val="21"/>
+              </w:rPr>
+              <w:t>三维可视化、Web 门户</w:t>
+            </w:r>
+          </w:p>
+        </w:tc>
+      </w:tr>
+      <w:tr>
+        <w:tc>
+          <w:tcPr>
+            <w:tcW w:type="dxa" w:w="2771"/>
+          </w:tcPr>
+          <w:p>
+            <w:pPr>
+              <w:jc w:val="center"/>
+            </w:pPr>
+            <w:r/>
+            <w:r>
+              <w:rPr>
+                <w:rFonts w:ascii="Times New Roman" w:hAnsi="Times New Roman" w:eastAsia="宋体"/>
+                <w:b w:val="0"/>
+                <w:color w:val="333333"/>
+                <w:sz w:val="21"/>
+              </w:rPr>
+              <w:t>后端（数据平台）</w:t>
+            </w:r>
+          </w:p>
+        </w:tc>
+        <w:tc>
+          <w:tcPr>
+            <w:tcW w:type="dxa" w:w="2771"/>
+          </w:tcPr>
+          <w:p>
+            <w:pPr>
+              <w:jc w:val="center"/>
+            </w:pPr>
+            <w:r/>
+            <w:r>
+              <w:rPr>
+                <w:rFonts w:ascii="Times New Roman" w:hAnsi="Times New Roman" w:eastAsia="宋体"/>
+                <w:b w:val="0"/>
+                <w:color w:val="333333"/>
+                <w:sz w:val="21"/>
+              </w:rPr>
+              <w:t>3</w:t>
+            </w:r>
+          </w:p>
+        </w:tc>
+        <w:tc>
+          <w:tcPr>
+            <w:tcW w:type="dxa" w:w="2771"/>
+          </w:tcPr>
+          <w:p>
+            <w:pPr>
+              <w:jc w:val="center"/>
+            </w:pPr>
+            <w:r/>
+            <w:r>
+              <w:rPr>
+                <w:rFonts w:ascii="Times New Roman" w:hAnsi="Times New Roman" w:eastAsia="宋体"/>
+                <w:b w:val="0"/>
+                <w:color w:val="333333"/>
+                <w:sz w:val="21"/>
+              </w:rPr>
+              <w:t>USDF 底座、数据处理</w:t>
+            </w:r>
+          </w:p>
+        </w:tc>
+      </w:tr>
+      <w:tr>
+        <w:tc>
+          <w:tcPr>
+            <w:tcW w:type="dxa" w:w="2771"/>
+          </w:tcPr>
+          <w:p>
+            <w:pPr>
+              <w:jc w:val="center"/>
+            </w:pPr>
+            <w:r/>
+            <w:r>
+              <w:rPr>
+                <w:rFonts w:ascii="Times New Roman" w:hAnsi="Times New Roman" w:eastAsia="宋体"/>
+                <w:b w:val="0"/>
+                <w:color w:val="333333"/>
+                <w:sz w:val="21"/>
+              </w:rPr>
+              <w:t>AI 工程师</w:t>
+            </w:r>
+          </w:p>
+        </w:tc>
+        <w:tc>
+          <w:tcPr>
+            <w:tcW w:type="dxa" w:w="2771"/>
+          </w:tcPr>
+          <w:p>
+            <w:pPr>
+              <w:jc w:val="center"/>
+            </w:pPr>
+            <w:r/>
+            <w:r>
+              <w:rPr>
+                <w:rFonts w:ascii="Times New Roman" w:hAnsi="Times New Roman" w:eastAsia="宋体"/>
+                <w:b w:val="0"/>
+                <w:color w:val="333333"/>
+                <w:sz w:val="21"/>
+              </w:rPr>
+              <w:t>2</w:t>
+            </w:r>
+          </w:p>
+        </w:tc>
+        <w:tc>
+          <w:tcPr>
+            <w:tcW w:type="dxa" w:w="2771"/>
+          </w:tcPr>
+          <w:p>
+            <w:pPr>
+              <w:jc w:val="center"/>
+            </w:pPr>
+            <w:r/>
+            <w:r>
+              <w:rPr>
+                <w:rFonts w:ascii="Times New Roman" w:hAnsi="Times New Roman" w:eastAsia="宋体"/>
+                <w:b w:val="0"/>
+                <w:color w:val="333333"/>
+                <w:sz w:val="21"/>
+              </w:rPr>
+              <w:t>CV 模型训练与部署</w:t>
+            </w:r>
+          </w:p>
+        </w:tc>
+      </w:tr>
+      <w:tr>
+        <w:tc>
+          <w:tcPr>
+            <w:tcW w:type="dxa" w:w="2771"/>
+          </w:tcPr>
+          <w:p>
+            <w:pPr>
+              <w:jc w:val="center"/>
+            </w:pPr>
+            <w:r/>
+            <w:r>
+              <w:rPr>
+                <w:rFonts w:ascii="Times New Roman" w:hAnsi="Times New Roman" w:eastAsia="宋体"/>
+                <w:b w:val="0"/>
+                <w:color w:val="333333"/>
+                <w:sz w:val="21"/>
+              </w:rPr>
+              <w:t>电力协议工程师</w:t>
+            </w:r>
+          </w:p>
+        </w:tc>
+        <w:tc>
+          <w:tcPr>
+            <w:tcW w:type="dxa" w:w="2771"/>
+          </w:tcPr>
+          <w:p>
+            <w:pPr>
+              <w:jc w:val="center"/>
+            </w:pPr>
+            <w:r/>
+            <w:r>
+              <w:rPr>
+                <w:rFonts w:ascii="Times New Roman" w:hAnsi="Times New Roman" w:eastAsia="宋体"/>
+                <w:b w:val="0"/>
+                <w:color w:val="333333"/>
+                <w:sz w:val="21"/>
+              </w:rPr>
+              <w:t>1</w:t>
+            </w:r>
+          </w:p>
+        </w:tc>
+        <w:tc>
+          <w:tcPr>
+            <w:tcW w:type="dxa" w:w="2771"/>
+          </w:tcPr>
+          <w:p>
+            <w:pPr>
+              <w:jc w:val="center"/>
+            </w:pPr>
+            <w:r/>
+            <w:r>
+              <w:rPr>
+                <w:rFonts w:ascii="Times New Roman" w:hAnsi="Times New Roman" w:eastAsia="宋体"/>
+                <w:b w:val="0"/>
+                <w:color w:val="333333"/>
+                <w:sz w:val="21"/>
+              </w:rPr>
+              <w:t>IEC104/GOOSE 集成</w:t>
+            </w:r>
+          </w:p>
+        </w:tc>
+      </w:tr>
+      <w:tr>
+        <w:tc>
+          <w:tcPr>
+            <w:tcW w:type="dxa" w:w="2771"/>
+          </w:tcPr>
+          <w:p>
+            <w:pPr>
+              <w:jc w:val="center"/>
+            </w:pPr>
+            <w:r/>
+            <w:r>
+              <w:rPr>
+                <w:rFonts w:ascii="Times New Roman" w:hAnsi="Times New Roman" w:eastAsia="宋体"/>
+                <w:b w:val="0"/>
+                <w:color w:val="333333"/>
+                <w:sz w:val="21"/>
+              </w:rPr>
+              <w:t>测试工程师</w:t>
+            </w:r>
+          </w:p>
+        </w:tc>
+        <w:tc>
+          <w:tcPr>
+            <w:tcW w:type="dxa" w:w="2771"/>
+          </w:tcPr>
+          <w:p>
+            <w:pPr>
+              <w:jc w:val="center"/>
+            </w:pPr>
+            <w:r/>
+            <w:r>
+              <w:rPr>
+                <w:rFonts w:ascii="Times New Roman" w:hAnsi="Times New Roman" w:eastAsia="宋体"/>
+                <w:b w:val="0"/>
+                <w:color w:val="333333"/>
+                <w:sz w:val="21"/>
+              </w:rPr>
+              <w:t>1</w:t>
+            </w:r>
+          </w:p>
+        </w:tc>
+        <w:tc>
+          <w:tcPr>
+            <w:tcW w:type="dxa" w:w="2771"/>
+          </w:tcPr>
+          <w:p>
+            <w:pPr>
+              <w:jc w:val="center"/>
+            </w:pPr>
+            <w:r/>
+            <w:r>
+              <w:rPr>
+                <w:rFonts w:ascii="Times New Roman" w:hAnsi="Times New Roman" w:eastAsia="宋体"/>
+                <w:b w:val="0"/>
+                <w:color w:val="333333"/>
+                <w:sz w:val="21"/>
+              </w:rPr>
+              <w:t>全链路压测、验收测试</w:t>
+            </w:r>
+          </w:p>
+        </w:tc>
+      </w:tr>
+      <w:tr>
+        <w:tc>
+          <w:tcPr>
+            <w:tcW w:type="dxa" w:w="2771"/>
+          </w:tcPr>
+          <w:p>
+            <w:pPr>
+              <w:jc w:val="center"/>
+            </w:pPr>
+            <w:r/>
+            <w:r>
+              <w:rPr>
+                <w:rFonts w:ascii="Times New Roman" w:hAnsi="Times New Roman" w:eastAsia="宋体"/>
+                <w:b w:val="0"/>
+                <w:color w:val="333333"/>
+                <w:sz w:val="21"/>
+              </w:rPr>
+              <w:t>项目经理</w:t>
+            </w:r>
+          </w:p>
+        </w:tc>
+        <w:tc>
+          <w:tcPr>
+            <w:tcW w:type="dxa" w:w="2771"/>
+          </w:tcPr>
+          <w:p>
+            <w:pPr>
+              <w:jc w:val="center"/>
+            </w:pPr>
+            <w:r/>
+            <w:r>
+              <w:rPr>
+                <w:rFonts w:ascii="Times New Roman" w:hAnsi="Times New Roman" w:eastAsia="宋体"/>
+                <w:b w:val="0"/>
+                <w:color w:val="333333"/>
+                <w:sz w:val="21"/>
+              </w:rPr>
+              <w:t>1</w:t>
+            </w:r>
+          </w:p>
+        </w:tc>
+        <w:tc>
+          <w:tcPr>
+            <w:tcW w:type="dxa" w:w="2771"/>
+          </w:tcPr>
+          <w:p>
+            <w:pPr>
+              <w:jc w:val="center"/>
+            </w:pPr>
+            <w:r/>
+            <w:r>
+              <w:rPr>
+                <w:rFonts w:ascii="Times New Roman" w:hAnsi="Times New Roman" w:eastAsia="宋体"/>
+                <w:b w:val="0"/>
+                <w:color w:val="333333"/>
+                <w:sz w:val="21"/>
+              </w:rPr>
+              <w:t>进度管理、客户沟通</w:t>
+            </w:r>
+          </w:p>
+        </w:tc>
+      </w:tr>
+    </w:tbl>
+    <w:p>
+      <w:pPr>
+        <w:sectPr>
+          <w:pgSz w:w="11906" w:h="16838"/>
+          <w:pgMar w:top="1440" w:right="1797" w:bottom="1440" w:left="1797" w:header="850" w:footer="850" w:gutter="0"/>
+          <w:cols w:space="720"/>
+          <w:docGrid w:linePitch="360"/>
+        </w:sectPr>
+      </w:pPr>
     </w:p>
     <w:p>
       <w:pPr>
@@ -726,10 +5133,537 @@
       </w:r>
     </w:p>
     <w:p>
+      <w:pPr>
+        <w:spacing w:before="120" w:after="60"/>
+        <w:jc w:val="center"/>
+      </w:pPr>
       <w:r>
-        <w:t>8 项技术风险及应对……</w:t>
+        <w:rPr>
+          <w:rFonts w:ascii="Times New Roman" w:hAnsi="Times New Roman" w:eastAsia="宋体"/>
+          <w:b/>
+          <w:color w:val="333333"/>
+          <w:sz w:val="21"/>
+        </w:rPr>
+        <w:t>表 7-1  技术风险</w:t>
       </w:r>
     </w:p>
+    <w:tbl>
+      <w:tblPr>
+        <w:tblW w:type="auto" w:w="0"/>
+        <w:jc w:val="center"/>
+        <w:tblLook w:firstColumn="1" w:firstRow="1" w:lastColumn="0" w:lastRow="0" w:noHBand="0" w:noVBand="1" w:val="04A0"/>
+        <w:tblBorders>
+          <w:top w:val="single" w:sz="12" w:space="0" w:color="1B3A5C"/>
+          <w:bottom w:val="single" w:sz="12" w:space="0" w:color="1B3A5C"/>
+          <w:left w:val="single" w:sz="12" w:space="0" w:color="1B3A5C"/>
+          <w:right w:val="single" w:sz="12" w:space="0" w:color="1B3A5C"/>
+          <w:insideH w:val="single" w:sz="4" w:space="0" w:color="CCCCCC"/>
+          <w:insideV w:val="single" w:sz="4" w:space="0" w:color="CCCCCC"/>
+        </w:tblBorders>
+      </w:tblPr>
+      <w:tblGrid>
+        <w:gridCol w:w="226800"/>
+        <w:gridCol w:w="226800"/>
+        <w:gridCol w:w="226800"/>
+        <w:gridCol w:w="226800"/>
+      </w:tblGrid>
+      <w:tr>
+        <w:tc>
+          <w:tcPr>
+            <w:tcW w:type="dxa" w:w="2078"/>
+            <w:shd w:fill="1B3A5C" w:val="clear"/>
+          </w:tcPr>
+          <w:p>
+            <w:pPr>
+              <w:jc w:val="center"/>
+            </w:pPr>
+            <w:r/>
+            <w:r>
+              <w:rPr>
+                <w:rFonts w:ascii="Times New Roman" w:hAnsi="Times New Roman" w:eastAsia="宋体"/>
+                <w:b/>
+                <w:color w:val="FFFFFF"/>
+                <w:sz w:val="21"/>
+              </w:rPr>
+              <w:t>#</w:t>
+            </w:r>
+          </w:p>
+        </w:tc>
+        <w:tc>
+          <w:tcPr>
+            <w:tcW w:type="dxa" w:w="2078"/>
+            <w:shd w:fill="1B3A5C" w:val="clear"/>
+          </w:tcPr>
+          <w:p>
+            <w:pPr>
+              <w:jc w:val="center"/>
+            </w:pPr>
+            <w:r/>
+            <w:r>
+              <w:rPr>
+                <w:rFonts w:ascii="Times New Roman" w:hAnsi="Times New Roman" w:eastAsia="宋体"/>
+                <w:b/>
+                <w:color w:val="FFFFFF"/>
+                <w:sz w:val="21"/>
+              </w:rPr>
+              <w:t>风险</w:t>
+            </w:r>
+          </w:p>
+        </w:tc>
+        <w:tc>
+          <w:tcPr>
+            <w:tcW w:type="dxa" w:w="2078"/>
+            <w:shd w:fill="1B3A5C" w:val="clear"/>
+          </w:tcPr>
+          <w:p>
+            <w:pPr>
+              <w:jc w:val="center"/>
+            </w:pPr>
+            <w:r/>
+            <w:r>
+              <w:rPr>
+                <w:rFonts w:ascii="Times New Roman" w:hAnsi="Times New Roman" w:eastAsia="宋体"/>
+                <w:b/>
+                <w:color w:val="FFFFFF"/>
+                <w:sz w:val="21"/>
+              </w:rPr>
+              <w:t>等级</w:t>
+            </w:r>
+          </w:p>
+        </w:tc>
+        <w:tc>
+          <w:tcPr>
+            <w:tcW w:type="dxa" w:w="2078"/>
+            <w:shd w:fill="1B3A5C" w:val="clear"/>
+          </w:tcPr>
+          <w:p>
+            <w:pPr>
+              <w:jc w:val="center"/>
+            </w:pPr>
+            <w:r/>
+            <w:r>
+              <w:rPr>
+                <w:rFonts w:ascii="Times New Roman" w:hAnsi="Times New Roman" w:eastAsia="宋体"/>
+                <w:b/>
+                <w:color w:val="FFFFFF"/>
+                <w:sz w:val="21"/>
+              </w:rPr>
+              <w:t>应对</w:t>
+            </w:r>
+          </w:p>
+        </w:tc>
+      </w:tr>
+      <w:tr>
+        <w:tc>
+          <w:tcPr>
+            <w:tcW w:type="dxa" w:w="2078"/>
+          </w:tcPr>
+          <w:p>
+            <w:pPr>
+              <w:jc w:val="center"/>
+            </w:pPr>
+            <w:r/>
+            <w:r>
+              <w:rPr>
+                <w:rFonts w:ascii="Times New Roman" w:hAnsi="Times New Roman" w:eastAsia="宋体"/>
+                <w:b w:val="0"/>
+                <w:color w:val="333333"/>
+                <w:sz w:val="21"/>
+              </w:rPr>
+              <w:t>RT1</w:t>
+            </w:r>
+          </w:p>
+        </w:tc>
+        <w:tc>
+          <w:tcPr>
+            <w:tcW w:type="dxa" w:w="2078"/>
+          </w:tcPr>
+          <w:p>
+            <w:pPr>
+              <w:jc w:val="center"/>
+            </w:pPr>
+            <w:r/>
+            <w:r>
+              <w:rPr>
+                <w:rFonts w:ascii="Times New Roman" w:hAnsi="Times New Roman" w:eastAsia="宋体"/>
+                <w:b w:val="0"/>
+                <w:color w:val="333333"/>
+                <w:sz w:val="21"/>
+              </w:rPr>
+              <w:t>百万测点写入瓶颈</w:t>
+            </w:r>
+          </w:p>
+        </w:tc>
+        <w:tc>
+          <w:tcPr>
+            <w:tcW w:type="dxa" w:w="2078"/>
+          </w:tcPr>
+          <w:p>
+            <w:pPr>
+              <w:jc w:val="center"/>
+            </w:pPr>
+            <w:r/>
+            <w:r>
+              <w:rPr>
+                <w:rFonts w:ascii="Times New Roman" w:hAnsi="Times New Roman" w:eastAsia="宋体"/>
+                <w:b w:val="0"/>
+                <w:color w:val="333333"/>
+                <w:sz w:val="21"/>
+              </w:rPr>
+              <w:t>🔴</w:t>
+            </w:r>
+          </w:p>
+        </w:tc>
+        <w:tc>
+          <w:tcPr>
+            <w:tcW w:type="dxa" w:w="2078"/>
+          </w:tcPr>
+          <w:p>
+            <w:pPr>
+              <w:jc w:val="center"/>
+            </w:pPr>
+            <w:r/>
+            <w:r>
+              <w:rPr>
+                <w:rFonts w:ascii="Times New Roman" w:hAnsi="Times New Roman" w:eastAsia="宋体"/>
+                <w:b w:val="0"/>
+                <w:color w:val="333333"/>
+                <w:sz w:val="21"/>
+              </w:rPr>
+              <w:t>Kafka ≥32 分区 + ClickHouse</w:t>
+            </w:r>
+          </w:p>
+        </w:tc>
+      </w:tr>
+      <w:tr>
+        <w:tc>
+          <w:tcPr>
+            <w:tcW w:type="dxa" w:w="2078"/>
+          </w:tcPr>
+          <w:p>
+            <w:pPr>
+              <w:jc w:val="center"/>
+            </w:pPr>
+            <w:r/>
+            <w:r>
+              <w:rPr>
+                <w:rFonts w:ascii="Times New Roman" w:hAnsi="Times New Roman" w:eastAsia="宋体"/>
+                <w:b w:val="0"/>
+                <w:color w:val="333333"/>
+                <w:sz w:val="21"/>
+              </w:rPr>
+              <w:t>RT2</w:t>
+            </w:r>
+          </w:p>
+        </w:tc>
+        <w:tc>
+          <w:tcPr>
+            <w:tcW w:type="dxa" w:w="2078"/>
+          </w:tcPr>
+          <w:p>
+            <w:pPr>
+              <w:jc w:val="center"/>
+            </w:pPr>
+            <w:r/>
+            <w:r>
+              <w:rPr>
+                <w:rFonts w:ascii="Times New Roman" w:hAnsi="Times New Roman" w:eastAsia="宋体"/>
+                <w:b w:val="0"/>
+                <w:color w:val="333333"/>
+                <w:sz w:val="21"/>
+              </w:rPr>
+              <w:t>500 并发定义模糊</w:t>
+            </w:r>
+          </w:p>
+        </w:tc>
+        <w:tc>
+          <w:tcPr>
+            <w:tcW w:type="dxa" w:w="2078"/>
+          </w:tcPr>
+          <w:p>
+            <w:pPr>
+              <w:jc w:val="center"/>
+            </w:pPr>
+            <w:r/>
+            <w:r>
+              <w:rPr>
+                <w:rFonts w:ascii="Times New Roman" w:hAnsi="Times New Roman" w:eastAsia="宋体"/>
+                <w:b w:val="0"/>
+                <w:color w:val="333333"/>
+                <w:sz w:val="21"/>
+              </w:rPr>
+              <w:t>🟡</w:t>
+            </w:r>
+          </w:p>
+        </w:tc>
+        <w:tc>
+          <w:tcPr>
+            <w:tcW w:type="dxa" w:w="2078"/>
+          </w:tcPr>
+          <w:p>
+            <w:pPr>
+              <w:jc w:val="center"/>
+            </w:pPr>
+            <w:r/>
+            <w:r>
+              <w:rPr>
+                <w:rFonts w:ascii="Times New Roman" w:hAnsi="Times New Roman" w:eastAsia="宋体"/>
+                <w:b w:val="0"/>
+                <w:color w:val="333333"/>
+                <w:sz w:val="21"/>
+              </w:rPr>
+              <w:t>三层并发模型 + 合同附件</w:t>
+            </w:r>
+          </w:p>
+        </w:tc>
+      </w:tr>
+      <w:tr>
+        <w:tc>
+          <w:tcPr>
+            <w:tcW w:type="dxa" w:w="2078"/>
+          </w:tcPr>
+          <w:p>
+            <w:pPr>
+              <w:jc w:val="center"/>
+            </w:pPr>
+            <w:r/>
+            <w:r>
+              <w:rPr>
+                <w:rFonts w:ascii="Times New Roman" w:hAnsi="Times New Roman" w:eastAsia="宋体"/>
+                <w:b w:val="0"/>
+                <w:color w:val="333333"/>
+                <w:sz w:val="21"/>
+              </w:rPr>
+              <w:t>RT3</w:t>
+            </w:r>
+          </w:p>
+        </w:tc>
+        <w:tc>
+          <w:tcPr>
+            <w:tcW w:type="dxa" w:w="2078"/>
+          </w:tcPr>
+          <w:p>
+            <w:pPr>
+              <w:jc w:val="center"/>
+            </w:pPr>
+            <w:r/>
+            <w:r>
+              <w:rPr>
+                <w:rFonts w:ascii="Times New Roman" w:hAnsi="Times New Roman" w:eastAsia="宋体"/>
+                <w:b w:val="0"/>
+                <w:color w:val="333333"/>
+                <w:sz w:val="21"/>
+              </w:rPr>
+              <w:t>暂态通信 100 节点</w:t>
+            </w:r>
+          </w:p>
+        </w:tc>
+        <w:tc>
+          <w:tcPr>
+            <w:tcW w:type="dxa" w:w="2078"/>
+          </w:tcPr>
+          <w:p>
+            <w:pPr>
+              <w:jc w:val="center"/>
+            </w:pPr>
+            <w:r/>
+            <w:r>
+              <w:rPr>
+                <w:rFonts w:ascii="Times New Roman" w:hAnsi="Times New Roman" w:eastAsia="宋体"/>
+                <w:b w:val="0"/>
+                <w:color w:val="333333"/>
+                <w:sz w:val="21"/>
+              </w:rPr>
+              <w:t>🟡</w:t>
+            </w:r>
+          </w:p>
+        </w:tc>
+        <w:tc>
+          <w:tcPr>
+            <w:tcW w:type="dxa" w:w="2078"/>
+          </w:tcPr>
+          <w:p>
+            <w:pPr>
+              <w:jc w:val="center"/>
+            </w:pPr>
+            <w:r/>
+            <w:r>
+              <w:rPr>
+                <w:rFonts w:ascii="Times New Roman" w:hAnsi="Times New Roman" w:eastAsia="宋体"/>
+                <w:b w:val="0"/>
+                <w:color w:val="333333"/>
+                <w:sz w:val="21"/>
+              </w:rPr>
+              <w:t>网络专项设计</w:t>
+            </w:r>
+          </w:p>
+        </w:tc>
+      </w:tr>
+      <w:tr>
+        <w:tc>
+          <w:tcPr>
+            <w:tcW w:type="dxa" w:w="2078"/>
+          </w:tcPr>
+          <w:p>
+            <w:pPr>
+              <w:jc w:val="center"/>
+            </w:pPr>
+            <w:r/>
+            <w:r>
+              <w:rPr>
+                <w:rFonts w:ascii="Times New Roman" w:hAnsi="Times New Roman" w:eastAsia="宋体"/>
+                <w:b w:val="0"/>
+                <w:color w:val="333333"/>
+                <w:sz w:val="21"/>
+              </w:rPr>
+              <w:t>RT4</w:t>
+            </w:r>
+          </w:p>
+        </w:tc>
+        <w:tc>
+          <w:tcPr>
+            <w:tcW w:type="dxa" w:w="2078"/>
+          </w:tcPr>
+          <w:p>
+            <w:pPr>
+              <w:jc w:val="center"/>
+            </w:pPr>
+            <w:r/>
+            <w:r>
+              <w:rPr>
+                <w:rFonts w:ascii="Times New Roman" w:hAnsi="Times New Roman" w:eastAsia="宋体"/>
+                <w:b w:val="0"/>
+                <w:color w:val="333333"/>
+                <w:sz w:val="21"/>
+              </w:rPr>
+              <w:t>AI 误检率 30%</w:t>
+            </w:r>
+          </w:p>
+        </w:tc>
+        <w:tc>
+          <w:tcPr>
+            <w:tcW w:type="dxa" w:w="2078"/>
+          </w:tcPr>
+          <w:p>
+            <w:pPr>
+              <w:jc w:val="center"/>
+            </w:pPr>
+            <w:r/>
+            <w:r>
+              <w:rPr>
+                <w:rFonts w:ascii="Times New Roman" w:hAnsi="Times New Roman" w:eastAsia="宋体"/>
+                <w:b w:val="0"/>
+                <w:color w:val="333333"/>
+                <w:sz w:val="21"/>
+              </w:rPr>
+              <w:t>🟡</w:t>
+            </w:r>
+          </w:p>
+        </w:tc>
+        <w:tc>
+          <w:tcPr>
+            <w:tcW w:type="dxa" w:w="2078"/>
+          </w:tcPr>
+          <w:p>
+            <w:pPr>
+              <w:jc w:val="center"/>
+            </w:pPr>
+            <w:r/>
+            <w:r>
+              <w:rPr>
+                <w:rFonts w:ascii="Times New Roman" w:hAnsi="Times New Roman" w:eastAsia="宋体"/>
+                <w:b w:val="0"/>
+                <w:color w:val="333333"/>
+                <w:sz w:val="21"/>
+              </w:rPr>
+              <w:t>优化路线图 30%→15%</w:t>
+            </w:r>
+          </w:p>
+        </w:tc>
+      </w:tr>
+      <w:tr>
+        <w:tc>
+          <w:tcPr>
+            <w:tcW w:type="dxa" w:w="2078"/>
+          </w:tcPr>
+          <w:p>
+            <w:pPr>
+              <w:jc w:val="center"/>
+            </w:pPr>
+            <w:r/>
+            <w:r>
+              <w:rPr>
+                <w:rFonts w:ascii="Times New Roman" w:hAnsi="Times New Roman" w:eastAsia="宋体"/>
+                <w:b w:val="0"/>
+                <w:color w:val="333333"/>
+                <w:sz w:val="21"/>
+              </w:rPr>
+              <w:t>RT5</w:t>
+            </w:r>
+          </w:p>
+        </w:tc>
+        <w:tc>
+          <w:tcPr>
+            <w:tcW w:type="dxa" w:w="2078"/>
+          </w:tcPr>
+          <w:p>
+            <w:pPr>
+              <w:jc w:val="center"/>
+            </w:pPr>
+            <w:r/>
+            <w:r>
+              <w:rPr>
+                <w:rFonts w:ascii="Times New Roman" w:hAnsi="Times New Roman" w:eastAsia="宋体"/>
+                <w:b w:val="0"/>
+                <w:color w:val="333333"/>
+                <w:sz w:val="21"/>
+              </w:rPr>
+              <w:t>端到端 ≤1s 含渲染</w:t>
+            </w:r>
+          </w:p>
+        </w:tc>
+        <w:tc>
+          <w:tcPr>
+            <w:tcW w:type="dxa" w:w="2078"/>
+          </w:tcPr>
+          <w:p>
+            <w:pPr>
+              <w:jc w:val="center"/>
+            </w:pPr>
+            <w:r/>
+            <w:r>
+              <w:rPr>
+                <w:rFonts w:ascii="Times New Roman" w:hAnsi="Times New Roman" w:eastAsia="宋体"/>
+                <w:b w:val="0"/>
+                <w:color w:val="333333"/>
+                <w:sz w:val="21"/>
+              </w:rPr>
+              <w:t>🟡</w:t>
+            </w:r>
+          </w:p>
+        </w:tc>
+        <w:tc>
+          <w:tcPr>
+            <w:tcW w:type="dxa" w:w="2078"/>
+          </w:tcPr>
+          <w:p>
+            <w:pPr>
+              <w:jc w:val="center"/>
+            </w:pPr>
+            <w:r/>
+            <w:r>
+              <w:rPr>
+                <w:rFonts w:ascii="Times New Roman" w:hAnsi="Times New Roman" w:eastAsia="宋体"/>
+                <w:b w:val="0"/>
+                <w:color w:val="333333"/>
+                <w:sz w:val="21"/>
+              </w:rPr>
+              <w:t>分层 SLA 承诺</w:t>
+            </w:r>
+          </w:p>
+        </w:tc>
+      </w:tr>
+    </w:tbl>
     <w:p>
       <w:pPr>
         <w:pStyle w:val="Heading2"/>
@@ -739,10 +5673,373 @@
       </w:r>
     </w:p>
     <w:p>
+      <w:pPr>
+        <w:spacing w:before="120" w:after="60"/>
+        <w:jc w:val="center"/>
+      </w:pPr>
       <w:r>
-        <w:t>5 项业务风险及应对……</w:t>
+        <w:rPr>
+          <w:rFonts w:ascii="Times New Roman" w:hAnsi="Times New Roman" w:eastAsia="宋体"/>
+          <w:b/>
+          <w:color w:val="333333"/>
+          <w:sz w:val="21"/>
+        </w:rPr>
+        <w:t>表 7-2  业务风险</w:t>
       </w:r>
     </w:p>
+    <w:tbl>
+      <w:tblPr>
+        <w:tblW w:type="auto" w:w="0"/>
+        <w:jc w:val="center"/>
+        <w:tblLook w:firstColumn="1" w:firstRow="1" w:lastColumn="0" w:lastRow="0" w:noHBand="0" w:noVBand="1" w:val="04A0"/>
+        <w:tblBorders>
+          <w:top w:val="single" w:sz="12" w:space="0" w:color="1B3A5C"/>
+          <w:bottom w:val="single" w:sz="12" w:space="0" w:color="1B3A5C"/>
+          <w:left w:val="single" w:sz="12" w:space="0" w:color="1B3A5C"/>
+          <w:right w:val="single" w:sz="12" w:space="0" w:color="1B3A5C"/>
+          <w:insideH w:val="single" w:sz="4" w:space="0" w:color="CCCCCC"/>
+          <w:insideV w:val="single" w:sz="4" w:space="0" w:color="CCCCCC"/>
+        </w:tblBorders>
+      </w:tblPr>
+      <w:tblGrid>
+        <w:gridCol w:w="226800"/>
+        <w:gridCol w:w="226800"/>
+        <w:gridCol w:w="226800"/>
+        <w:gridCol w:w="226800"/>
+      </w:tblGrid>
+      <w:tr>
+        <w:tc>
+          <w:tcPr>
+            <w:tcW w:type="dxa" w:w="2078"/>
+            <w:shd w:fill="1B3A5C" w:val="clear"/>
+          </w:tcPr>
+          <w:p>
+            <w:pPr>
+              <w:jc w:val="center"/>
+            </w:pPr>
+            <w:r/>
+            <w:r>
+              <w:rPr>
+                <w:rFonts w:ascii="Times New Roman" w:hAnsi="Times New Roman" w:eastAsia="宋体"/>
+                <w:b/>
+                <w:color w:val="FFFFFF"/>
+                <w:sz w:val="21"/>
+              </w:rPr>
+              <w:t>#</w:t>
+            </w:r>
+          </w:p>
+        </w:tc>
+        <w:tc>
+          <w:tcPr>
+            <w:tcW w:type="dxa" w:w="2078"/>
+            <w:shd w:fill="1B3A5C" w:val="clear"/>
+          </w:tcPr>
+          <w:p>
+            <w:pPr>
+              <w:jc w:val="center"/>
+            </w:pPr>
+            <w:r/>
+            <w:r>
+              <w:rPr>
+                <w:rFonts w:ascii="Times New Roman" w:hAnsi="Times New Roman" w:eastAsia="宋体"/>
+                <w:b/>
+                <w:color w:val="FFFFFF"/>
+                <w:sz w:val="21"/>
+              </w:rPr>
+              <w:t>风险</w:t>
+            </w:r>
+          </w:p>
+        </w:tc>
+        <w:tc>
+          <w:tcPr>
+            <w:tcW w:type="dxa" w:w="2078"/>
+            <w:shd w:fill="1B3A5C" w:val="clear"/>
+          </w:tcPr>
+          <w:p>
+            <w:pPr>
+              <w:jc w:val="center"/>
+            </w:pPr>
+            <w:r/>
+            <w:r>
+              <w:rPr>
+                <w:rFonts w:ascii="Times New Roman" w:hAnsi="Times New Roman" w:eastAsia="宋体"/>
+                <w:b/>
+                <w:color w:val="FFFFFF"/>
+                <w:sz w:val="21"/>
+              </w:rPr>
+              <w:t>等级</w:t>
+            </w:r>
+          </w:p>
+        </w:tc>
+        <w:tc>
+          <w:tcPr>
+            <w:tcW w:type="dxa" w:w="2078"/>
+            <w:shd w:fill="1B3A5C" w:val="clear"/>
+          </w:tcPr>
+          <w:p>
+            <w:pPr>
+              <w:jc w:val="center"/>
+            </w:pPr>
+            <w:r/>
+            <w:r>
+              <w:rPr>
+                <w:rFonts w:ascii="Times New Roman" w:hAnsi="Times New Roman" w:eastAsia="宋体"/>
+                <w:b/>
+                <w:color w:val="FFFFFF"/>
+                <w:sz w:val="21"/>
+              </w:rPr>
+              <w:t>应对</w:t>
+            </w:r>
+          </w:p>
+        </w:tc>
+      </w:tr>
+      <w:tr>
+        <w:tc>
+          <w:tcPr>
+            <w:tcW w:type="dxa" w:w="2078"/>
+          </w:tcPr>
+          <w:p>
+            <w:pPr>
+              <w:jc w:val="center"/>
+            </w:pPr>
+            <w:r/>
+            <w:r>
+              <w:rPr>
+                <w:rFonts w:ascii="Times New Roman" w:hAnsi="Times New Roman" w:eastAsia="宋体"/>
+                <w:b w:val="0"/>
+                <w:color w:val="333333"/>
+                <w:sz w:val="21"/>
+              </w:rPr>
+              <w:t>RB1</w:t>
+            </w:r>
+          </w:p>
+        </w:tc>
+        <w:tc>
+          <w:tcPr>
+            <w:tcW w:type="dxa" w:w="2078"/>
+          </w:tcPr>
+          <w:p>
+            <w:pPr>
+              <w:jc w:val="center"/>
+            </w:pPr>
+            <w:r/>
+            <w:r>
+              <w:rPr>
+                <w:rFonts w:ascii="Times New Roman" w:hAnsi="Times New Roman" w:eastAsia="宋体"/>
+                <w:b w:val="0"/>
+                <w:color w:val="333333"/>
+                <w:sz w:val="21"/>
+              </w:rPr>
+              <w:t>并发/实时性定义模糊致验收争议</w:t>
+            </w:r>
+          </w:p>
+        </w:tc>
+        <w:tc>
+          <w:tcPr>
+            <w:tcW w:type="dxa" w:w="2078"/>
+          </w:tcPr>
+          <w:p>
+            <w:pPr>
+              <w:jc w:val="center"/>
+            </w:pPr>
+            <w:r/>
+            <w:r>
+              <w:rPr>
+                <w:rFonts w:ascii="Times New Roman" w:hAnsi="Times New Roman" w:eastAsia="宋体"/>
+                <w:b w:val="0"/>
+                <w:color w:val="333333"/>
+                <w:sz w:val="21"/>
+              </w:rPr>
+              <w:t>🔴</w:t>
+            </w:r>
+          </w:p>
+        </w:tc>
+        <w:tc>
+          <w:tcPr>
+            <w:tcW w:type="dxa" w:w="2078"/>
+          </w:tcPr>
+          <w:p>
+            <w:pPr>
+              <w:jc w:val="center"/>
+            </w:pPr>
+            <w:r/>
+            <w:r>
+              <w:rPr>
+                <w:rFonts w:ascii="Times New Roman" w:hAnsi="Times New Roman" w:eastAsia="宋体"/>
+                <w:b w:val="0"/>
+                <w:color w:val="333333"/>
+                <w:sz w:val="21"/>
+              </w:rPr>
+              <w:t>合同附件明确定义</w:t>
+            </w:r>
+          </w:p>
+        </w:tc>
+      </w:tr>
+      <w:tr>
+        <w:tc>
+          <w:tcPr>
+            <w:tcW w:type="dxa" w:w="2078"/>
+          </w:tcPr>
+          <w:p>
+            <w:pPr>
+              <w:jc w:val="center"/>
+            </w:pPr>
+            <w:r/>
+            <w:r>
+              <w:rPr>
+                <w:rFonts w:ascii="Times New Roman" w:hAnsi="Times New Roman" w:eastAsia="宋体"/>
+                <w:b w:val="0"/>
+                <w:color w:val="333333"/>
+                <w:sz w:val="21"/>
+              </w:rPr>
+              <w:t>RB2</w:t>
+            </w:r>
+          </w:p>
+        </w:tc>
+        <w:tc>
+          <w:tcPr>
+            <w:tcW w:type="dxa" w:w="2078"/>
+          </w:tcPr>
+          <w:p>
+            <w:pPr>
+              <w:jc w:val="center"/>
+            </w:pPr>
+            <w:r/>
+            <w:r>
+              <w:rPr>
+                <w:rFonts w:ascii="Times New Roman" w:hAnsi="Times New Roman" w:eastAsia="宋体"/>
+                <w:b w:val="0"/>
+                <w:color w:val="333333"/>
+                <w:sz w:val="21"/>
+              </w:rPr>
+              <w:t>仿真模块遗漏致报价漏项</w:t>
+            </w:r>
+          </w:p>
+        </w:tc>
+        <w:tc>
+          <w:tcPr>
+            <w:tcW w:type="dxa" w:w="2078"/>
+          </w:tcPr>
+          <w:p>
+            <w:pPr>
+              <w:jc w:val="center"/>
+            </w:pPr>
+            <w:r/>
+            <w:r>
+              <w:rPr>
+                <w:rFonts w:ascii="Times New Roman" w:hAnsi="Times New Roman" w:eastAsia="宋体"/>
+                <w:b w:val="0"/>
+                <w:color w:val="333333"/>
+                <w:sz w:val="21"/>
+              </w:rPr>
+              <w:t>🔴</w:t>
+            </w:r>
+          </w:p>
+        </w:tc>
+        <w:tc>
+          <w:tcPr>
+            <w:tcW w:type="dxa" w:w="2078"/>
+          </w:tcPr>
+          <w:p>
+            <w:pPr>
+              <w:jc w:val="center"/>
+            </w:pPr>
+            <w:r/>
+            <w:r>
+              <w:rPr>
+                <w:rFonts w:ascii="Times New Roman" w:hAnsi="Times New Roman" w:eastAsia="宋体"/>
+                <w:b w:val="0"/>
+                <w:color w:val="333333"/>
+                <w:sz w:val="21"/>
+              </w:rPr>
+              <w:t>Q2 确认范围</w:t>
+            </w:r>
+          </w:p>
+        </w:tc>
+      </w:tr>
+      <w:tr>
+        <w:tc>
+          <w:tcPr>
+            <w:tcW w:type="dxa" w:w="2078"/>
+          </w:tcPr>
+          <w:p>
+            <w:pPr>
+              <w:jc w:val="center"/>
+            </w:pPr>
+            <w:r/>
+            <w:r>
+              <w:rPr>
+                <w:rFonts w:ascii="Times New Roman" w:hAnsi="Times New Roman" w:eastAsia="宋体"/>
+                <w:b w:val="0"/>
+                <w:color w:val="333333"/>
+                <w:sz w:val="21"/>
+              </w:rPr>
+              <w:t>RB3</w:t>
+            </w:r>
+          </w:p>
+        </w:tc>
+        <w:tc>
+          <w:tcPr>
+            <w:tcW w:type="dxa" w:w="2078"/>
+          </w:tcPr>
+          <w:p>
+            <w:pPr>
+              <w:jc w:val="center"/>
+            </w:pPr>
+            <w:r/>
+            <w:r>
+              <w:rPr>
+                <w:rFonts w:ascii="Times New Roman" w:hAnsi="Times New Roman" w:eastAsia="宋体"/>
+                <w:b w:val="0"/>
+                <w:color w:val="333333"/>
+                <w:sz w:val="21"/>
+              </w:rPr>
+              <w:t>AI 指标不达标致验收失败</w:t>
+            </w:r>
+          </w:p>
+        </w:tc>
+        <w:tc>
+          <w:tcPr>
+            <w:tcW w:type="dxa" w:w="2078"/>
+          </w:tcPr>
+          <w:p>
+            <w:pPr>
+              <w:jc w:val="center"/>
+            </w:pPr>
+            <w:r/>
+            <w:r>
+              <w:rPr>
+                <w:rFonts w:ascii="Times New Roman" w:hAnsi="Times New Roman" w:eastAsia="宋体"/>
+                <w:b w:val="0"/>
+                <w:color w:val="333333"/>
+                <w:sz w:val="21"/>
+              </w:rPr>
+              <w:t>🟡</w:t>
+            </w:r>
+          </w:p>
+        </w:tc>
+        <w:tc>
+          <w:tcPr>
+            <w:tcW w:type="dxa" w:w="2078"/>
+          </w:tcPr>
+          <w:p>
+            <w:pPr>
+              <w:jc w:val="center"/>
+            </w:pPr>
+            <w:r/>
+            <w:r>
+              <w:rPr>
+                <w:rFonts w:ascii="Times New Roman" w:hAnsi="Times New Roman" w:eastAsia="宋体"/>
+                <w:b w:val="0"/>
+                <w:color w:val="333333"/>
+                <w:sz w:val="21"/>
+              </w:rPr>
+              <w:t>分阶段达标路线图</w:t>
+            </w:r>
+          </w:p>
+        </w:tc>
+      </w:tr>
+    </w:tbl>
     <w:p>
       <w:pPr>
         <w:pStyle w:val="Heading2"/>
@@ -752,9 +6049,382 @@
       </w:r>
     </w:p>
     <w:p>
+      <w:pPr>
+        <w:spacing w:before="120" w:after="60"/>
+        <w:jc w:val="center"/>
+      </w:pPr>
       <w:r>
-        <w:t>5 项实施风险及应对……</w:t>
+        <w:rPr>
+          <w:rFonts w:ascii="Times New Roman" w:hAnsi="Times New Roman" w:eastAsia="宋体"/>
+          <w:b/>
+          <w:color w:val="333333"/>
+          <w:sz w:val="21"/>
+        </w:rPr>
+        <w:t>表 7-3  实施风险</w:t>
       </w:r>
+    </w:p>
+    <w:tbl>
+      <w:tblPr>
+        <w:tblW w:type="auto" w:w="0"/>
+        <w:jc w:val="center"/>
+        <w:tblLook w:firstColumn="1" w:firstRow="1" w:lastColumn="0" w:lastRow="0" w:noHBand="0" w:noVBand="1" w:val="04A0"/>
+        <w:tblBorders>
+          <w:top w:val="single" w:sz="12" w:space="0" w:color="1B3A5C"/>
+          <w:bottom w:val="single" w:sz="12" w:space="0" w:color="1B3A5C"/>
+          <w:left w:val="single" w:sz="12" w:space="0" w:color="1B3A5C"/>
+          <w:right w:val="single" w:sz="12" w:space="0" w:color="1B3A5C"/>
+          <w:insideH w:val="single" w:sz="4" w:space="0" w:color="CCCCCC"/>
+          <w:insideV w:val="single" w:sz="4" w:space="0" w:color="CCCCCC"/>
+        </w:tblBorders>
+      </w:tblPr>
+      <w:tblGrid>
+        <w:gridCol w:w="226800"/>
+        <w:gridCol w:w="226800"/>
+        <w:gridCol w:w="226800"/>
+        <w:gridCol w:w="226800"/>
+      </w:tblGrid>
+      <w:tr>
+        <w:tc>
+          <w:tcPr>
+            <w:tcW w:type="dxa" w:w="2078"/>
+            <w:shd w:fill="1B3A5C" w:val="clear"/>
+          </w:tcPr>
+          <w:p>
+            <w:pPr>
+              <w:jc w:val="center"/>
+            </w:pPr>
+            <w:r/>
+            <w:r>
+              <w:rPr>
+                <w:rFonts w:ascii="Times New Roman" w:hAnsi="Times New Roman" w:eastAsia="宋体"/>
+                <w:b/>
+                <w:color w:val="FFFFFF"/>
+                <w:sz w:val="21"/>
+              </w:rPr>
+              <w:t>#</w:t>
+            </w:r>
+          </w:p>
+        </w:tc>
+        <w:tc>
+          <w:tcPr>
+            <w:tcW w:type="dxa" w:w="2078"/>
+            <w:shd w:fill="1B3A5C" w:val="clear"/>
+          </w:tcPr>
+          <w:p>
+            <w:pPr>
+              <w:jc w:val="center"/>
+            </w:pPr>
+            <w:r/>
+            <w:r>
+              <w:rPr>
+                <w:rFonts w:ascii="Times New Roman" w:hAnsi="Times New Roman" w:eastAsia="宋体"/>
+                <w:b/>
+                <w:color w:val="FFFFFF"/>
+                <w:sz w:val="21"/>
+              </w:rPr>
+              <w:t>风险</w:t>
+            </w:r>
+          </w:p>
+        </w:tc>
+        <w:tc>
+          <w:tcPr>
+            <w:tcW w:type="dxa" w:w="2078"/>
+            <w:shd w:fill="1B3A5C" w:val="clear"/>
+          </w:tcPr>
+          <w:p>
+            <w:pPr>
+              <w:jc w:val="center"/>
+            </w:pPr>
+            <w:r/>
+            <w:r>
+              <w:rPr>
+                <w:rFonts w:ascii="Times New Roman" w:hAnsi="Times New Roman" w:eastAsia="宋体"/>
+                <w:b/>
+                <w:color w:val="FFFFFF"/>
+                <w:sz w:val="21"/>
+              </w:rPr>
+              <w:t>等级</w:t>
+            </w:r>
+          </w:p>
+        </w:tc>
+        <w:tc>
+          <w:tcPr>
+            <w:tcW w:type="dxa" w:w="2078"/>
+            <w:shd w:fill="1B3A5C" w:val="clear"/>
+          </w:tcPr>
+          <w:p>
+            <w:pPr>
+              <w:jc w:val="center"/>
+            </w:pPr>
+            <w:r/>
+            <w:r>
+              <w:rPr>
+                <w:rFonts w:ascii="Times New Roman" w:hAnsi="Times New Roman" w:eastAsia="宋体"/>
+                <w:b/>
+                <w:color w:val="FFFFFF"/>
+                <w:sz w:val="21"/>
+              </w:rPr>
+              <w:t>应对</w:t>
+            </w:r>
+          </w:p>
+        </w:tc>
+      </w:tr>
+      <w:tr>
+        <w:tc>
+          <w:tcPr>
+            <w:tcW w:type="dxa" w:w="2078"/>
+          </w:tcPr>
+          <w:p>
+            <w:pPr>
+              <w:jc w:val="center"/>
+            </w:pPr>
+            <w:r/>
+            <w:r>
+              <w:rPr>
+                <w:rFonts w:ascii="Times New Roman" w:hAnsi="Times New Roman" w:eastAsia="宋体"/>
+                <w:b w:val="0"/>
+                <w:color w:val="333333"/>
+                <w:sz w:val="21"/>
+              </w:rPr>
+              <w:t>RI1</w:t>
+            </w:r>
+          </w:p>
+        </w:tc>
+        <w:tc>
+          <w:tcPr>
+            <w:tcW w:type="dxa" w:w="2078"/>
+          </w:tcPr>
+          <w:p>
+            <w:pPr>
+              <w:jc w:val="center"/>
+            </w:pPr>
+            <w:r/>
+            <w:r>
+              <w:rPr>
+                <w:rFonts w:ascii="Times New Roman" w:hAnsi="Times New Roman" w:eastAsia="宋体"/>
+                <w:b w:val="0"/>
+                <w:color w:val="333333"/>
+                <w:sz w:val="21"/>
+              </w:rPr>
+              <w:t>仿真模块团队能力缺口</w:t>
+            </w:r>
+          </w:p>
+        </w:tc>
+        <w:tc>
+          <w:tcPr>
+            <w:tcW w:type="dxa" w:w="2078"/>
+          </w:tcPr>
+          <w:p>
+            <w:pPr>
+              <w:jc w:val="center"/>
+            </w:pPr>
+            <w:r/>
+            <w:r>
+              <w:rPr>
+                <w:rFonts w:ascii="Times New Roman" w:hAnsi="Times New Roman" w:eastAsia="宋体"/>
+                <w:b w:val="0"/>
+                <w:color w:val="333333"/>
+                <w:sz w:val="21"/>
+              </w:rPr>
+              <w:t>🔴</w:t>
+            </w:r>
+          </w:p>
+        </w:tc>
+        <w:tc>
+          <w:tcPr>
+            <w:tcW w:type="dxa" w:w="2078"/>
+          </w:tcPr>
+          <w:p>
+            <w:pPr>
+              <w:jc w:val="center"/>
+            </w:pPr>
+            <w:r/>
+            <w:r>
+              <w:rPr>
+                <w:rFonts w:ascii="Times New Roman" w:hAnsi="Times New Roman" w:eastAsia="宋体"/>
+                <w:b w:val="0"/>
+                <w:color w:val="333333"/>
+                <w:sz w:val="21"/>
+              </w:rPr>
+              <w:t>外包/合作</w:t>
+            </w:r>
+          </w:p>
+        </w:tc>
+      </w:tr>
+      <w:tr>
+        <w:tc>
+          <w:tcPr>
+            <w:tcW w:type="dxa" w:w="2078"/>
+          </w:tcPr>
+          <w:p>
+            <w:pPr>
+              <w:jc w:val="center"/>
+            </w:pPr>
+            <w:r/>
+            <w:r>
+              <w:rPr>
+                <w:rFonts w:ascii="Times New Roman" w:hAnsi="Times New Roman" w:eastAsia="宋体"/>
+                <w:b w:val="0"/>
+                <w:color w:val="333333"/>
+                <w:sz w:val="21"/>
+              </w:rPr>
+              <w:t>RI2</w:t>
+            </w:r>
+          </w:p>
+        </w:tc>
+        <w:tc>
+          <w:tcPr>
+            <w:tcW w:type="dxa" w:w="2078"/>
+          </w:tcPr>
+          <w:p>
+            <w:pPr>
+              <w:jc w:val="center"/>
+            </w:pPr>
+            <w:r/>
+            <w:r>
+              <w:rPr>
+                <w:rFonts w:ascii="Times New Roman" w:hAnsi="Times New Roman" w:eastAsia="宋体"/>
+                <w:b w:val="0"/>
+                <w:color w:val="333333"/>
+                <w:sz w:val="21"/>
+              </w:rPr>
+              <w:t>GOOSE 协议集成复杂度</w:t>
+            </w:r>
+          </w:p>
+        </w:tc>
+        <w:tc>
+          <w:tcPr>
+            <w:tcW w:type="dxa" w:w="2078"/>
+          </w:tcPr>
+          <w:p>
+            <w:pPr>
+              <w:jc w:val="center"/>
+            </w:pPr>
+            <w:r/>
+            <w:r>
+              <w:rPr>
+                <w:rFonts w:ascii="Times New Roman" w:hAnsi="Times New Roman" w:eastAsia="宋体"/>
+                <w:b w:val="0"/>
+                <w:color w:val="333333"/>
+                <w:sz w:val="21"/>
+              </w:rPr>
+              <w:t>🟡</w:t>
+            </w:r>
+          </w:p>
+        </w:tc>
+        <w:tc>
+          <w:tcPr>
+            <w:tcW w:type="dxa" w:w="2078"/>
+          </w:tcPr>
+          <w:p>
+            <w:pPr>
+              <w:jc w:val="center"/>
+            </w:pPr>
+            <w:r/>
+            <w:r>
+              <w:rPr>
+                <w:rFonts w:ascii="Times New Roman" w:hAnsi="Times New Roman" w:eastAsia="宋体"/>
+                <w:b w:val="0"/>
+                <w:color w:val="333333"/>
+                <w:sz w:val="21"/>
+              </w:rPr>
+              <w:t>电力协议工程师专项</w:t>
+            </w:r>
+          </w:p>
+        </w:tc>
+      </w:tr>
+      <w:tr>
+        <w:tc>
+          <w:tcPr>
+            <w:tcW w:type="dxa" w:w="2078"/>
+          </w:tcPr>
+          <w:p>
+            <w:pPr>
+              <w:jc w:val="center"/>
+            </w:pPr>
+            <w:r/>
+            <w:r>
+              <w:rPr>
+                <w:rFonts w:ascii="Times New Roman" w:hAnsi="Times New Roman" w:eastAsia="宋体"/>
+                <w:b w:val="0"/>
+                <w:color w:val="333333"/>
+                <w:sz w:val="21"/>
+              </w:rPr>
+              <w:t>RI3</w:t>
+            </w:r>
+          </w:p>
+        </w:tc>
+        <w:tc>
+          <w:tcPr>
+            <w:tcW w:type="dxa" w:w="2078"/>
+          </w:tcPr>
+          <w:p>
+            <w:pPr>
+              <w:jc w:val="center"/>
+            </w:pPr>
+            <w:r/>
+            <w:r>
+              <w:rPr>
+                <w:rFonts w:ascii="Times New Roman" w:hAnsi="Times New Roman" w:eastAsia="宋体"/>
+                <w:b w:val="0"/>
+                <w:color w:val="333333"/>
+                <w:sz w:val="21"/>
+              </w:rPr>
+              <w:t>百万测点接入工期压力</w:t>
+            </w:r>
+          </w:p>
+        </w:tc>
+        <w:tc>
+          <w:tcPr>
+            <w:tcW w:type="dxa" w:w="2078"/>
+          </w:tcPr>
+          <w:p>
+            <w:pPr>
+              <w:jc w:val="center"/>
+            </w:pPr>
+            <w:r/>
+            <w:r>
+              <w:rPr>
+                <w:rFonts w:ascii="Times New Roman" w:hAnsi="Times New Roman" w:eastAsia="宋体"/>
+                <w:b w:val="0"/>
+                <w:color w:val="333333"/>
+                <w:sz w:val="21"/>
+              </w:rPr>
+              <w:t>🟡</w:t>
+            </w:r>
+          </w:p>
+        </w:tc>
+        <w:tc>
+          <w:tcPr>
+            <w:tcW w:type="dxa" w:w="2078"/>
+          </w:tcPr>
+          <w:p>
+            <w:pPr>
+              <w:jc w:val="center"/>
+            </w:pPr>
+            <w:r/>
+            <w:r>
+              <w:rPr>
+                <w:rFonts w:ascii="Times New Roman" w:hAnsi="Times New Roman" w:eastAsia="宋体"/>
+                <w:b w:val="0"/>
+                <w:color w:val="333333"/>
+                <w:sz w:val="21"/>
+              </w:rPr>
+              <w:t>分批接入</w:t>
+            </w:r>
+          </w:p>
+        </w:tc>
+      </w:tr>
+    </w:tbl>
+    <w:p>
+      <w:pPr>
+        <w:sectPr>
+          <w:pgSz w:w="11906" w:h="16838"/>
+          <w:pgMar w:top="1440" w:right="1797" w:bottom="1440" w:left="1797" w:header="850" w:footer="850" w:gutter="0"/>
+          <w:cols w:space="720"/>
+          <w:docGrid w:linePitch="360"/>
+        </w:sectPr>
+      </w:pPr>
     </w:p>
     <w:p>
       <w:pPr>
@@ -773,10 +6443,539 @@
       </w:r>
     </w:p>
     <w:p>
+      <w:pPr>
+        <w:spacing w:before="120" w:after="60"/>
+        <w:jc w:val="center"/>
+      </w:pPr>
       <w:r>
-        <w:t>[报价明细表]……</w:t>
+        <w:rPr>
+          <w:rFonts w:ascii="Times New Roman" w:hAnsi="Times New Roman" w:eastAsia="宋体"/>
+          <w:b/>
+          <w:color w:val="333333"/>
+          <w:sz w:val="21"/>
+        </w:rPr>
+        <w:t>表 8-1  项目报价结构</w:t>
       </w:r>
     </w:p>
+    <w:tbl>
+      <w:tblPr>
+        <w:tblW w:type="auto" w:w="0"/>
+        <w:jc w:val="center"/>
+        <w:tblLook w:firstColumn="1" w:firstRow="1" w:lastColumn="0" w:lastRow="0" w:noHBand="0" w:noVBand="1" w:val="04A0"/>
+        <w:tblBorders>
+          <w:top w:val="single" w:sz="12" w:space="0" w:color="1B3A5C"/>
+          <w:bottom w:val="single" w:sz="12" w:space="0" w:color="1B3A5C"/>
+          <w:left w:val="single" w:sz="12" w:space="0" w:color="1B3A5C"/>
+          <w:right w:val="single" w:sz="12" w:space="0" w:color="1B3A5C"/>
+          <w:insideH w:val="single" w:sz="4" w:space="0" w:color="CCCCCC"/>
+          <w:insideV w:val="single" w:sz="4" w:space="0" w:color="CCCCCC"/>
+        </w:tblBorders>
+      </w:tblPr>
+      <w:tblGrid>
+        <w:gridCol w:w="302400"/>
+        <w:gridCol w:w="302400"/>
+        <w:gridCol w:w="302400"/>
+      </w:tblGrid>
+      <w:tr>
+        <w:tc>
+          <w:tcPr>
+            <w:tcW w:type="dxa" w:w="2771"/>
+            <w:shd w:fill="1B3A5C" w:val="clear"/>
+          </w:tcPr>
+          <w:p>
+            <w:pPr>
+              <w:jc w:val="center"/>
+            </w:pPr>
+            <w:r/>
+            <w:r>
+              <w:rPr>
+                <w:rFonts w:ascii="Times New Roman" w:hAnsi="Times New Roman" w:eastAsia="宋体"/>
+                <w:b/>
+                <w:color w:val="FFFFFF"/>
+                <w:sz w:val="21"/>
+              </w:rPr>
+              <w:t>类别</w:t>
+            </w:r>
+          </w:p>
+        </w:tc>
+        <w:tc>
+          <w:tcPr>
+            <w:tcW w:type="dxa" w:w="2771"/>
+            <w:shd w:fill="1B3A5C" w:val="clear"/>
+          </w:tcPr>
+          <w:p>
+            <w:pPr>
+              <w:jc w:val="center"/>
+            </w:pPr>
+            <w:r/>
+            <w:r>
+              <w:rPr>
+                <w:rFonts w:ascii="Times New Roman" w:hAnsi="Times New Roman" w:eastAsia="宋体"/>
+                <w:b/>
+                <w:color w:val="FFFFFF"/>
+                <w:sz w:val="21"/>
+              </w:rPr>
+              <w:t>内容</w:t>
+            </w:r>
+          </w:p>
+        </w:tc>
+        <w:tc>
+          <w:tcPr>
+            <w:tcW w:type="dxa" w:w="2771"/>
+            <w:shd w:fill="1B3A5C" w:val="clear"/>
+          </w:tcPr>
+          <w:p>
+            <w:pPr>
+              <w:jc w:val="center"/>
+            </w:pPr>
+            <w:r/>
+            <w:r>
+              <w:rPr>
+                <w:rFonts w:ascii="Times New Roman" w:hAnsi="Times New Roman" w:eastAsia="宋体"/>
+                <w:b/>
+                <w:color w:val="FFFFFF"/>
+                <w:sz w:val="21"/>
+              </w:rPr>
+              <w:t>备注</w:t>
+            </w:r>
+          </w:p>
+        </w:tc>
+      </w:tr>
+      <w:tr>
+        <w:tc>
+          <w:tcPr>
+            <w:tcW w:type="dxa" w:w="2771"/>
+          </w:tcPr>
+          <w:p>
+            <w:pPr>
+              <w:jc w:val="center"/>
+            </w:pPr>
+            <w:r/>
+            <w:r>
+              <w:rPr>
+                <w:rFonts w:ascii="Times New Roman" w:hAnsi="Times New Roman" w:eastAsia="宋体"/>
+                <w:b w:val="0"/>
+                <w:color w:val="333333"/>
+                <w:sz w:val="21"/>
+              </w:rPr>
+              <w:t>软件平台</w:t>
+            </w:r>
+          </w:p>
+        </w:tc>
+        <w:tc>
+          <w:tcPr>
+            <w:tcW w:type="dxa" w:w="2771"/>
+          </w:tcPr>
+          <w:p>
+            <w:pPr>
+              <w:jc w:val="center"/>
+            </w:pPr>
+            <w:r/>
+            <w:r>
+              <w:rPr>
+                <w:rFonts w:ascii="Times New Roman" w:hAnsi="Times New Roman" w:eastAsia="宋体"/>
+                <w:b w:val="0"/>
+                <w:color w:val="333333"/>
+                <w:sz w:val="21"/>
+              </w:rPr>
+              <w:t>USDF 底座 + 五业务域许可</w:t>
+            </w:r>
+          </w:p>
+        </w:tc>
+        <w:tc>
+          <w:tcPr>
+            <w:tcW w:type="dxa" w:w="2771"/>
+          </w:tcPr>
+          <w:p>
+            <w:pPr>
+              <w:jc w:val="center"/>
+            </w:pPr>
+            <w:r/>
+            <w:r>
+              <w:rPr>
+                <w:rFonts w:ascii="Times New Roman" w:hAnsi="Times New Roman" w:eastAsia="宋体"/>
+                <w:b w:val="0"/>
+                <w:color w:val="333333"/>
+                <w:sz w:val="21"/>
+              </w:rPr>
+              <w:t>—</w:t>
+            </w:r>
+          </w:p>
+        </w:tc>
+      </w:tr>
+      <w:tr>
+        <w:tc>
+          <w:tcPr>
+            <w:tcW w:type="dxa" w:w="2771"/>
+          </w:tcPr>
+          <w:p>
+            <w:pPr>
+              <w:jc w:val="center"/>
+            </w:pPr>
+            <w:r/>
+            <w:r>
+              <w:rPr>
+                <w:rFonts w:ascii="Times New Roman" w:hAnsi="Times New Roman" w:eastAsia="宋体"/>
+                <w:b w:val="0"/>
+                <w:color w:val="333333"/>
+                <w:sz w:val="21"/>
+              </w:rPr>
+              <w:t>定制开发</w:t>
+            </w:r>
+          </w:p>
+        </w:tc>
+        <w:tc>
+          <w:tcPr>
+            <w:tcW w:type="dxa" w:w="2771"/>
+          </w:tcPr>
+          <w:p>
+            <w:pPr>
+              <w:jc w:val="center"/>
+            </w:pPr>
+            <w:r/>
+            <w:r>
+              <w:rPr>
+                <w:rFonts w:ascii="Times New Roman" w:hAnsi="Times New Roman" w:eastAsia="宋体"/>
+                <w:b w:val="0"/>
+                <w:color w:val="333333"/>
+                <w:sz w:val="21"/>
+              </w:rPr>
+              <w:t>三维可视化 / AI 模型 / 接口适配</w:t>
+            </w:r>
+          </w:p>
+        </w:tc>
+        <w:tc>
+          <w:tcPr>
+            <w:tcW w:type="dxa" w:w="2771"/>
+          </w:tcPr>
+          <w:p>
+            <w:pPr>
+              <w:jc w:val="center"/>
+            </w:pPr>
+            <w:r/>
+            <w:r>
+              <w:rPr>
+                <w:rFonts w:ascii="Times New Roman" w:hAnsi="Times New Roman" w:eastAsia="宋体"/>
+                <w:b w:val="0"/>
+                <w:color w:val="333333"/>
+                <w:sz w:val="21"/>
+              </w:rPr>
+              <w:t>按工作量估算</w:t>
+            </w:r>
+          </w:p>
+        </w:tc>
+      </w:tr>
+      <w:tr>
+        <w:tc>
+          <w:tcPr>
+            <w:tcW w:type="dxa" w:w="2771"/>
+          </w:tcPr>
+          <w:p>
+            <w:pPr>
+              <w:jc w:val="center"/>
+            </w:pPr>
+            <w:r/>
+            <w:r>
+              <w:rPr>
+                <w:rFonts w:ascii="Times New Roman" w:hAnsi="Times New Roman" w:eastAsia="宋体"/>
+                <w:b w:val="0"/>
+                <w:color w:val="333333"/>
+                <w:sz w:val="21"/>
+              </w:rPr>
+              <w:t>三维建模</w:t>
+            </w:r>
+          </w:p>
+        </w:tc>
+        <w:tc>
+          <w:tcPr>
+            <w:tcW w:type="dxa" w:w="2771"/>
+          </w:tcPr>
+          <w:p>
+            <w:pPr>
+              <w:jc w:val="center"/>
+            </w:pPr>
+            <w:r/>
+            <w:r>
+              <w:rPr>
+                <w:rFonts w:ascii="Times New Roman" w:hAnsi="Times New Roman" w:eastAsia="宋体"/>
+                <w:b w:val="0"/>
+                <w:color w:val="333333"/>
+                <w:sz w:val="21"/>
+              </w:rPr>
+              <w:t>风机/光伏/储能/升压站</w:t>
+            </w:r>
+          </w:p>
+        </w:tc>
+        <w:tc>
+          <w:tcPr>
+            <w:tcW w:type="dxa" w:w="2771"/>
+          </w:tcPr>
+          <w:p>
+            <w:pPr>
+              <w:jc w:val="center"/>
+            </w:pPr>
+            <w:r/>
+            <w:r>
+              <w:rPr>
+                <w:rFonts w:ascii="Times New Roman" w:hAnsi="Times New Roman" w:eastAsia="宋体"/>
+                <w:b w:val="0"/>
+                <w:color w:val="333333"/>
+                <w:sz w:val="21"/>
+              </w:rPr>
+              <w:t>按设备数量</w:t>
+            </w:r>
+          </w:p>
+        </w:tc>
+      </w:tr>
+      <w:tr>
+        <w:tc>
+          <w:tcPr>
+            <w:tcW w:type="dxa" w:w="2771"/>
+          </w:tcPr>
+          <w:p>
+            <w:pPr>
+              <w:jc w:val="center"/>
+            </w:pPr>
+            <w:r/>
+            <w:r>
+              <w:rPr>
+                <w:rFonts w:ascii="Times New Roman" w:hAnsi="Times New Roman" w:eastAsia="宋体"/>
+                <w:b w:val="0"/>
+                <w:color w:val="333333"/>
+                <w:sz w:val="21"/>
+              </w:rPr>
+              <w:t>GIS 数据服务</w:t>
+            </w:r>
+          </w:p>
+        </w:tc>
+        <w:tc>
+          <w:tcPr>
+            <w:tcW w:type="dxa" w:w="2771"/>
+          </w:tcPr>
+          <w:p>
+            <w:pPr>
+              <w:jc w:val="center"/>
+            </w:pPr>
+            <w:r/>
+            <w:r>
+              <w:rPr>
+                <w:rFonts w:ascii="Times New Roman" w:hAnsi="Times New Roman" w:eastAsia="宋体"/>
+                <w:b w:val="0"/>
+                <w:color w:val="333333"/>
+                <w:sz w:val="21"/>
+              </w:rPr>
+              <w:t>地形 / 影像 / 空间分析</w:t>
+            </w:r>
+          </w:p>
+        </w:tc>
+        <w:tc>
+          <w:tcPr>
+            <w:tcW w:type="dxa" w:w="2771"/>
+          </w:tcPr>
+          <w:p>
+            <w:pPr>
+              <w:jc w:val="center"/>
+            </w:pPr>
+            <w:r/>
+            <w:r>
+              <w:rPr>
+                <w:rFonts w:ascii="Times New Roman" w:hAnsi="Times New Roman" w:eastAsia="宋体"/>
+                <w:b w:val="0"/>
+                <w:color w:val="333333"/>
+                <w:sz w:val="21"/>
+              </w:rPr>
+              <w:t>—</w:t>
+            </w:r>
+          </w:p>
+        </w:tc>
+      </w:tr>
+      <w:tr>
+        <w:tc>
+          <w:tcPr>
+            <w:tcW w:type="dxa" w:w="2771"/>
+          </w:tcPr>
+          <w:p>
+            <w:pPr>
+              <w:jc w:val="center"/>
+            </w:pPr>
+            <w:r/>
+            <w:r>
+              <w:rPr>
+                <w:rFonts w:ascii="Times New Roman" w:hAnsi="Times New Roman" w:eastAsia="宋体"/>
+                <w:b w:val="0"/>
+                <w:color w:val="333333"/>
+                <w:sz w:val="21"/>
+              </w:rPr>
+              <w:t>硬件设备</w:t>
+            </w:r>
+          </w:p>
+        </w:tc>
+        <w:tc>
+          <w:tcPr>
+            <w:tcW w:type="dxa" w:w="2771"/>
+          </w:tcPr>
+          <w:p>
+            <w:pPr>
+              <w:jc w:val="center"/>
+            </w:pPr>
+            <w:r/>
+            <w:r>
+              <w:rPr>
+                <w:rFonts w:ascii="Times New Roman" w:hAnsi="Times New Roman" w:eastAsia="宋体"/>
+                <w:b w:val="0"/>
+                <w:color w:val="333333"/>
+                <w:sz w:val="21"/>
+              </w:rPr>
+              <w:t>服务器 / GPU / 网络 / 安全</w:t>
+            </w:r>
+          </w:p>
+        </w:tc>
+        <w:tc>
+          <w:tcPr>
+            <w:tcW w:type="dxa" w:w="2771"/>
+          </w:tcPr>
+          <w:p>
+            <w:pPr>
+              <w:jc w:val="center"/>
+            </w:pPr>
+            <w:r/>
+            <w:r>
+              <w:rPr>
+                <w:rFonts w:ascii="Times New Roman" w:hAnsi="Times New Roman" w:eastAsia="宋体"/>
+                <w:b w:val="0"/>
+                <w:color w:val="333333"/>
+                <w:sz w:val="21"/>
+              </w:rPr>
+              <w:t>代采购</w:t>
+            </w:r>
+          </w:p>
+        </w:tc>
+      </w:tr>
+      <w:tr>
+        <w:tc>
+          <w:tcPr>
+            <w:tcW w:type="dxa" w:w="2771"/>
+          </w:tcPr>
+          <w:p>
+            <w:pPr>
+              <w:jc w:val="center"/>
+            </w:pPr>
+            <w:r/>
+            <w:r>
+              <w:rPr>
+                <w:rFonts w:ascii="Times New Roman" w:hAnsi="Times New Roman" w:eastAsia="宋体"/>
+                <w:b w:val="0"/>
+                <w:color w:val="333333"/>
+                <w:sz w:val="21"/>
+              </w:rPr>
+              <w:t>实施与培训</w:t>
+            </w:r>
+          </w:p>
+        </w:tc>
+        <w:tc>
+          <w:tcPr>
+            <w:tcW w:type="dxa" w:w="2771"/>
+          </w:tcPr>
+          <w:p>
+            <w:pPr>
+              <w:jc w:val="center"/>
+            </w:pPr>
+            <w:r/>
+            <w:r>
+              <w:rPr>
+                <w:rFonts w:ascii="Times New Roman" w:hAnsi="Times New Roman" w:eastAsia="宋体"/>
+                <w:b w:val="0"/>
+                <w:color w:val="333333"/>
+                <w:sz w:val="21"/>
+              </w:rPr>
+              <w:t>部署 / 联调 / 用户培训</w:t>
+            </w:r>
+          </w:p>
+        </w:tc>
+        <w:tc>
+          <w:tcPr>
+            <w:tcW w:type="dxa" w:w="2771"/>
+          </w:tcPr>
+          <w:p>
+            <w:pPr>
+              <w:jc w:val="center"/>
+            </w:pPr>
+            <w:r/>
+            <w:r>
+              <w:rPr>
+                <w:rFonts w:ascii="Times New Roman" w:hAnsi="Times New Roman" w:eastAsia="宋体"/>
+                <w:b w:val="0"/>
+                <w:color w:val="333333"/>
+                <w:sz w:val="21"/>
+              </w:rPr>
+              <w:t>—</w:t>
+            </w:r>
+          </w:p>
+        </w:tc>
+      </w:tr>
+      <w:tr>
+        <w:tc>
+          <w:tcPr>
+            <w:tcW w:type="dxa" w:w="2771"/>
+          </w:tcPr>
+          <w:p>
+            <w:pPr>
+              <w:jc w:val="center"/>
+            </w:pPr>
+            <w:r/>
+            <w:r>
+              <w:rPr>
+                <w:rFonts w:ascii="Times New Roman" w:hAnsi="Times New Roman" w:eastAsia="宋体"/>
+                <w:b w:val="0"/>
+                <w:color w:val="333333"/>
+                <w:sz w:val="21"/>
+              </w:rPr>
+              <w:t>运维质保</w:t>
+            </w:r>
+          </w:p>
+        </w:tc>
+        <w:tc>
+          <w:tcPr>
+            <w:tcW w:type="dxa" w:w="2771"/>
+          </w:tcPr>
+          <w:p>
+            <w:pPr>
+              <w:jc w:val="center"/>
+            </w:pPr>
+            <w:r/>
+            <w:r>
+              <w:rPr>
+                <w:rFonts w:ascii="Times New Roman" w:hAnsi="Times New Roman" w:eastAsia="宋体"/>
+                <w:b w:val="0"/>
+                <w:color w:val="333333"/>
+                <w:sz w:val="21"/>
+              </w:rPr>
+              <w:t>质保期服务</w:t>
+            </w:r>
+          </w:p>
+        </w:tc>
+        <w:tc>
+          <w:tcPr>
+            <w:tcW w:type="dxa" w:w="2771"/>
+          </w:tcPr>
+          <w:p>
+            <w:pPr>
+              <w:jc w:val="center"/>
+            </w:pPr>
+            <w:r/>
+            <w:r>
+              <w:rPr>
+                <w:rFonts w:ascii="Times New Roman" w:hAnsi="Times New Roman" w:eastAsia="宋体"/>
+                <w:b w:val="0"/>
+                <w:color w:val="333333"/>
+                <w:sz w:val="21"/>
+              </w:rPr>
+              <w:t>建议 2 年</w:t>
+            </w:r>
+          </w:p>
+        </w:tc>
+      </w:tr>
+    </w:tbl>
     <w:p>
       <w:pPr>
         <w:pStyle w:val="Heading2"/>
@@ -786,13 +6985,677 @@
       </w:r>
     </w:p>
     <w:p>
+      <w:pPr>
+        <w:spacing w:before="120" w:after="60"/>
+        <w:jc w:val="center"/>
+      </w:pPr>
       <w:r>
-        <w:t>质保期 / SLA / 响应时间 / 交付物……</w:t>
+        <w:rPr>
+          <w:rFonts w:ascii="Times New Roman" w:hAnsi="Times New Roman" w:eastAsia="宋体"/>
+          <w:b/>
+          <w:color w:val="333333"/>
+          <w:sz w:val="21"/>
+        </w:rPr>
+        <w:t>表 8-2  服务保障承诺</w:t>
+      </w:r>
+    </w:p>
+    <w:tbl>
+      <w:tblPr>
+        <w:tblW w:type="auto" w:w="0"/>
+        <w:jc w:val="center"/>
+        <w:tblLook w:firstColumn="1" w:firstRow="1" w:lastColumn="0" w:lastRow="0" w:noHBand="0" w:noVBand="1" w:val="04A0"/>
+        <w:tblBorders>
+          <w:top w:val="single" w:sz="12" w:space="0" w:color="1B3A5C"/>
+          <w:bottom w:val="single" w:sz="12" w:space="0" w:color="1B3A5C"/>
+          <w:left w:val="single" w:sz="12" w:space="0" w:color="1B3A5C"/>
+          <w:right w:val="single" w:sz="12" w:space="0" w:color="1B3A5C"/>
+          <w:insideH w:val="single" w:sz="4" w:space="0" w:color="CCCCCC"/>
+          <w:insideV w:val="single" w:sz="4" w:space="0" w:color="CCCCCC"/>
+        </w:tblBorders>
+      </w:tblPr>
+      <w:tblGrid>
+        <w:gridCol w:w="453600"/>
+        <w:gridCol w:w="453600"/>
+      </w:tblGrid>
+      <w:tr>
+        <w:tc>
+          <w:tcPr>
+            <w:tcW w:type="dxa" w:w="4156"/>
+            <w:shd w:fill="1B3A5C" w:val="clear"/>
+          </w:tcPr>
+          <w:p>
+            <w:pPr>
+              <w:jc w:val="center"/>
+            </w:pPr>
+            <w:r/>
+            <w:r>
+              <w:rPr>
+                <w:rFonts w:ascii="Times New Roman" w:hAnsi="Times New Roman" w:eastAsia="宋体"/>
+                <w:b/>
+                <w:color w:val="FFFFFF"/>
+                <w:sz w:val="21"/>
+              </w:rPr>
+              <w:t>指标</w:t>
+            </w:r>
+          </w:p>
+        </w:tc>
+        <w:tc>
+          <w:tcPr>
+            <w:tcW w:type="dxa" w:w="4156"/>
+            <w:shd w:fill="1B3A5C" w:val="clear"/>
+          </w:tcPr>
+          <w:p>
+            <w:pPr>
+              <w:jc w:val="center"/>
+            </w:pPr>
+            <w:r/>
+            <w:r>
+              <w:rPr>
+                <w:rFonts w:ascii="Times New Roman" w:hAnsi="Times New Roman" w:eastAsia="宋体"/>
+                <w:b/>
+                <w:color w:val="FFFFFF"/>
+                <w:sz w:val="21"/>
+              </w:rPr>
+              <w:t>承诺</w:t>
+            </w:r>
+          </w:p>
+        </w:tc>
+      </w:tr>
+      <w:tr>
+        <w:tc>
+          <w:tcPr>
+            <w:tcW w:type="dxa" w:w="4156"/>
+          </w:tcPr>
+          <w:p>
+            <w:pPr>
+              <w:jc w:val="center"/>
+            </w:pPr>
+            <w:r/>
+            <w:r>
+              <w:rPr>
+                <w:rFonts w:ascii="Times New Roman" w:hAnsi="Times New Roman" w:eastAsia="宋体"/>
+                <w:b w:val="0"/>
+                <w:color w:val="333333"/>
+                <w:sz w:val="21"/>
+              </w:rPr>
+              <w:t>质保期</w:t>
+            </w:r>
+          </w:p>
+        </w:tc>
+        <w:tc>
+          <w:tcPr>
+            <w:tcW w:type="dxa" w:w="4156"/>
+          </w:tcPr>
+          <w:p>
+            <w:pPr>
+              <w:jc w:val="center"/>
+            </w:pPr>
+            <w:r/>
+            <w:r>
+              <w:rPr>
+                <w:rFonts w:ascii="Times New Roman" w:hAnsi="Times New Roman" w:eastAsia="宋体"/>
+                <w:b w:val="0"/>
+                <w:color w:val="333333"/>
+                <w:sz w:val="21"/>
+              </w:rPr>
+              <w:t>建议 2 年</w:t>
+            </w:r>
+          </w:p>
+        </w:tc>
+      </w:tr>
+      <w:tr>
+        <w:tc>
+          <w:tcPr>
+            <w:tcW w:type="dxa" w:w="4156"/>
+          </w:tcPr>
+          <w:p>
+            <w:pPr>
+              <w:jc w:val="center"/>
+            </w:pPr>
+            <w:r/>
+            <w:r>
+              <w:rPr>
+                <w:rFonts w:ascii="Times New Roman" w:hAnsi="Times New Roman" w:eastAsia="宋体"/>
+                <w:b w:val="0"/>
+                <w:color w:val="333333"/>
+                <w:sz w:val="21"/>
+              </w:rPr>
+              <w:t>SLA</w:t>
+            </w:r>
+          </w:p>
+        </w:tc>
+        <w:tc>
+          <w:tcPr>
+            <w:tcW w:type="dxa" w:w="4156"/>
+          </w:tcPr>
+          <w:p>
+            <w:pPr>
+              <w:jc w:val="center"/>
+            </w:pPr>
+            <w:r/>
+            <w:r>
+              <w:rPr>
+                <w:rFonts w:ascii="Times New Roman" w:hAnsi="Times New Roman" w:eastAsia="宋体"/>
+                <w:b w:val="0"/>
+                <w:color w:val="333333"/>
+                <w:sz w:val="21"/>
+              </w:rPr>
+              <w:t>MTBF ≥10000h（质保期内持续统计）</w:t>
+            </w:r>
+          </w:p>
+        </w:tc>
+      </w:tr>
+      <w:tr>
+        <w:tc>
+          <w:tcPr>
+            <w:tcW w:type="dxa" w:w="4156"/>
+          </w:tcPr>
+          <w:p>
+            <w:pPr>
+              <w:jc w:val="center"/>
+            </w:pPr>
+            <w:r/>
+            <w:r>
+              <w:rPr>
+                <w:rFonts w:ascii="Times New Roman" w:hAnsi="Times New Roman" w:eastAsia="宋体"/>
+                <w:b w:val="0"/>
+                <w:color w:val="333333"/>
+                <w:sz w:val="21"/>
+              </w:rPr>
+              <w:t>响应时间</w:t>
+            </w:r>
+          </w:p>
+        </w:tc>
+        <w:tc>
+          <w:tcPr>
+            <w:tcW w:type="dxa" w:w="4156"/>
+          </w:tcPr>
+          <w:p>
+            <w:pPr>
+              <w:jc w:val="center"/>
+            </w:pPr>
+            <w:r/>
+            <w:r>
+              <w:rPr>
+                <w:rFonts w:ascii="Times New Roman" w:hAnsi="Times New Roman" w:eastAsia="宋体"/>
+                <w:b w:val="0"/>
+                <w:color w:val="333333"/>
+                <w:sz w:val="21"/>
+              </w:rPr>
+              <w:t>远程 ≤2h / 现场 ≤24h</w:t>
+            </w:r>
+          </w:p>
+        </w:tc>
+      </w:tr>
+      <w:tr>
+        <w:tc>
+          <w:tcPr>
+            <w:tcW w:type="dxa" w:w="4156"/>
+          </w:tcPr>
+          <w:p>
+            <w:pPr>
+              <w:jc w:val="center"/>
+            </w:pPr>
+            <w:r/>
+            <w:r>
+              <w:rPr>
+                <w:rFonts w:ascii="Times New Roman" w:hAnsi="Times New Roman" w:eastAsia="宋体"/>
+                <w:b w:val="0"/>
+                <w:color w:val="333333"/>
+                <w:sz w:val="21"/>
+              </w:rPr>
+              <w:t>交付物</w:t>
+            </w:r>
+          </w:p>
+        </w:tc>
+        <w:tc>
+          <w:tcPr>
+            <w:tcW w:type="dxa" w:w="4156"/>
+          </w:tcPr>
+          <w:p>
+            <w:pPr>
+              <w:jc w:val="center"/>
+            </w:pPr>
+            <w:r/>
+            <w:r>
+              <w:rPr>
+                <w:rFonts w:ascii="Times New Roman" w:hAnsi="Times New Roman" w:eastAsia="宋体"/>
+                <w:b w:val="0"/>
+                <w:color w:val="333333"/>
+                <w:sz w:val="21"/>
+              </w:rPr>
+              <w:t>需求规格说明书 / 设计文档 / 测试报告 / 用户手册 / 竣工报告</w:t>
+            </w:r>
+          </w:p>
+        </w:tc>
+      </w:tr>
+    </w:tbl>
+    <w:p>
+      <w:pPr>
+        <w:sectPr>
+          <w:pgSz w:w="11906" w:h="16838"/>
+          <w:pgMar w:top="1440" w:right="1797" w:bottom="1440" w:left="1797" w:header="850" w:footer="850" w:gutter="0"/>
+          <w:cols w:space="720"/>
+          <w:docGrid w:linePitch="360"/>
+        </w:sectPr>
+      </w:pPr>
+    </w:p>
+    <w:p>
+      <w:pPr>
+        <w:pStyle w:val="Heading1"/>
+      </w:pPr>
+      <w:r>
+        <w:t>修订记录</w:t>
+      </w:r>
+    </w:p>
+    <w:p>
+      <w:pPr>
+        <w:spacing w:before="120" w:after="60"/>
+        <w:jc w:val="center"/>
+      </w:pPr>
+      <w:r>
+        <w:rPr>
+          <w:rFonts w:ascii="Times New Roman" w:hAnsi="Times New Roman" w:eastAsia="宋体"/>
+          <w:b/>
+          <w:color w:val="333333"/>
+          <w:sz w:val="21"/>
+        </w:rPr>
+        <w:t>表 R-1  修订记录</w:t>
+      </w:r>
+    </w:p>
+    <w:tbl>
+      <w:tblPr>
+        <w:tblW w:type="auto" w:w="0"/>
+        <w:jc w:val="center"/>
+        <w:tblLook w:firstColumn="1" w:firstRow="1" w:lastColumn="0" w:lastRow="0" w:noHBand="0" w:noVBand="1" w:val="04A0"/>
+        <w:tblBorders>
+          <w:top w:val="single" w:sz="12" w:space="0" w:color="1B3A5C"/>
+          <w:bottom w:val="single" w:sz="12" w:space="0" w:color="1B3A5C"/>
+          <w:left w:val="single" w:sz="12" w:space="0" w:color="1B3A5C"/>
+          <w:right w:val="single" w:sz="12" w:space="0" w:color="1B3A5C"/>
+          <w:insideH w:val="single" w:sz="4" w:space="0" w:color="CCCCCC"/>
+          <w:insideV w:val="single" w:sz="4" w:space="0" w:color="CCCCCC"/>
+        </w:tblBorders>
+      </w:tblPr>
+      <w:tblGrid>
+        <w:gridCol w:w="226800"/>
+        <w:gridCol w:w="226800"/>
+        <w:gridCol w:w="226800"/>
+        <w:gridCol w:w="226800"/>
+      </w:tblGrid>
+      <w:tr>
+        <w:tc>
+          <w:tcPr>
+            <w:tcW w:type="dxa" w:w="2078"/>
+            <w:shd w:fill="1B3A5C" w:val="clear"/>
+          </w:tcPr>
+          <w:p>
+            <w:pPr>
+              <w:jc w:val="center"/>
+            </w:pPr>
+            <w:r/>
+            <w:r>
+              <w:rPr>
+                <w:rFonts w:ascii="Times New Roman" w:hAnsi="Times New Roman" w:eastAsia="宋体"/>
+                <w:b/>
+                <w:color w:val="FFFFFF"/>
+                <w:sz w:val="21"/>
+              </w:rPr>
+              <w:t>版本</w:t>
+            </w:r>
+          </w:p>
+        </w:tc>
+        <w:tc>
+          <w:tcPr>
+            <w:tcW w:type="dxa" w:w="2078"/>
+            <w:shd w:fill="1B3A5C" w:val="clear"/>
+          </w:tcPr>
+          <w:p>
+            <w:pPr>
+              <w:jc w:val="center"/>
+            </w:pPr>
+            <w:r/>
+            <w:r>
+              <w:rPr>
+                <w:rFonts w:ascii="Times New Roman" w:hAnsi="Times New Roman" w:eastAsia="宋体"/>
+                <w:b/>
+                <w:color w:val="FFFFFF"/>
+                <w:sz w:val="21"/>
+              </w:rPr>
+              <w:t>修订日期</w:t>
+            </w:r>
+          </w:p>
+        </w:tc>
+        <w:tc>
+          <w:tcPr>
+            <w:tcW w:type="dxa" w:w="2078"/>
+            <w:shd w:fill="1B3A5C" w:val="clear"/>
+          </w:tcPr>
+          <w:p>
+            <w:pPr>
+              <w:jc w:val="center"/>
+            </w:pPr>
+            <w:r/>
+            <w:r>
+              <w:rPr>
+                <w:rFonts w:ascii="Times New Roman" w:hAnsi="Times New Roman" w:eastAsia="宋体"/>
+                <w:b/>
+                <w:color w:val="FFFFFF"/>
+                <w:sz w:val="21"/>
+              </w:rPr>
+              <w:t>修订内容</w:t>
+            </w:r>
+          </w:p>
+        </w:tc>
+        <w:tc>
+          <w:tcPr>
+            <w:tcW w:type="dxa" w:w="2078"/>
+            <w:shd w:fill="1B3A5C" w:val="clear"/>
+          </w:tcPr>
+          <w:p>
+            <w:pPr>
+              <w:jc w:val="center"/>
+            </w:pPr>
+            <w:r/>
+            <w:r>
+              <w:rPr>
+                <w:rFonts w:ascii="Times New Roman" w:hAnsi="Times New Roman" w:eastAsia="宋体"/>
+                <w:b/>
+                <w:color w:val="FFFFFF"/>
+                <w:sz w:val="21"/>
+              </w:rPr>
+              <w:t>修订人</w:t>
+            </w:r>
+          </w:p>
+        </w:tc>
+      </w:tr>
+      <w:tr>
+        <w:tc>
+          <w:tcPr>
+            <w:tcW w:type="dxa" w:w="2078"/>
+          </w:tcPr>
+          <w:p>
+            <w:pPr>
+              <w:jc w:val="center"/>
+            </w:pPr>
+            <w:r/>
+            <w:r>
+              <w:rPr>
+                <w:rFonts w:ascii="Times New Roman" w:hAnsi="Times New Roman" w:eastAsia="宋体"/>
+                <w:b w:val="0"/>
+                <w:color w:val="333333"/>
+                <w:sz w:val="21"/>
+              </w:rPr>
+              <w:t>V1.0</w:t>
+            </w:r>
+          </w:p>
+        </w:tc>
+        <w:tc>
+          <w:tcPr>
+            <w:tcW w:type="dxa" w:w="2078"/>
+          </w:tcPr>
+          <w:p>
+            <w:pPr>
+              <w:jc w:val="center"/>
+            </w:pPr>
+            <w:r/>
+            <w:r>
+              <w:rPr>
+                <w:rFonts w:ascii="Times New Roman" w:hAnsi="Times New Roman" w:eastAsia="宋体"/>
+                <w:b w:val="0"/>
+                <w:color w:val="333333"/>
+                <w:sz w:val="21"/>
+              </w:rPr>
+              <w:t>2026-XX-XX</w:t>
+            </w:r>
+          </w:p>
+        </w:tc>
+        <w:tc>
+          <w:tcPr>
+            <w:tcW w:type="dxa" w:w="2078"/>
+          </w:tcPr>
+          <w:p>
+            <w:pPr>
+              <w:jc w:val="center"/>
+            </w:pPr>
+            <w:r/>
+            <w:r>
+              <w:rPr>
+                <w:rFonts w:ascii="Times New Roman" w:hAnsi="Times New Roman" w:eastAsia="宋体"/>
+                <w:b w:val="0"/>
+                <w:color w:val="333333"/>
+                <w:sz w:val="21"/>
+              </w:rPr>
+              <w:t>初稿编制</w:t>
+            </w:r>
+          </w:p>
+        </w:tc>
+        <w:tc>
+          <w:tcPr>
+            <w:tcW w:type="dxa" w:w="2078"/>
+          </w:tcPr>
+          <w:p>
+            <w:pPr>
+              <w:jc w:val="center"/>
+            </w:pPr>
+            <w:r/>
+            <w:r>
+              <w:rPr>
+                <w:rFonts w:ascii="Times New Roman" w:hAnsi="Times New Roman" w:eastAsia="宋体"/>
+                <w:b w:val="0"/>
+                <w:color w:val="333333"/>
+                <w:sz w:val="21"/>
+              </w:rPr>
+            </w:r>
+          </w:p>
+        </w:tc>
+      </w:tr>
+      <w:tr>
+        <w:tc>
+          <w:tcPr>
+            <w:tcW w:type="dxa" w:w="2078"/>
+          </w:tcPr>
+          <w:p>
+            <w:pPr>
+              <w:jc w:val="center"/>
+            </w:pPr>
+            <w:r/>
+            <w:r>
+              <w:rPr>
+                <w:rFonts w:ascii="Times New Roman" w:hAnsi="Times New Roman" w:eastAsia="宋体"/>
+                <w:b w:val="0"/>
+                <w:color w:val="333333"/>
+                <w:sz w:val="21"/>
+              </w:rPr>
+            </w:r>
+          </w:p>
+        </w:tc>
+        <w:tc>
+          <w:tcPr>
+            <w:tcW w:type="dxa" w:w="2078"/>
+          </w:tcPr>
+          <w:p>
+            <w:pPr>
+              <w:jc w:val="center"/>
+            </w:pPr>
+            <w:r/>
+            <w:r>
+              <w:rPr>
+                <w:rFonts w:ascii="Times New Roman" w:hAnsi="Times New Roman" w:eastAsia="宋体"/>
+                <w:b w:val="0"/>
+                <w:color w:val="333333"/>
+                <w:sz w:val="21"/>
+              </w:rPr>
+            </w:r>
+          </w:p>
+        </w:tc>
+        <w:tc>
+          <w:tcPr>
+            <w:tcW w:type="dxa" w:w="2078"/>
+          </w:tcPr>
+          <w:p>
+            <w:pPr>
+              <w:jc w:val="center"/>
+            </w:pPr>
+            <w:r/>
+            <w:r>
+              <w:rPr>
+                <w:rFonts w:ascii="Times New Roman" w:hAnsi="Times New Roman" w:eastAsia="宋体"/>
+                <w:b w:val="0"/>
+                <w:color w:val="333333"/>
+                <w:sz w:val="21"/>
+              </w:rPr>
+            </w:r>
+          </w:p>
+        </w:tc>
+        <w:tc>
+          <w:tcPr>
+            <w:tcW w:type="dxa" w:w="2078"/>
+          </w:tcPr>
+          <w:p>
+            <w:pPr>
+              <w:jc w:val="center"/>
+            </w:pPr>
+            <w:r/>
+            <w:r>
+              <w:rPr>
+                <w:rFonts w:ascii="Times New Roman" w:hAnsi="Times New Roman" w:eastAsia="宋体"/>
+                <w:b w:val="0"/>
+                <w:color w:val="333333"/>
+                <w:sz w:val="21"/>
+              </w:rPr>
+            </w:r>
+          </w:p>
+        </w:tc>
+      </w:tr>
+      <w:tr>
+        <w:tc>
+          <w:tcPr>
+            <w:tcW w:type="dxa" w:w="2078"/>
+          </w:tcPr>
+          <w:p>
+            <w:pPr>
+              <w:jc w:val="center"/>
+            </w:pPr>
+            <w:r/>
+            <w:r>
+              <w:rPr>
+                <w:rFonts w:ascii="Times New Roman" w:hAnsi="Times New Roman" w:eastAsia="宋体"/>
+                <w:b w:val="0"/>
+                <w:color w:val="333333"/>
+                <w:sz w:val="21"/>
+              </w:rPr>
+            </w:r>
+          </w:p>
+        </w:tc>
+        <w:tc>
+          <w:tcPr>
+            <w:tcW w:type="dxa" w:w="2078"/>
+          </w:tcPr>
+          <w:p>
+            <w:pPr>
+              <w:jc w:val="center"/>
+            </w:pPr>
+            <w:r/>
+            <w:r>
+              <w:rPr>
+                <w:rFonts w:ascii="Times New Roman" w:hAnsi="Times New Roman" w:eastAsia="宋体"/>
+                <w:b w:val="0"/>
+                <w:color w:val="333333"/>
+                <w:sz w:val="21"/>
+              </w:rPr>
+            </w:r>
+          </w:p>
+        </w:tc>
+        <w:tc>
+          <w:tcPr>
+            <w:tcW w:type="dxa" w:w="2078"/>
+          </w:tcPr>
+          <w:p>
+            <w:pPr>
+              <w:jc w:val="center"/>
+            </w:pPr>
+            <w:r/>
+            <w:r>
+              <w:rPr>
+                <w:rFonts w:ascii="Times New Roman" w:hAnsi="Times New Roman" w:eastAsia="宋体"/>
+                <w:b w:val="0"/>
+                <w:color w:val="333333"/>
+                <w:sz w:val="21"/>
+              </w:rPr>
+            </w:r>
+          </w:p>
+        </w:tc>
+        <w:tc>
+          <w:tcPr>
+            <w:tcW w:type="dxa" w:w="2078"/>
+          </w:tcPr>
+          <w:p>
+            <w:pPr>
+              <w:jc w:val="center"/>
+            </w:pPr>
+            <w:r/>
+            <w:r>
+              <w:rPr>
+                <w:rFonts w:ascii="Times New Roman" w:hAnsi="Times New Roman" w:eastAsia="宋体"/>
+                <w:b w:val="0"/>
+                <w:color w:val="333333"/>
+                <w:sz w:val="21"/>
+              </w:rPr>
+            </w:r>
+          </w:p>
+        </w:tc>
+      </w:tr>
+    </w:tbl>
+    <w:p>
+      <w:pPr>
+        <w:sectPr>
+          <w:pgSz w:w="11906" w:h="16838"/>
+          <w:pgMar w:top="1440" w:right="1797" w:bottom="1440" w:left="1797" w:header="850" w:footer="850" w:gutter="0"/>
+          <w:cols w:space="720"/>
+          <w:docGrid w:linePitch="360"/>
+        </w:sectPr>
+      </w:pPr>
+    </w:p>
+    <w:p>
+      <w:pPr>
+        <w:pStyle w:val="Heading1"/>
+      </w:pPr>
+      <w:r>
+        <w:t>附录</w:t>
+      </w:r>
+    </w:p>
+    <w:p>
+      <w:r>
+        <w:t>附录 A  术语表</w:t>
+      </w:r>
+    </w:p>
+    <w:p>
+      <w:r>
+        <w:t>附录 B  参考标准与规范</w:t>
+      </w:r>
+    </w:p>
+    <w:p>
+      <w:r>
+        <w:t>附录 C  接口规范清单</w:t>
+      </w:r>
+    </w:p>
+    <w:p>
+      <w:r>
+        <w:t>附录 D  功能完整清单（109 项）</w:t>
+      </w:r>
+    </w:p>
+    <w:p>
+      <w:r>
+        <w:t>附录 E  非功能指标完整清单（34 项）</w:t>
+      </w:r>
+    </w:p>
+    <w:p>
+      <w:r>
+        <w:t>附录 F  公司资质与典型案例</w:t>
       </w:r>
     </w:p>
     <w:sectPr>
-      <w:headerReference w:type="default" r:id="rId9"/>
-      <w:footerReference w:type="default" r:id="rId10"/>
       <w:pgSz w:w="11906" w:h="16838"/>
       <w:pgMar w:top="1440" w:right="1797" w:bottom="1440" w:left="1797" w:header="850" w:footer="850" w:gutter="0"/>
       <w:cols w:space="720"/>
@@ -807,6 +7670,16 @@
   <w:p>
     <w:pPr>
       <w:pStyle w:val="Footer"/>
+    </w:pPr>
+  </w:p>
+</w:ftr>
+</file>
+
+<file path=word/footer2.xml><?xml version="1.0" encoding="utf-8"?>
+<w:ftr xmlns:m="http://schemas.openxmlformats.org/officeDocument/2006/math" xmlns:mc="http://schemas.openxmlformats.org/markup-compatibility/2006" xmlns:mo="http://schemas.microsoft.com/office/mac/office/2008/main" xmlns:mv="urn:schemas-microsoft-com:mac:vml" xmlns:o="urn:schemas-microsoft-com:office:office" xmlns:r="http://schemas.openxmlformats.org/officeDocument/2006/relationships" xmlns:v="urn:schemas-microsoft-com:vml" xmlns:w10="urn:schemas-microsoft-com:office:word" xmlns:w14="http://schemas.microsoft.com/office/word/2010/wordml" xmlns:w="http://schemas.openxmlformats.org/wordprocessingml/2006/main" xmlns:wne="http://schemas.microsoft.com/office/word/2006/wordml" xmlns:wp14="http://schemas.microsoft.com/office/word/2010/wordprocessingDrawing" xmlns:wp="http://schemas.openxmlformats.org/drawingml/2006/wordprocessingDrawing" xmlns:wpc="http://schemas.microsoft.com/office/word/2010/wordprocessingCanvas" xmlns:wpg="http://schemas.microsoft.com/office/word/2010/wordprocessingGroup" xmlns:wpi="http://schemas.microsoft.com/office/word/2010/wordprocessingInk" xmlns:wps="http://schemas.microsoft.com/office/word/2010/wordprocessingShape" mc:Ignorable="w14 wp14">
+  <w:p>
+    <w:pPr>
+      <w:pStyle w:val="Footer"/>
       <w:jc w:val="center"/>
     </w:pPr>
     <w:r>
@@ -841,6 +7714,16 @@
 </file>
 
 <file path=word/header1.xml><?xml version="1.0" encoding="utf-8"?>
+<w:hdr xmlns:m="http://schemas.openxmlformats.org/officeDocument/2006/math" xmlns:mc="http://schemas.openxmlformats.org/markup-compatibility/2006" xmlns:mo="http://schemas.microsoft.com/office/mac/office/2008/main" xmlns:mv="urn:schemas-microsoft-com:mac:vml" xmlns:o="urn:schemas-microsoft-com:office:office" xmlns:r="http://schemas.openxmlformats.org/officeDocument/2006/relationships" xmlns:v="urn:schemas-microsoft-com:vml" xmlns:w10="urn:schemas-microsoft-com:office:word" xmlns:w14="http://schemas.microsoft.com/office/word/2010/wordml" xmlns:w="http://schemas.openxmlformats.org/wordprocessingml/2006/main" xmlns:wne="http://schemas.microsoft.com/office/word/2006/wordml" xmlns:wp14="http://schemas.microsoft.com/office/word/2010/wordprocessingDrawing" xmlns:wp="http://schemas.openxmlformats.org/drawingml/2006/wordprocessingDrawing" xmlns:wpc="http://schemas.microsoft.com/office/word/2010/wordprocessingCanvas" xmlns:wpg="http://schemas.microsoft.com/office/word/2010/wordprocessingGroup" xmlns:wpi="http://schemas.microsoft.com/office/word/2010/wordprocessingInk" xmlns:wps="http://schemas.microsoft.com/office/word/2010/wordprocessingShape" mc:Ignorable="w14 wp14">
+  <w:p>
+    <w:pPr>
+      <w:pStyle w:val="Header"/>
+    </w:pPr>
+  </w:p>
+</w:hdr>
+</file>
+
+<file path=word/header2.xml><?xml version="1.0" encoding="utf-8"?>
 <w:hdr xmlns:m="http://schemas.openxmlformats.org/officeDocument/2006/math" xmlns:mc="http://schemas.openxmlformats.org/markup-compatibility/2006" xmlns:mo="http://schemas.microsoft.com/office/mac/office/2008/main" xmlns:mv="urn:schemas-microsoft-com:mac:vml" xmlns:o="urn:schemas-microsoft-com:office:office" xmlns:r="http://schemas.openxmlformats.org/officeDocument/2006/relationships" xmlns:v="urn:schemas-microsoft-com:vml" xmlns:w10="urn:schemas-microsoft-com:office:word" xmlns:w14="http://schemas.microsoft.com/office/word/2010/wordml" xmlns:w="http://schemas.openxmlformats.org/wordprocessingml/2006/main" xmlns:wne="http://schemas.microsoft.com/office/word/2006/wordml" xmlns:wp14="http://schemas.microsoft.com/office/word/2010/wordprocessingDrawing" xmlns:wp="http://schemas.openxmlformats.org/drawingml/2006/wordprocessingDrawing" xmlns:wpc="http://schemas.microsoft.com/office/word/2010/wordprocessingCanvas" xmlns:wpg="http://schemas.microsoft.com/office/word/2010/wordprocessingGroup" xmlns:wpi="http://schemas.microsoft.com/office/word/2010/wordprocessingInk" xmlns:wps="http://schemas.microsoft.com/office/word/2010/wordprocessingShape" mc:Ignorable="w14 wp14">
   <w:p>
     <w:pPr>
@@ -1289,7 +8172,7 @@
     <w:pPr>
       <w:keepNext/>
       <w:keepLines/>
-      <w:spacing w:before="360" w:after="240" w:line="360" w:lineRule="auto"/>
+      <w:spacing w:before="240" w:after="240" w:line="360" w:lineRule="auto"/>
       <w:ind w:firstLine="0"/>
       <w:outlineLvl w:val="0"/>
     </w:pPr>
